--- a/M&A/カンテサンス/意向表明書_カンテサンス_20260930_v5_修正履歴_ひな型対応.docx
+++ b/M&A/カンテサンス/意向表明書_カンテサンス_20260930_v5_修正履歴_ひな型対応.docx
@@ -718,133 +718,25 @@
                 <w:rFonts w:ascii="BIZ UDPゴシック" w:hAnsi="BIZ UDPゴシック" w:eastAsia="BIZ UDPゴシック"/>
               </w:rPr>
             </w:pPr>
-            <w:r>
-              <w:rPr>
-                <w:rFonts w:ascii="BIZ UDPゴシック" w:hAnsi="BIZ UDPゴシック" w:eastAsia="BIZ UDPゴシック"/>
-                <w:sz w:val="20"/>
-                <w:szCs w:val="20"/>
-              </w:rPr>
-              <w:t>創業</w:t>
-            </w:r>
-          </w:p>
-        </w:tc>
-        <w:tc>
-          <w:tcPr>
-            <w:tcW w:w="8300" w:type="dxa"/>
-            <w:tcBorders>
-              <w:top w:val="single" w:sz="4" w:space="0" w:color="BFBFBF"/>
-              <w:left w:val="single" w:sz="4" w:space="0" w:color="BFBFBF"/>
-              <w:bottom w:val="single" w:sz="4" w:space="0" w:color="BFBFBF"/>
-              <w:right w:val="single" w:sz="4" w:space="0" w:color="BFBFBF"/>
-            </w:tcBorders>
-          </w:tcPr>
-          <w:p>
-            <w:pPr>
-              <w:pStyle w:val="Normal"/>
-              <w:spacing w:lineRule="auto" w:line="278"/>
-              <w:rPr>
-                <w:rFonts w:ascii="BIZ UDPゴシック" w:hAnsi="BIZ UDPゴシック" w:eastAsia="BIZ UDPゴシック"/>
-              </w:rPr>
-            </w:pPr>
-            <w:r>
-              <w:rPr>
-                <w:rFonts w:eastAsia="BIZ UDPゴシック" w:ascii="BIZ UDPゴシック" w:hAnsi="BIZ UDPゴシック"/>
-                <w:sz w:val="20"/>
-                <w:szCs w:val="20"/>
-              </w:rPr>
-              <w:t>1970</w:t>
-            </w:r>
-            <w:r>
-              <w:rPr>
-                <w:rFonts w:ascii="BIZ UDPゴシック" w:hAnsi="BIZ UDPゴシック" w:eastAsia="BIZ UDPゴシック"/>
-                <w:sz w:val="20"/>
-                <w:szCs w:val="20"/>
-              </w:rPr>
-              <w:t>年</w:t>
-            </w:r>
-            <w:r>
-              <w:rPr>
-                <w:rFonts w:eastAsia="BIZ UDPゴシック" w:ascii="BIZ UDPゴシック" w:hAnsi="BIZ UDPゴシック"/>
-                <w:sz w:val="20"/>
-                <w:szCs w:val="20"/>
-              </w:rPr>
-              <w:t>10</w:t>
-            </w:r>
-            <w:r>
-              <w:rPr>
-                <w:rFonts w:ascii="BIZ UDPゴシック" w:hAnsi="BIZ UDPゴシック" w:eastAsia="BIZ UDPゴシック"/>
-                <w:sz w:val="20"/>
-                <w:szCs w:val="20"/>
-              </w:rPr>
-              <w:t>月（北海道札幌市）</w:t>
-            </w:r>
-          </w:p>
-        </w:tc>
-      </w:tr>
-      <w:tr>
-        <w:trPr>
-          <w:cantSplit w:val="true"/>
-          <w:ins w:id="20003" w:author="Claude" w:date="2026-09-28T12:00:00Z"/>
-        </w:trPr>
-        <w:tc>
-          <w:tcPr>
-            <w:tcW w:w="1900" w:type="dxa"/>
-            <w:tcBorders>
-              <w:top w:val="single" w:sz="4" w:space="0" w:color="BFBFBF"/>
-              <w:left w:val="single" w:sz="4" w:space="0" w:color="BFBFBF"/>
-              <w:bottom w:val="single" w:sz="4" w:space="0" w:color="BFBFBF"/>
-              <w:right w:val="single" w:sz="4" w:space="0" w:color="BFBFBF"/>
-            </w:tcBorders>
-          </w:tcPr>
-          <w:p>
-            <w:pPr>
-              <w:pStyle w:val="Normal"/>
-              <w:spacing w:lineRule="auto" w:line="278"/>
-              <w:rPr>
-                <w:ins w:id="20004" w:author="Claude" w:date="2026-09-28T12:00:00Z"/>
-                <w:rFonts w:ascii="BIZ UDPゴシック" w:hAnsi="BIZ UDPゴシック" w:eastAsia="BIZ UDPゴシック"/>
-              </w:rPr>
-            </w:pPr>
-            <w:ins w:id="20005" w:author="Claude" w:date="2026-09-28T12:00:00Z">
+            <w:commentRangeStart w:id="1"/>
+            <w:del w:id="20003" w:author="Claude" w:date="2026-09-28T12:00:00Z">
               <w:r>
                 <w:rPr>
                   <w:rFonts w:ascii="BIZ UDPゴシック" w:hAnsi="BIZ UDPゴシック" w:eastAsia="BIZ UDPゴシック"/>
                   <w:sz w:val="20"/>
                   <w:szCs w:val="20"/>
                 </w:rPr>
-                <w:t xml:space="preserve">設立日</w:t>
+                <w:delText xml:space="preserve">創業</w:delText>
               </w:r>
-            </w:ins>
-          </w:p>
-        </w:tc>
-        <w:tc>
-          <w:tcPr>
-            <w:tcW w:w="8300" w:type="dxa"/>
-            <w:tcBorders>
-              <w:top w:val="single" w:sz="4" w:space="0" w:color="BFBFBF"/>
-              <w:left w:val="single" w:sz="4" w:space="0" w:color="BFBFBF"/>
-              <w:bottom w:val="single" w:sz="4" w:space="0" w:color="BFBFBF"/>
-              <w:right w:val="single" w:sz="4" w:space="0" w:color="BFBFBF"/>
-            </w:tcBorders>
-          </w:tcPr>
-          <w:p>
-            <w:pPr>
-              <w:pStyle w:val="Normal"/>
-              <w:spacing w:lineRule="auto" w:line="278"/>
-              <w:rPr>
-                <w:ins w:id="20006" w:author="Claude" w:date="2026-09-28T12:00:00Z"/>
-                <w:rFonts w:ascii="BIZ UDPゴシック" w:hAnsi="BIZ UDPゴシック" w:eastAsia="BIZ UDPゴシック"/>
-              </w:rPr>
-            </w:pPr>
-            <w:commentRangeStart w:id="1"/>
-            <w:ins w:id="20007" w:author="Claude" w:date="2026-09-28T12:00:00Z">
+            </w:del>
+            <w:ins w:id="20004" w:author="Claude" w:date="2026-09-28T12:00:00Z">
               <w:r>
                 <w:rPr>
-                  <w:rFonts w:eastAsia="BIZ UDPゴシック" w:ascii="BIZ UDPゴシック" w:hAnsi="BIZ UDPゴシック"/>
+                  <w:rFonts w:ascii="BIZ UDPゴシック" w:hAnsi="BIZ UDPゴシック" w:eastAsia="BIZ UDPゴシック"/>
                   <w:sz w:val="20"/>
                   <w:szCs w:val="20"/>
                 </w:rPr>
-                <w:t xml:space="preserve">【要ご記入：登記簿上の設立年月日】</w:t>
+                <w:t xml:space="preserve">設立（創業）</w:t>
               </w:r>
             </w:ins>
             <w:commentRangeEnd w:id="1"/>
@@ -853,6 +745,58 @@
                 <w:rStyle w:val="CommentReference"/>
               </w:rPr>
               <w:commentReference w:id="1"/>
+            </w:r>
+          </w:p>
+        </w:tc>
+        <w:tc>
+          <w:tcPr>
+            <w:tcW w:w="8300" w:type="dxa"/>
+            <w:tcBorders>
+              <w:top w:val="single" w:sz="4" w:space="0" w:color="BFBFBF"/>
+              <w:left w:val="single" w:sz="4" w:space="0" w:color="BFBFBF"/>
+              <w:bottom w:val="single" w:sz="4" w:space="0" w:color="BFBFBF"/>
+              <w:right w:val="single" w:sz="4" w:space="0" w:color="BFBFBF"/>
+            </w:tcBorders>
+          </w:tcPr>
+          <w:p>
+            <w:pPr>
+              <w:pStyle w:val="Normal"/>
+              <w:spacing w:lineRule="auto" w:line="278"/>
+              <w:rPr>
+                <w:rFonts w:ascii="BIZ UDPゴシック" w:hAnsi="BIZ UDPゴシック" w:eastAsia="BIZ UDPゴシック"/>
+              </w:rPr>
+            </w:pPr>
+            <w:r>
+              <w:rPr>
+                <w:rFonts w:eastAsia="BIZ UDPゴシック" w:ascii="BIZ UDPゴシック" w:hAnsi="BIZ UDPゴシック"/>
+                <w:sz w:val="20"/>
+                <w:szCs w:val="20"/>
+              </w:rPr>
+              <w:t>1970</w:t>
+            </w:r>
+            <w:r>
+              <w:rPr>
+                <w:rFonts w:ascii="BIZ UDPゴシック" w:hAnsi="BIZ UDPゴシック" w:eastAsia="BIZ UDPゴシック"/>
+                <w:sz w:val="20"/>
+                <w:szCs w:val="20"/>
+              </w:rPr>
+              <w:t>年</w:t>
+            </w:r>
+            <w:r>
+              <w:rPr>
+                <w:rFonts w:eastAsia="BIZ UDPゴシック" w:ascii="BIZ UDPゴシック" w:hAnsi="BIZ UDPゴシック"/>
+                <w:sz w:val="20"/>
+                <w:szCs w:val="20"/>
+              </w:rPr>
+              <w:t>10</w:t>
+            </w:r>
+            <w:r>
+              <w:rPr>
+                <w:rFonts w:ascii="BIZ UDPゴシック" w:hAnsi="BIZ UDPゴシック" w:eastAsia="BIZ UDPゴシック"/>
+                <w:sz w:val="20"/>
+                <w:szCs w:val="20"/>
+              </w:rPr>
+              <w:t>月（北海道札幌市）</w:t>
             </w:r>
           </w:p>
         </w:tc>
@@ -1468,14 +1412,26 @@
                 <w:rFonts w:ascii="BIZ UDPゴシック" w:hAnsi="BIZ UDPゴシック" w:eastAsia="BIZ UDPゴシック"/>
               </w:rPr>
             </w:pPr>
-            <w:r>
-              <w:rPr>
-                <w:rFonts w:ascii="BIZ UDPゴシック" w:hAnsi="BIZ UDPゴシック" w:eastAsia="BIZ UDPゴシック"/>
-                <w:sz w:val="20"/>
-                <w:szCs w:val="20"/>
-              </w:rPr>
-              <w:t>直近期の売上高</w:t>
-            </w:r>
+            <w:del w:id="20010" w:author="Claude" w:date="2026-09-28T12:00:00Z">
+              <w:r>
+                <w:rPr>
+                  <w:rFonts w:ascii="BIZ UDPゴシック" w:hAnsi="BIZ UDPゴシック" w:eastAsia="BIZ UDPゴシック"/>
+                  <w:sz w:val="20"/>
+                  <w:szCs w:val="20"/>
+                </w:rPr>
+                <w:delText xml:space="preserve">直近期の売上高</w:delText>
+              </w:r>
+            </w:del>
+            <w:ins w:id="20011" w:author="Claude" w:date="2026-09-28T12:00:00Z">
+              <w:r>
+                <w:rPr>
+                  <w:rFonts w:ascii="BIZ UDPゴシック" w:hAnsi="BIZ UDPゴシック" w:eastAsia="BIZ UDPゴシック"/>
+                  <w:sz w:val="20"/>
+                  <w:szCs w:val="20"/>
+                </w:rPr>
+                <w:t xml:space="preserve">2025年9月期（単体）の売上高</w:t>
+              </w:r>
+            </w:ins>
             <w:r>
               <w:rPr>
                 <w:rFonts w:eastAsia="BIZ UDPゴシック" w:ascii="BIZ UDPゴシック" w:hAnsi="BIZ UDPゴシック"/>
@@ -1562,7 +1518,7 @@
       <w:tr>
         <w:trPr>
           <w:cantSplit w:val="true"/>
-          <w:ins w:id="20008" w:author="Claude" w:date="2026-09-28T12:00:00Z"/>
+          <w:ins w:id="20005" w:author="Claude" w:date="2026-09-28T12:00:00Z"/>
         </w:trPr>
         <w:tc>
           <w:tcPr>
@@ -1579,11 +1535,11 @@
               <w:pStyle w:val="Normal"/>
               <w:spacing w:lineRule="auto" w:line="278"/>
               <w:rPr>
-                <w:ins w:id="20009" w:author="Claude" w:date="2026-09-28T12:00:00Z"/>
-                <w:rFonts w:ascii="BIZ UDPゴシック" w:hAnsi="BIZ UDPゴシック" w:eastAsia="BIZ UDPゴシック"/>
-              </w:rPr>
-            </w:pPr>
-            <w:ins w:id="20010" w:author="Claude" w:date="2026-09-28T12:00:00Z">
+                <w:ins w:id="20006" w:author="Claude" w:date="2026-09-28T12:00:00Z"/>
+                <w:rFonts w:ascii="BIZ UDPゴシック" w:hAnsi="BIZ UDPゴシック" w:eastAsia="BIZ UDPゴシック"/>
+              </w:rPr>
+            </w:pPr>
+            <w:ins w:id="20007" w:author="Claude" w:date="2026-09-28T12:00:00Z">
               <w:r>
                 <w:rPr>
                   <w:rFonts w:ascii="BIZ UDPゴシック" w:hAnsi="BIZ UDPゴシック" w:eastAsia="BIZ UDPゴシック"/>
@@ -1610,19 +1566,19 @@
               <w:pStyle w:val="Normal"/>
               <w:spacing w:lineRule="auto" w:line="278"/>
               <w:rPr>
-                <w:ins w:id="20011" w:author="Claude" w:date="2026-09-28T12:00:00Z"/>
+                <w:ins w:id="20008" w:author="Claude" w:date="2026-09-28T12:00:00Z"/>
                 <w:rFonts w:ascii="BIZ UDPゴシック" w:hAnsi="BIZ UDPゴシック" w:eastAsia="BIZ UDPゴシック"/>
               </w:rPr>
             </w:pPr>
             <w:commentRangeStart w:id="2"/>
-            <w:ins w:id="20012" w:author="Claude" w:date="2026-09-28T12:00:00Z">
+            <w:ins w:id="20009" w:author="Claude" w:date="2026-09-28T12:00:00Z">
               <w:r>
                 <w:rPr>
                   <w:rFonts w:ascii="BIZ UDPゴシック" w:hAnsi="BIZ UDPゴシック" w:eastAsia="BIZ UDPゴシック"/>
                   <w:sz w:val="20"/>
                   <w:szCs w:val="20"/>
                 </w:rPr>
-                <w:t xml:space="preserve">別紙2の貸借対照表及び損益計算書（直近期）をご参照ください。</w:t>
+                <w:t xml:space="preserve">別紙2の貸借対照表及び損益計算書（2025年9月期）をご参照ください。</w:t>
               </w:r>
             </w:ins>
             <w:commentRangeEnd w:id="2"/>
@@ -1723,7 +1679,7 @@
         </w:rPr>
         <w:t xml:space="preserve">　当社の会社案内（株式会社アピシウスの承継実績を含みます）</w:t>
       </w:r>
-      <w:del w:id="20013" w:author="Claude" w:date="2026-09-28T12:00:00Z">
+      <w:del w:id="20012" w:author="Claude" w:date="2026-09-28T12:00:00Z">
         <w:r>
           <w:rPr>
             <w:rFonts w:ascii="BIZ UDPゴシック" w:hAnsi="BIZ UDPゴシック" w:eastAsia="BIZ UDPゴシック"/>
@@ -1734,7 +1690,7 @@
           <w:delText xml:space="preserve">を別紙として添付いたします。</w:delText>
         </w:r>
       </w:del>
-      <w:ins w:id="20014" w:author="Claude" w:date="2026-09-28T12:00:00Z">
+      <w:ins w:id="20013" w:author="Claude" w:date="2026-09-28T12:00:00Z">
         <w:r>
           <w:rPr>
             <w:rFonts w:ascii="BIZ UDPゴシック" w:hAnsi="BIZ UDPゴシック" w:eastAsia="BIZ UDPゴシック"/>
@@ -1742,7 +1698,7 @@
             <w:sz w:val="19"/>
             <w:szCs w:val="19"/>
           </w:rPr>
-          <w:t xml:space="preserve">を別紙1、直近期の貸借対照表及び損益計算書を別紙2として添付いたします。</w:t>
+          <w:t xml:space="preserve">を別紙1、2025年9月期の貸借対照表及び損益計算書（抜粋）を別紙2として添付いたします。</w:t>
         </w:r>
       </w:ins>
     </w:p>
@@ -2868,12 +2824,12 @@
         <w:pStyle w:val="Normal"/>
         <w:spacing w:lineRule="auto" w:line="300" w:before="200" w:after="100"/>
         <w:rPr>
-          <w:ins w:id="20015" w:author="Claude" w:date="2026-09-28T12:00:00Z"/>
+          <w:ins w:id="20014" w:author="Claude" w:date="2026-09-28T12:00:00Z"/>
           <w:rFonts w:ascii="BIZ UDPゴシック" w:hAnsi="BIZ UDPゴシック" w:eastAsia="BIZ UDPゴシック"/>
         </w:rPr>
       </w:pPr>
       <w:commentRangeStart w:id="3"/>
-      <w:ins w:id="20016" w:author="Claude" w:date="2026-09-28T12:00:00Z">
+      <w:ins w:id="20015" w:author="Claude" w:date="2026-09-28T12:00:00Z">
         <w:r>
           <w:rPr>
             <w:rFonts w:eastAsia="BIZ UDPゴシック" w:ascii="BIZ UDPゴシック" w:hAnsi="BIZ UDPゴシック"/>
@@ -2896,11 +2852,11 @@
         <w:pStyle w:val="Normal"/>
         <w:spacing w:lineRule="auto" w:line="300" w:before="0" w:after="120"/>
         <w:rPr>
-          <w:ins w:id="20017" w:author="Claude" w:date="2026-09-28T12:00:00Z"/>
-          <w:rFonts w:ascii="BIZ UDPゴシック" w:hAnsi="BIZ UDPゴシック" w:eastAsia="BIZ UDPゴシック"/>
-        </w:rPr>
-      </w:pPr>
-      <w:ins w:id="20018" w:author="Claude" w:date="2026-09-28T12:00:00Z">
+          <w:ins w:id="20016" w:author="Claude" w:date="2026-09-28T12:00:00Z"/>
+          <w:rFonts w:ascii="BIZ UDPゴシック" w:hAnsi="BIZ UDPゴシック" w:eastAsia="BIZ UDPゴシック"/>
+        </w:rPr>
+      </w:pPr>
+      <w:ins w:id="20017" w:author="Claude" w:date="2026-09-28T12:00:00Z">
         <w:r>
           <w:rPr>
             <w:rFonts w:ascii="BIZ UDPゴシック" w:hAnsi="BIZ UDPゴシック" w:eastAsia="BIZ UDPゴシック"/>
@@ -2930,7 +2886,7 @@
       <w:tr>
         <w:trPr>
           <w:cantSplit w:val="true"/>
-          <w:ins w:id="20019" w:author="Claude" w:date="2026-09-28T12:00:00Z"/>
+          <w:ins w:id="20018" w:author="Claude" w:date="2026-09-28T12:00:00Z"/>
         </w:trPr>
         <w:tc>
           <w:tcPr>
@@ -2948,11 +2904,11 @@
               <w:pStyle w:val="Normal"/>
               <w:spacing w:lineRule="auto" w:line="278"/>
               <w:rPr>
-                <w:ins w:id="20020" w:author="Claude" w:date="2026-09-28T12:00:00Z"/>
-                <w:rFonts w:ascii="BIZ UDPゴシック" w:hAnsi="BIZ UDPゴシック" w:eastAsia="BIZ UDPゴシック"/>
-              </w:rPr>
-            </w:pPr>
-            <w:ins w:id="20021" w:author="Claude" w:date="2026-09-28T12:00:00Z">
+                <w:ins w:id="20019" w:author="Claude" w:date="2026-09-28T12:00:00Z"/>
+                <w:rFonts w:ascii="BIZ UDPゴシック" w:hAnsi="BIZ UDPゴシック" w:eastAsia="BIZ UDPゴシック"/>
+              </w:rPr>
+            </w:pPr>
+            <w:ins w:id="20020" w:author="Claude" w:date="2026-09-28T12:00:00Z">
               <w:r>
                 <w:rPr>
                   <w:rFonts w:ascii="BIZ UDPゴシック" w:hAnsi="BIZ UDPゴシック" w:eastAsia="BIZ UDPゴシック"/>
@@ -2982,11 +2938,11 @@
               <w:pStyle w:val="Normal"/>
               <w:spacing w:lineRule="auto" w:line="278"/>
               <w:rPr>
-                <w:ins w:id="20022" w:author="Claude" w:date="2026-09-28T12:00:00Z"/>
-                <w:rFonts w:ascii="BIZ UDPゴシック" w:hAnsi="BIZ UDPゴシック" w:eastAsia="BIZ UDPゴシック"/>
-              </w:rPr>
-            </w:pPr>
-            <w:ins w:id="20023" w:author="Claude" w:date="2026-09-28T12:00:00Z">
+                <w:ins w:id="20021" w:author="Claude" w:date="2026-09-28T12:00:00Z"/>
+                <w:rFonts w:ascii="BIZ UDPゴシック" w:hAnsi="BIZ UDPゴシック" w:eastAsia="BIZ UDPゴシック"/>
+              </w:rPr>
+            </w:pPr>
+            <w:ins w:id="20022" w:author="Claude" w:date="2026-09-28T12:00:00Z">
               <w:r>
                 <w:rPr>
                   <w:rFonts w:ascii="BIZ UDPゴシック" w:hAnsi="BIZ UDPゴシック" w:eastAsia="BIZ UDPゴシック"/>
@@ -3004,7 +2960,7 @@
       <w:tr>
         <w:trPr>
           <w:cantSplit w:val="true"/>
-          <w:ins w:id="20024" w:author="Claude" w:date="2026-09-28T12:00:00Z"/>
+          <w:ins w:id="20023" w:author="Claude" w:date="2026-09-28T12:00:00Z"/>
         </w:trPr>
         <w:tc>
           <w:tcPr>
@@ -3021,11 +2977,11 @@
               <w:pStyle w:val="Normal"/>
               <w:spacing w:lineRule="auto" w:line="278"/>
               <w:rPr>
-                <w:ins w:id="20025" w:author="Claude" w:date="2026-09-28T12:00:00Z"/>
-                <w:rFonts w:ascii="BIZ UDPゴシック" w:hAnsi="BIZ UDPゴシック" w:eastAsia="BIZ UDPゴシック"/>
-              </w:rPr>
-            </w:pPr>
-            <w:ins w:id="20026" w:author="Claude" w:date="2026-09-28T12:00:00Z">
+                <w:ins w:id="20024" w:author="Claude" w:date="2026-09-28T12:00:00Z"/>
+                <w:rFonts w:ascii="BIZ UDPゴシック" w:hAnsi="BIZ UDPゴシック" w:eastAsia="BIZ UDPゴシック"/>
+              </w:rPr>
+            </w:pPr>
+            <w:ins w:id="20025" w:author="Claude" w:date="2026-09-28T12:00:00Z">
               <w:r>
                 <w:rPr>
                   <w:rFonts w:ascii="BIZ UDPゴシック" w:hAnsi="BIZ UDPゴシック" w:eastAsia="BIZ UDPゴシック"/>
@@ -3054,11 +3010,11 @@
               <w:pStyle w:val="Normal"/>
               <w:spacing w:lineRule="auto" w:line="278"/>
               <w:rPr>
-                <w:ins w:id="20027" w:author="Claude" w:date="2026-09-28T12:00:00Z"/>
-                <w:rFonts w:ascii="BIZ UDPゴシック" w:hAnsi="BIZ UDPゴシック" w:eastAsia="BIZ UDPゴシック"/>
-              </w:rPr>
-            </w:pPr>
-            <w:ins w:id="20028" w:author="Claude" w:date="2026-09-28T12:00:00Z">
+                <w:ins w:id="20026" w:author="Claude" w:date="2026-09-28T12:00:00Z"/>
+                <w:rFonts w:ascii="BIZ UDPゴシック" w:hAnsi="BIZ UDPゴシック" w:eastAsia="BIZ UDPゴシック"/>
+              </w:rPr>
+            </w:pPr>
+            <w:ins w:id="20027" w:author="Claude" w:date="2026-09-28T12:00:00Z">
               <w:r>
                 <w:rPr>
                   <w:rFonts w:ascii="BIZ UDPゴシック" w:hAnsi="BIZ UDPゴシック" w:eastAsia="BIZ UDPゴシック"/>
@@ -3074,7 +3030,7 @@
       <w:tr>
         <w:trPr>
           <w:cantSplit w:val="true"/>
-          <w:ins w:id="20029" w:author="Claude" w:date="2026-09-28T12:00:00Z"/>
+          <w:ins w:id="20028" w:author="Claude" w:date="2026-09-28T12:00:00Z"/>
         </w:trPr>
         <w:tc>
           <w:tcPr>
@@ -3091,11 +3047,11 @@
               <w:pStyle w:val="Normal"/>
               <w:spacing w:lineRule="auto" w:line="278"/>
               <w:rPr>
-                <w:ins w:id="20030" w:author="Claude" w:date="2026-09-28T12:00:00Z"/>
-                <w:rFonts w:ascii="BIZ UDPゴシック" w:hAnsi="BIZ UDPゴシック" w:eastAsia="BIZ UDPゴシック"/>
-              </w:rPr>
-            </w:pPr>
-            <w:ins w:id="20031" w:author="Claude" w:date="2026-09-28T12:00:00Z">
+                <w:ins w:id="20029" w:author="Claude" w:date="2026-09-28T12:00:00Z"/>
+                <w:rFonts w:ascii="BIZ UDPゴシック" w:hAnsi="BIZ UDPゴシック" w:eastAsia="BIZ UDPゴシック"/>
+              </w:rPr>
+            </w:pPr>
+            <w:ins w:id="20030" w:author="Claude" w:date="2026-09-28T12:00:00Z">
               <w:r>
                 <w:rPr>
                   <w:rFonts w:ascii="BIZ UDPゴシック" w:hAnsi="BIZ UDPゴシック" w:eastAsia="BIZ UDPゴシック"/>
@@ -3124,18 +3080,18 @@
               <w:pStyle w:val="Normal"/>
               <w:spacing w:lineRule="auto" w:line="278"/>
               <w:rPr>
-                <w:ins w:id="20032" w:author="Claude" w:date="2026-09-28T12:00:00Z"/>
-                <w:rFonts w:ascii="BIZ UDPゴシック" w:hAnsi="BIZ UDPゴシック" w:eastAsia="BIZ UDPゴシック"/>
-              </w:rPr>
-            </w:pPr>
-            <w:ins w:id="20033" w:author="Claude" w:date="2026-09-28T12:00:00Z">
+                <w:ins w:id="20031" w:author="Claude" w:date="2026-09-28T12:00:00Z"/>
+                <w:rFonts w:ascii="BIZ UDPゴシック" w:hAnsi="BIZ UDPゴシック" w:eastAsia="BIZ UDPゴシック"/>
+              </w:rPr>
+            </w:pPr>
+            <w:ins w:id="20032" w:author="Claude" w:date="2026-09-28T12:00:00Z">
               <w:r>
                 <w:rPr>
                   <w:rFonts w:ascii="BIZ UDPゴシック" w:hAnsi="BIZ UDPゴシック" w:eastAsia="BIZ UDPゴシック"/>
                   <w:sz w:val="19"/>
                   <w:szCs w:val="19"/>
                 </w:rPr>
-                <w:t xml:space="preserve">最もお願いしたいのは、本店の料理と品質の維持、および後継者の育成です。新規店舗へのご関与は求めません（本店の多店舗化は行いません）。新業態および物販・ECは、味と品質の監修をお願いし、運営の実務は当社が担います（4項(1)）。</w:t>
+                <w:t xml:space="preserve">最もお願いしたいのは、本店の料理と品質の維持、および後継者の育成です。本店の多店舗化は行いません。構想としてのブティック店舗および物販（スイーツ）・新業態は、後継料理長の確保後に、味と品質の監修をお願いしたいと考えております。運営の実務は当社が担います（4項(1)）。</w:t>
               </w:r>
             </w:ins>
           </w:p>
@@ -3144,7 +3100,7 @@
       <w:tr>
         <w:trPr>
           <w:cantSplit w:val="true"/>
-          <w:ins w:id="20034" w:author="Claude" w:date="2026-09-28T12:00:00Z"/>
+          <w:ins w:id="20033" w:author="Claude" w:date="2026-09-28T12:00:00Z"/>
         </w:trPr>
         <w:tc>
           <w:tcPr>
@@ -3161,11 +3117,11 @@
               <w:pStyle w:val="Normal"/>
               <w:spacing w:lineRule="auto" w:line="278"/>
               <w:rPr>
-                <w:ins w:id="20035" w:author="Claude" w:date="2026-09-28T12:00:00Z"/>
-                <w:rFonts w:ascii="BIZ UDPゴシック" w:hAnsi="BIZ UDPゴシック" w:eastAsia="BIZ UDPゴシック"/>
-              </w:rPr>
-            </w:pPr>
-            <w:ins w:id="20036" w:author="Claude" w:date="2026-09-28T12:00:00Z">
+                <w:ins w:id="20034" w:author="Claude" w:date="2026-09-28T12:00:00Z"/>
+                <w:rFonts w:ascii="BIZ UDPゴシック" w:hAnsi="BIZ UDPゴシック" w:eastAsia="BIZ UDPゴシック"/>
+              </w:rPr>
+            </w:pPr>
+            <w:ins w:id="20035" w:author="Claude" w:date="2026-09-28T12:00:00Z">
               <w:r>
                 <w:rPr>
                   <w:rFonts w:ascii="BIZ UDPゴシック" w:hAnsi="BIZ UDPゴシック" w:eastAsia="BIZ UDPゴシック"/>
@@ -3194,11 +3150,11 @@
               <w:pStyle w:val="Normal"/>
               <w:spacing w:lineRule="auto" w:line="278"/>
               <w:rPr>
-                <w:ins w:id="20037" w:author="Claude" w:date="2026-09-28T12:00:00Z"/>
-                <w:rFonts w:ascii="BIZ UDPゴシック" w:hAnsi="BIZ UDPゴシック" w:eastAsia="BIZ UDPゴシック"/>
-              </w:rPr>
-            </w:pPr>
-            <w:ins w:id="20038" w:author="Claude" w:date="2026-09-28T12:00:00Z">
+                <w:ins w:id="20036" w:author="Claude" w:date="2026-09-28T12:00:00Z"/>
+                <w:rFonts w:ascii="BIZ UDPゴシック" w:hAnsi="BIZ UDPゴシック" w:eastAsia="BIZ UDPゴシック"/>
+              </w:rPr>
+            </w:pPr>
+            <w:ins w:id="20037" w:author="Claude" w:date="2026-09-28T12:00:00Z">
               <w:r>
                 <w:rPr>
                   <w:rFonts w:ascii="BIZ UDPゴシック" w:hAnsi="BIZ UDPゴシック" w:eastAsia="BIZ UDPゴシック"/>
@@ -3214,7 +3170,7 @@
       <w:tr>
         <w:trPr>
           <w:cantSplit w:val="true"/>
-          <w:ins w:id="20039" w:author="Claude" w:date="2026-09-28T12:00:00Z"/>
+          <w:ins w:id="20038" w:author="Claude" w:date="2026-09-28T12:00:00Z"/>
         </w:trPr>
         <w:tc>
           <w:tcPr>
@@ -3231,11 +3187,11 @@
               <w:pStyle w:val="Normal"/>
               <w:spacing w:lineRule="auto" w:line="278"/>
               <w:rPr>
-                <w:ins w:id="20040" w:author="Claude" w:date="2026-09-28T12:00:00Z"/>
-                <w:rFonts w:ascii="BIZ UDPゴシック" w:hAnsi="BIZ UDPゴシック" w:eastAsia="BIZ UDPゴシック"/>
-              </w:rPr>
-            </w:pPr>
-            <w:ins w:id="20041" w:author="Claude" w:date="2026-09-28T12:00:00Z">
+                <w:ins w:id="20039" w:author="Claude" w:date="2026-09-28T12:00:00Z"/>
+                <w:rFonts w:ascii="BIZ UDPゴシック" w:hAnsi="BIZ UDPゴシック" w:eastAsia="BIZ UDPゴシック"/>
+              </w:rPr>
+            </w:pPr>
+            <w:ins w:id="20040" w:author="Claude" w:date="2026-09-28T12:00:00Z">
               <w:r>
                 <w:rPr>
                   <w:rFonts w:ascii="BIZ UDPゴシック" w:hAnsi="BIZ UDPゴシック" w:eastAsia="BIZ UDPゴシック"/>
@@ -3264,18 +3220,18 @@
               <w:pStyle w:val="Normal"/>
               <w:spacing w:lineRule="auto" w:line="278"/>
               <w:rPr>
-                <w:ins w:id="20042" w:author="Claude" w:date="2026-09-28T12:00:00Z"/>
-                <w:rFonts w:ascii="BIZ UDPゴシック" w:hAnsi="BIZ UDPゴシック" w:eastAsia="BIZ UDPゴシック"/>
-              </w:rPr>
-            </w:pPr>
-            <w:ins w:id="20043" w:author="Claude" w:date="2026-09-28T12:00:00Z">
+                <w:ins w:id="20041" w:author="Claude" w:date="2026-09-28T12:00:00Z"/>
+                <w:rFonts w:ascii="BIZ UDPゴシック" w:hAnsi="BIZ UDPゴシック" w:eastAsia="BIZ UDPゴシック"/>
+              </w:rPr>
+            </w:pPr>
+            <w:ins w:id="20042" w:author="Claude" w:date="2026-09-28T12:00:00Z">
               <w:r>
                 <w:rPr>
                   <w:rFonts w:ascii="BIZ UDPゴシック" w:hAnsi="BIZ UDPゴシック" w:eastAsia="BIZ UDPゴシック"/>
                   <w:sz w:val="19"/>
                   <w:szCs w:val="19"/>
                 </w:rPr>
-                <w:t xml:space="preserve">本店は大きくせず、成長は本店の外側で進めます。1年目は現状の維持と体制の整備に充て、物販の製造拠点は2年目以降、一品特化の新業態は後継料理長の確保後、海外販売は国内の体制と規制対応が整った後に着手いたします。速さよりも、三つ星を守りながら段階ごとに検証することを優先いたします（3項(3)）。</w:t>
+                <w:t xml:space="preserve">本店は大きくせず、成長は本店の外側で進めます。1年目は現状の維持と体制の整備に充て、物販の製造拠点は2年目以降、ブティック店舗および一品特化の新業態は後継料理長の確保後に物販と並行して、海外販売は国内の体制と規制対応が整った後に着手いたします。最優先は三つ星の維持と後継料理長候補の確保であり、速さよりも段階ごとの検証を重視いたします（3項(3)）。</w:t>
               </w:r>
             </w:ins>
           </w:p>
@@ -3284,7 +3240,7 @@
       <w:tr>
         <w:trPr>
           <w:cantSplit w:val="true"/>
-          <w:ins w:id="20044" w:author="Claude" w:date="2026-09-28T12:00:00Z"/>
+          <w:ins w:id="20043" w:author="Claude" w:date="2026-09-28T12:00:00Z"/>
         </w:trPr>
         <w:tc>
           <w:tcPr>
@@ -3301,11 +3257,11 @@
               <w:pStyle w:val="Normal"/>
               <w:spacing w:lineRule="auto" w:line="278"/>
               <w:rPr>
-                <w:ins w:id="20045" w:author="Claude" w:date="2026-09-28T12:00:00Z"/>
-                <w:rFonts w:ascii="BIZ UDPゴシック" w:hAnsi="BIZ UDPゴシック" w:eastAsia="BIZ UDPゴシック"/>
-              </w:rPr>
-            </w:pPr>
-            <w:ins w:id="20046" w:author="Claude" w:date="2026-09-28T12:00:00Z">
+                <w:ins w:id="20044" w:author="Claude" w:date="2026-09-28T12:00:00Z"/>
+                <w:rFonts w:ascii="BIZ UDPゴシック" w:hAnsi="BIZ UDPゴシック" w:eastAsia="BIZ UDPゴシック"/>
+              </w:rPr>
+            </w:pPr>
+            <w:ins w:id="20045" w:author="Claude" w:date="2026-09-28T12:00:00Z">
               <w:r>
                 <w:rPr>
                   <w:rFonts w:ascii="BIZ UDPゴシック" w:hAnsi="BIZ UDPゴシック" w:eastAsia="BIZ UDPゴシック"/>
@@ -3334,18 +3290,18 @@
               <w:pStyle w:val="Normal"/>
               <w:spacing w:lineRule="auto" w:line="278"/>
               <w:rPr>
-                <w:ins w:id="20047" w:author="Claude" w:date="2026-09-28T12:00:00Z"/>
-                <w:rFonts w:ascii="BIZ UDPゴシック" w:hAnsi="BIZ UDPゴシック" w:eastAsia="BIZ UDPゴシック"/>
-              </w:rPr>
-            </w:pPr>
-            <w:ins w:id="20048" w:author="Claude" w:date="2026-09-28T12:00:00Z">
+                <w:ins w:id="20046" w:author="Claude" w:date="2026-09-28T12:00:00Z"/>
+                <w:rFonts w:ascii="BIZ UDPゴシック" w:hAnsi="BIZ UDPゴシック" w:eastAsia="BIZ UDPゴシック"/>
+              </w:rPr>
+            </w:pPr>
+            <w:ins w:id="20047" w:author="Claude" w:date="2026-09-28T12:00:00Z">
               <w:r>
                 <w:rPr>
                   <w:rFonts w:ascii="BIZ UDPゴシック" w:hAnsi="BIZ UDPゴシック" w:eastAsia="BIZ UDPゴシック"/>
                   <w:sz w:val="19"/>
                   <w:szCs w:val="19"/>
                 </w:rPr>
-                <w:t xml:space="preserve">料理・サービス・仕入などの現場の運営は、岸田様と現場の裁量を尊重いたします。当社は年次予算と月次の損益を共有いただく形で管理し、重要事項は岸田様と事前に協議のうえ取締役会で決定いたします（3項(6)）。</w:t>
+                <w:t xml:space="preserve">料理・サービス・仕入などの現場の運営は、岸田様と現場の裁量を尊重いたします。当社は月次の損益を岸田様ご出席の経営会議（月1回）で共有いただく形で管理し、重要事項は岸田様と事前に協議のうえ取締役会で決定いたします。譲受当初は月2回程度のご出席をお願いし、1年後を目途に段階的に減らしてまいります（3項(6)）。</w:t>
               </w:r>
             </w:ins>
           </w:p>
@@ -4139,12 +4095,12 @@
         <w:pStyle w:val="Normal"/>
         <w:spacing w:lineRule="auto" w:line="300" w:before="0" w:after="120"/>
         <w:rPr>
-          <w:ins w:id="20049" w:author="Claude" w:date="2026-09-28T12:00:00Z"/>
+          <w:ins w:id="20048" w:author="Claude" w:date="2026-09-28T12:00:00Z"/>
           <w:rFonts w:ascii="BIZ UDPゴシック" w:hAnsi="BIZ UDPゴシック" w:eastAsia="BIZ UDPゴシック"/>
         </w:rPr>
       </w:pPr>
       <w:commentRangeStart w:id="4"/>
-      <w:ins w:id="20050" w:author="Claude" w:date="2026-09-28T12:00:00Z">
+      <w:ins w:id="20049" w:author="Claude" w:date="2026-09-28T12:00:00Z">
         <w:r>
           <w:rPr>
             <w:rFonts w:ascii="BIZ UDPゴシック" w:hAnsi="BIZ UDPゴシック" w:eastAsia="BIZ UDPゴシック"/>
@@ -4182,7 +4138,7 @@
       <w:tr>
         <w:trPr>
           <w:cantSplit w:val="true"/>
-          <w:ins w:id="20051" w:author="Claude" w:date="2026-09-28T12:00:00Z"/>
+          <w:ins w:id="20050" w:author="Claude" w:date="2026-09-28T12:00:00Z"/>
         </w:trPr>
         <w:tc>
           <w:tcPr>
@@ -4200,11 +4156,11 @@
               <w:pStyle w:val="Normal"/>
               <w:spacing w:lineRule="auto" w:line="278"/>
               <w:rPr>
-                <w:ins w:id="20052" w:author="Claude" w:date="2026-09-28T12:00:00Z"/>
-                <w:rFonts w:ascii="BIZ UDPゴシック" w:hAnsi="BIZ UDPゴシック" w:eastAsia="BIZ UDPゴシック"/>
-              </w:rPr>
-            </w:pPr>
-            <w:ins w:id="20053" w:author="Claude" w:date="2026-09-28T12:00:00Z">
+                <w:ins w:id="20051" w:author="Claude" w:date="2026-09-28T12:00:00Z"/>
+                <w:rFonts w:ascii="BIZ UDPゴシック" w:hAnsi="BIZ UDPゴシック" w:eastAsia="BIZ UDPゴシック"/>
+              </w:rPr>
+            </w:pPr>
+            <w:ins w:id="20052" w:author="Claude" w:date="2026-09-28T12:00:00Z">
               <w:r>
                 <w:rPr>
                   <w:rFonts w:ascii="BIZ UDPゴシック" w:hAnsi="BIZ UDPゴシック" w:eastAsia="BIZ UDPゴシック"/>
@@ -4234,11 +4190,11 @@
               <w:pStyle w:val="Normal"/>
               <w:spacing w:lineRule="auto" w:line="278"/>
               <w:rPr>
-                <w:ins w:id="20054" w:author="Claude" w:date="2026-09-28T12:00:00Z"/>
-                <w:rFonts w:ascii="BIZ UDPゴシック" w:hAnsi="BIZ UDPゴシック" w:eastAsia="BIZ UDPゴシック"/>
-              </w:rPr>
-            </w:pPr>
-            <w:ins w:id="20055" w:author="Claude" w:date="2026-09-28T12:00:00Z">
+                <w:ins w:id="20053" w:author="Claude" w:date="2026-09-28T12:00:00Z"/>
+                <w:rFonts w:ascii="BIZ UDPゴシック" w:hAnsi="BIZ UDPゴシック" w:eastAsia="BIZ UDPゴシック"/>
+              </w:rPr>
+            </w:pPr>
+            <w:ins w:id="20054" w:author="Claude" w:date="2026-09-28T12:00:00Z">
               <w:r>
                 <w:rPr>
                   <w:rFonts w:ascii="BIZ UDPゴシック" w:hAnsi="BIZ UDPゴシック" w:eastAsia="BIZ UDPゴシック"/>
@@ -4268,11 +4224,11 @@
               <w:pStyle w:val="Normal"/>
               <w:spacing w:lineRule="auto" w:line="278"/>
               <w:rPr>
-                <w:ins w:id="20056" w:author="Claude" w:date="2026-09-28T12:00:00Z"/>
-                <w:rFonts w:ascii="BIZ UDPゴシック" w:hAnsi="BIZ UDPゴシック" w:eastAsia="BIZ UDPゴシック"/>
-              </w:rPr>
-            </w:pPr>
-            <w:ins w:id="20057" w:author="Claude" w:date="2026-09-28T12:00:00Z">
+                <w:ins w:id="20055" w:author="Claude" w:date="2026-09-28T12:00:00Z"/>
+                <w:rFonts w:ascii="BIZ UDPゴシック" w:hAnsi="BIZ UDPゴシック" w:eastAsia="BIZ UDPゴシック"/>
+              </w:rPr>
+            </w:pPr>
+            <w:ins w:id="20056" w:author="Claude" w:date="2026-09-28T12:00:00Z">
               <w:r>
                 <w:rPr>
                   <w:rFonts w:ascii="BIZ UDPゴシック" w:hAnsi="BIZ UDPゴシック" w:eastAsia="BIZ UDPゴシック"/>
@@ -4290,7 +4246,7 @@
       <w:tr>
         <w:trPr>
           <w:cantSplit w:val="true"/>
-          <w:ins w:id="20058" w:author="Claude" w:date="2026-09-28T12:00:00Z"/>
+          <w:ins w:id="20057" w:author="Claude" w:date="2026-09-28T12:00:00Z"/>
         </w:trPr>
         <w:tc>
           <w:tcPr>
@@ -4307,11 +4263,11 @@
               <w:pStyle w:val="Normal"/>
               <w:spacing w:lineRule="auto" w:line="278"/>
               <w:rPr>
-                <w:ins w:id="20059" w:author="Claude" w:date="2026-09-28T12:00:00Z"/>
-                <w:rFonts w:ascii="BIZ UDPゴシック" w:hAnsi="BIZ UDPゴシック" w:eastAsia="BIZ UDPゴシック"/>
-              </w:rPr>
-            </w:pPr>
-            <w:ins w:id="20060" w:author="Claude" w:date="2026-09-28T12:00:00Z">
+                <w:ins w:id="20058" w:author="Claude" w:date="2026-09-28T12:00:00Z"/>
+                <w:rFonts w:ascii="BIZ UDPゴシック" w:hAnsi="BIZ UDPゴシック" w:eastAsia="BIZ UDPゴシック"/>
+              </w:rPr>
+            </w:pPr>
+            <w:ins w:id="20059" w:author="Claude" w:date="2026-09-28T12:00:00Z">
               <w:r>
                 <w:rPr>
                   <w:rFonts w:ascii="BIZ UDPゴシック" w:hAnsi="BIZ UDPゴシック" w:eastAsia="BIZ UDPゴシック"/>
@@ -4340,18 +4296,18 @@
               <w:pStyle w:val="Normal"/>
               <w:spacing w:lineRule="auto" w:line="278"/>
               <w:rPr>
-                <w:ins w:id="20061" w:author="Claude" w:date="2026-09-28T12:00:00Z"/>
-                <w:rFonts w:ascii="BIZ UDPゴシック" w:hAnsi="BIZ UDPゴシック" w:eastAsia="BIZ UDPゴシック"/>
-              </w:rPr>
-            </w:pPr>
-            <w:ins w:id="20062" w:author="Claude" w:date="2026-09-28T12:00:00Z">
+                <w:ins w:id="20060" w:author="Claude" w:date="2026-09-28T12:00:00Z"/>
+                <w:rFonts w:ascii="BIZ UDPゴシック" w:hAnsi="BIZ UDPゴシック" w:eastAsia="BIZ UDPゴシック"/>
+              </w:rPr>
+            </w:pPr>
+            <w:ins w:id="20061" w:author="Claude" w:date="2026-09-28T12:00:00Z">
               <w:r>
                 <w:rPr>
                   <w:rFonts w:ascii="BIZ UDPゴシック" w:hAnsi="BIZ UDPゴシック" w:eastAsia="BIZ UDPゴシック"/>
                   <w:sz w:val="19"/>
                   <w:szCs w:val="19"/>
                 </w:rPr>
-                <w:t xml:space="preserve">行いません</w:t>
+                <w:t xml:space="preserve">後継料理長の確保後、物販と並行</w:t>
               </w:r>
             </w:ins>
           </w:p>
@@ -4371,18 +4327,18 @@
               <w:pStyle w:val="Normal"/>
               <w:spacing w:lineRule="auto" w:line="278"/>
               <w:rPr>
-                <w:ins w:id="20063" w:author="Claude" w:date="2026-09-28T12:00:00Z"/>
-                <w:rFonts w:ascii="BIZ UDPゴシック" w:hAnsi="BIZ UDPゴシック" w:eastAsia="BIZ UDPゴシック"/>
-              </w:rPr>
-            </w:pPr>
-            <w:ins w:id="20064" w:author="Claude" w:date="2026-09-28T12:00:00Z">
+                <w:ins w:id="20062" w:author="Claude" w:date="2026-09-28T12:00:00Z"/>
+                <w:rFonts w:ascii="BIZ UDPゴシック" w:hAnsi="BIZ UDPゴシック" w:eastAsia="BIZ UDPゴシック"/>
+              </w:rPr>
+            </w:pPr>
+            <w:ins w:id="20063" w:author="Claude" w:date="2026-09-28T12:00:00Z">
               <w:r>
                 <w:rPr>
                   <w:rFonts w:ascii="BIZ UDPゴシック" w:hAnsi="BIZ UDPゴシック" w:eastAsia="BIZ UDPゴシック"/>
                   <w:sz w:val="19"/>
                   <w:szCs w:val="19"/>
                 </w:rPr>
-                <w:t xml:space="preserve">カンテサンス本体の多店舗化は行いません。</w:t>
+                <w:t xml:space="preserve">カンテサンス本体（レストラン）の多店舗化は行いません。構想としては、スイーツ等の物販と連動したブティック店舗を検討いたします。</w:t>
               </w:r>
             </w:ins>
           </w:p>
@@ -4391,7 +4347,7 @@
       <w:tr>
         <w:trPr>
           <w:cantSplit w:val="true"/>
-          <w:ins w:id="20065" w:author="Claude" w:date="2026-09-28T12:00:00Z"/>
+          <w:ins w:id="20064" w:author="Claude" w:date="2026-09-28T12:00:00Z"/>
         </w:trPr>
         <w:tc>
           <w:tcPr>
@@ -4408,11 +4364,11 @@
               <w:pStyle w:val="Normal"/>
               <w:spacing w:lineRule="auto" w:line="278"/>
               <w:rPr>
-                <w:ins w:id="20066" w:author="Claude" w:date="2026-09-28T12:00:00Z"/>
-                <w:rFonts w:ascii="BIZ UDPゴシック" w:hAnsi="BIZ UDPゴシック" w:eastAsia="BIZ UDPゴシック"/>
-              </w:rPr>
-            </w:pPr>
-            <w:ins w:id="20067" w:author="Claude" w:date="2026-09-28T12:00:00Z">
+                <w:ins w:id="20065" w:author="Claude" w:date="2026-09-28T12:00:00Z"/>
+                <w:rFonts w:ascii="BIZ UDPゴシック" w:hAnsi="BIZ UDPゴシック" w:eastAsia="BIZ UDPゴシック"/>
+              </w:rPr>
+            </w:pPr>
+            <w:ins w:id="20066" w:author="Claude" w:date="2026-09-28T12:00:00Z">
               <w:r>
                 <w:rPr>
                   <w:rFonts w:ascii="BIZ UDPゴシック" w:hAnsi="BIZ UDPゴシック" w:eastAsia="BIZ UDPゴシック"/>
@@ -4441,11 +4397,11 @@
               <w:pStyle w:val="Normal"/>
               <w:spacing w:lineRule="auto" w:line="278"/>
               <w:rPr>
-                <w:ins w:id="20068" w:author="Claude" w:date="2026-09-28T12:00:00Z"/>
-                <w:rFonts w:ascii="BIZ UDPゴシック" w:hAnsi="BIZ UDPゴシック" w:eastAsia="BIZ UDPゴシック"/>
-              </w:rPr>
-            </w:pPr>
-            <w:ins w:id="20069" w:author="Claude" w:date="2026-09-28T12:00:00Z">
+                <w:ins w:id="20067" w:author="Claude" w:date="2026-09-28T12:00:00Z"/>
+                <w:rFonts w:ascii="BIZ UDPゴシック" w:hAnsi="BIZ UDPゴシック" w:eastAsia="BIZ UDPゴシック"/>
+              </w:rPr>
+            </w:pPr>
+            <w:ins w:id="20068" w:author="Claude" w:date="2026-09-28T12:00:00Z">
               <w:r>
                 <w:rPr>
                   <w:rFonts w:ascii="BIZ UDPゴシック" w:hAnsi="BIZ UDPゴシック" w:eastAsia="BIZ UDPゴシック"/>
@@ -4472,11 +4428,11 @@
               <w:pStyle w:val="Normal"/>
               <w:spacing w:lineRule="auto" w:line="278"/>
               <w:rPr>
-                <w:ins w:id="20070" w:author="Claude" w:date="2026-09-28T12:00:00Z"/>
-                <w:rFonts w:ascii="BIZ UDPゴシック" w:hAnsi="BIZ UDPゴシック" w:eastAsia="BIZ UDPゴシック"/>
-              </w:rPr>
-            </w:pPr>
-            <w:ins w:id="20071" w:author="Claude" w:date="2026-09-28T12:00:00Z">
+                <w:ins w:id="20069" w:author="Claude" w:date="2026-09-28T12:00:00Z"/>
+                <w:rFonts w:ascii="BIZ UDPゴシック" w:hAnsi="BIZ UDPゴシック" w:eastAsia="BIZ UDPゴシック"/>
+              </w:rPr>
+            </w:pPr>
+            <w:ins w:id="20070" w:author="Claude" w:date="2026-09-28T12:00:00Z">
               <w:r>
                 <w:rPr>
                   <w:rFonts w:ascii="BIZ UDPゴシック" w:hAnsi="BIZ UDPゴシック" w:eastAsia="BIZ UDPゴシック"/>
@@ -4492,7 +4448,7 @@
       <w:tr>
         <w:trPr>
           <w:cantSplit w:val="true"/>
-          <w:ins w:id="20072" w:author="Claude" w:date="2026-09-28T12:00:00Z"/>
+          <w:ins w:id="20071" w:author="Claude" w:date="2026-09-28T12:00:00Z"/>
         </w:trPr>
         <w:tc>
           <w:tcPr>
@@ -4509,11 +4465,11 @@
               <w:pStyle w:val="Normal"/>
               <w:spacing w:lineRule="auto" w:line="278"/>
               <w:rPr>
-                <w:ins w:id="20073" w:author="Claude" w:date="2026-09-28T12:00:00Z"/>
-                <w:rFonts w:ascii="BIZ UDPゴシック" w:hAnsi="BIZ UDPゴシック" w:eastAsia="BIZ UDPゴシック"/>
-              </w:rPr>
-            </w:pPr>
-            <w:ins w:id="20074" w:author="Claude" w:date="2026-09-28T12:00:00Z">
+                <w:ins w:id="20072" w:author="Claude" w:date="2026-09-28T12:00:00Z"/>
+                <w:rFonts w:ascii="BIZ UDPゴシック" w:hAnsi="BIZ UDPゴシック" w:eastAsia="BIZ UDPゴシック"/>
+              </w:rPr>
+            </w:pPr>
+            <w:ins w:id="20073" w:author="Claude" w:date="2026-09-28T12:00:00Z">
               <w:r>
                 <w:rPr>
                   <w:rFonts w:ascii="BIZ UDPゴシック" w:hAnsi="BIZ UDPゴシック" w:eastAsia="BIZ UDPゴシック"/>
@@ -4542,11 +4498,11 @@
               <w:pStyle w:val="Normal"/>
               <w:spacing w:lineRule="auto" w:line="278"/>
               <w:rPr>
-                <w:ins w:id="20075" w:author="Claude" w:date="2026-09-28T12:00:00Z"/>
-                <w:rFonts w:ascii="BIZ UDPゴシック" w:hAnsi="BIZ UDPゴシック" w:eastAsia="BIZ UDPゴシック"/>
-              </w:rPr>
-            </w:pPr>
-            <w:ins w:id="20076" w:author="Claude" w:date="2026-09-28T12:00:00Z">
+                <w:ins w:id="20074" w:author="Claude" w:date="2026-09-28T12:00:00Z"/>
+                <w:rFonts w:ascii="BIZ UDPゴシック" w:hAnsi="BIZ UDPゴシック" w:eastAsia="BIZ UDPゴシック"/>
+              </w:rPr>
+            </w:pPr>
+            <w:ins w:id="20075" w:author="Claude" w:date="2026-09-28T12:00:00Z">
               <w:r>
                 <w:rPr>
                   <w:rFonts w:ascii="BIZ UDPゴシック" w:hAnsi="BIZ UDPゴシック" w:eastAsia="BIZ UDPゴシック"/>
@@ -4573,11 +4529,11 @@
               <w:pStyle w:val="Normal"/>
               <w:spacing w:lineRule="auto" w:line="278"/>
               <w:rPr>
-                <w:ins w:id="20077" w:author="Claude" w:date="2026-09-28T12:00:00Z"/>
-                <w:rFonts w:ascii="BIZ UDPゴシック" w:hAnsi="BIZ UDPゴシック" w:eastAsia="BIZ UDPゴシック"/>
-              </w:rPr>
-            </w:pPr>
-            <w:ins w:id="20078" w:author="Claude" w:date="2026-09-28T12:00:00Z">
+                <w:ins w:id="20076" w:author="Claude" w:date="2026-09-28T12:00:00Z"/>
+                <w:rFonts w:ascii="BIZ UDPゴシック" w:hAnsi="BIZ UDPゴシック" w:eastAsia="BIZ UDPゴシック"/>
+              </w:rPr>
+            </w:pPr>
+            <w:ins w:id="20077" w:author="Claude" w:date="2026-09-28T12:00:00Z">
               <w:r>
                 <w:rPr>
                   <w:rFonts w:ascii="BIZ UDPゴシック" w:hAnsi="BIZ UDPゴシック" w:eastAsia="BIZ UDPゴシック"/>
@@ -4593,7 +4549,7 @@
       <w:tr>
         <w:trPr>
           <w:cantSplit w:val="true"/>
-          <w:ins w:id="20079" w:author="Claude" w:date="2026-09-28T12:00:00Z"/>
+          <w:ins w:id="20078" w:author="Claude" w:date="2026-09-28T12:00:00Z"/>
         </w:trPr>
         <w:tc>
           <w:tcPr>
@@ -4610,11 +4566,11 @@
               <w:pStyle w:val="Normal"/>
               <w:spacing w:lineRule="auto" w:line="278"/>
               <w:rPr>
-                <w:ins w:id="20080" w:author="Claude" w:date="2026-09-28T12:00:00Z"/>
-                <w:rFonts w:ascii="BIZ UDPゴシック" w:hAnsi="BIZ UDPゴシック" w:eastAsia="BIZ UDPゴシック"/>
-              </w:rPr>
-            </w:pPr>
-            <w:ins w:id="20081" w:author="Claude" w:date="2026-09-28T12:00:00Z">
+                <w:ins w:id="20079" w:author="Claude" w:date="2026-09-28T12:00:00Z"/>
+                <w:rFonts w:ascii="BIZ UDPゴシック" w:hAnsi="BIZ UDPゴシック" w:eastAsia="BIZ UDPゴシック"/>
+              </w:rPr>
+            </w:pPr>
+            <w:ins w:id="20080" w:author="Claude" w:date="2026-09-28T12:00:00Z">
               <w:r>
                 <w:rPr>
                   <w:rFonts w:ascii="BIZ UDPゴシック" w:hAnsi="BIZ UDPゴシック" w:eastAsia="BIZ UDPゴシック"/>
@@ -4643,11 +4599,11 @@
               <w:pStyle w:val="Normal"/>
               <w:spacing w:lineRule="auto" w:line="278"/>
               <w:rPr>
-                <w:ins w:id="20082" w:author="Claude" w:date="2026-09-28T12:00:00Z"/>
-                <w:rFonts w:ascii="BIZ UDPゴシック" w:hAnsi="BIZ UDPゴシック" w:eastAsia="BIZ UDPゴシック"/>
-              </w:rPr>
-            </w:pPr>
-            <w:ins w:id="20083" w:author="Claude" w:date="2026-09-28T12:00:00Z">
+                <w:ins w:id="20081" w:author="Claude" w:date="2026-09-28T12:00:00Z"/>
+                <w:rFonts w:ascii="BIZ UDPゴシック" w:hAnsi="BIZ UDPゴシック" w:eastAsia="BIZ UDPゴシック"/>
+              </w:rPr>
+            </w:pPr>
+            <w:ins w:id="20082" w:author="Claude" w:date="2026-09-28T12:00:00Z">
               <w:r>
                 <w:rPr>
                   <w:rFonts w:ascii="BIZ UDPゴシック" w:hAnsi="BIZ UDPゴシック" w:eastAsia="BIZ UDPゴシック"/>
@@ -4674,11 +4630,11 @@
               <w:pStyle w:val="Normal"/>
               <w:spacing w:lineRule="auto" w:line="278"/>
               <w:rPr>
-                <w:ins w:id="20084" w:author="Claude" w:date="2026-09-28T12:00:00Z"/>
-                <w:rFonts w:ascii="BIZ UDPゴシック" w:hAnsi="BIZ UDPゴシック" w:eastAsia="BIZ UDPゴシック"/>
-              </w:rPr>
-            </w:pPr>
-            <w:ins w:id="20085" w:author="Claude" w:date="2026-09-28T12:00:00Z">
+                <w:ins w:id="20083" w:author="Claude" w:date="2026-09-28T12:00:00Z"/>
+                <w:rFonts w:ascii="BIZ UDPゴシック" w:hAnsi="BIZ UDPゴシック" w:eastAsia="BIZ UDPゴシック"/>
+              </w:rPr>
+            </w:pPr>
+            <w:ins w:id="20084" w:author="Claude" w:date="2026-09-28T12:00:00Z">
               <w:r>
                 <w:rPr>
                   <w:rFonts w:ascii="BIZ UDPゴシック" w:hAnsi="BIZ UDPゴシック" w:eastAsia="BIZ UDPゴシック"/>
@@ -4694,7 +4650,7 @@
       <w:tr>
         <w:trPr>
           <w:cantSplit w:val="true"/>
-          <w:ins w:id="20086" w:author="Claude" w:date="2026-09-28T12:00:00Z"/>
+          <w:ins w:id="20085" w:author="Claude" w:date="2026-09-28T12:00:00Z"/>
         </w:trPr>
         <w:tc>
           <w:tcPr>
@@ -4711,11 +4667,11 @@
               <w:pStyle w:val="Normal"/>
               <w:spacing w:lineRule="auto" w:line="278"/>
               <w:rPr>
-                <w:ins w:id="20087" w:author="Claude" w:date="2026-09-28T12:00:00Z"/>
-                <w:rFonts w:ascii="BIZ UDPゴシック" w:hAnsi="BIZ UDPゴシック" w:eastAsia="BIZ UDPゴシック"/>
-              </w:rPr>
-            </w:pPr>
-            <w:ins w:id="20088" w:author="Claude" w:date="2026-09-28T12:00:00Z">
+                <w:ins w:id="20086" w:author="Claude" w:date="2026-09-28T12:00:00Z"/>
+                <w:rFonts w:ascii="BIZ UDPゴシック" w:hAnsi="BIZ UDPゴシック" w:eastAsia="BIZ UDPゴシック"/>
+              </w:rPr>
+            </w:pPr>
+            <w:ins w:id="20087" w:author="Claude" w:date="2026-09-28T12:00:00Z">
               <w:r>
                 <w:rPr>
                   <w:rFonts w:ascii="BIZ UDPゴシック" w:hAnsi="BIZ UDPゴシック" w:eastAsia="BIZ UDPゴシック"/>
@@ -4744,11 +4700,11 @@
               <w:pStyle w:val="Normal"/>
               <w:spacing w:lineRule="auto" w:line="278"/>
               <w:rPr>
-                <w:ins w:id="20089" w:author="Claude" w:date="2026-09-28T12:00:00Z"/>
-                <w:rFonts w:ascii="BIZ UDPゴシック" w:hAnsi="BIZ UDPゴシック" w:eastAsia="BIZ UDPゴシック"/>
-              </w:rPr>
-            </w:pPr>
-            <w:ins w:id="20090" w:author="Claude" w:date="2026-09-28T12:00:00Z">
+                <w:ins w:id="20088" w:author="Claude" w:date="2026-09-28T12:00:00Z"/>
+                <w:rFonts w:ascii="BIZ UDPゴシック" w:hAnsi="BIZ UDPゴシック" w:eastAsia="BIZ UDPゴシック"/>
+              </w:rPr>
+            </w:pPr>
+            <w:ins w:id="20089" w:author="Claude" w:date="2026-09-28T12:00:00Z">
               <w:r>
                 <w:rPr>
                   <w:rFonts w:ascii="BIZ UDPゴシック" w:hAnsi="BIZ UDPゴシック" w:eastAsia="BIZ UDPゴシック"/>
@@ -4775,11 +4731,11 @@
               <w:pStyle w:val="Normal"/>
               <w:spacing w:lineRule="auto" w:line="278"/>
               <w:rPr>
-                <w:ins w:id="20091" w:author="Claude" w:date="2026-09-28T12:00:00Z"/>
-                <w:rFonts w:ascii="BIZ UDPゴシック" w:hAnsi="BIZ UDPゴシック" w:eastAsia="BIZ UDPゴシック"/>
-              </w:rPr>
-            </w:pPr>
-            <w:ins w:id="20092" w:author="Claude" w:date="2026-09-28T12:00:00Z">
+                <w:ins w:id="20090" w:author="Claude" w:date="2026-09-28T12:00:00Z"/>
+                <w:rFonts w:ascii="BIZ UDPゴシック" w:hAnsi="BIZ UDPゴシック" w:eastAsia="BIZ UDPゴシック"/>
+              </w:rPr>
+            </w:pPr>
+            <w:ins w:id="20091" w:author="Claude" w:date="2026-09-28T12:00:00Z">
               <w:r>
                 <w:rPr>
                   <w:rFonts w:ascii="BIZ UDPゴシック" w:hAnsi="BIZ UDPゴシック" w:eastAsia="BIZ UDPゴシック"/>
@@ -4798,16 +4754,16 @@
         <w:pStyle w:val="Normal"/>
         <w:spacing w:lineRule="auto" w:line="300" w:before="0" w:after="120"/>
         <w:rPr>
-          <w:ins w:id="20093" w:author="Claude" w:date="2026-09-28T12:00:00Z"/>
-          <w:rFonts w:ascii="BIZ UDPゴシック" w:hAnsi="BIZ UDPゴシック" w:eastAsia="BIZ UDPゴシック"/>
-        </w:rPr>
-      </w:pPr>
-      <w:ins w:id="20094" w:author="Claude" w:date="2026-09-28T12:00:00Z">
+          <w:ins w:id="20092" w:author="Claude" w:date="2026-09-28T12:00:00Z"/>
+          <w:rFonts w:ascii="BIZ UDPゴシック" w:hAnsi="BIZ UDPゴシック" w:eastAsia="BIZ UDPゴシック"/>
+        </w:rPr>
+      </w:pPr>
+      <w:ins w:id="20093" w:author="Claude" w:date="2026-09-28T12:00:00Z">
         <w:r>
           <w:rPr>
             <w:rFonts w:ascii="BIZ UDPゴシック" w:hAnsi="BIZ UDPゴシック" w:eastAsia="BIZ UDPゴシック"/>
           </w:rPr>
-          <w:t xml:space="preserve">いずれも三つ星の維持を最優先とし、一つの段階の成果を確認してから次に進みます。</w:t>
+          <w:t xml:space="preserve">ただし、最優先事項はあくまで三つ星の維持と後継料理長候補の確保です。いずれの施策も、一つの段階の成果を確認してから次に進みます。</w:t>
         </w:r>
       </w:ins>
     </w:p>
@@ -5118,11 +5074,11 @@
         <w:pStyle w:val="Normal"/>
         <w:spacing w:lineRule="auto" w:line="300" w:before="200" w:after="100"/>
         <w:rPr>
-          <w:ins w:id="20095" w:author="Claude" w:date="2026-09-28T12:00:00Z"/>
-          <w:rFonts w:ascii="BIZ UDPゴシック" w:hAnsi="BIZ UDPゴシック" w:eastAsia="BIZ UDPゴシック"/>
-        </w:rPr>
-      </w:pPr>
-      <w:ins w:id="20096" w:author="Claude" w:date="2026-09-28T12:00:00Z">
+          <w:ins w:id="20094" w:author="Claude" w:date="2026-09-28T12:00:00Z"/>
+          <w:rFonts w:ascii="BIZ UDPゴシック" w:hAnsi="BIZ UDPゴシック" w:eastAsia="BIZ UDPゴシック"/>
+        </w:rPr>
+      </w:pPr>
+      <w:ins w:id="20095" w:author="Claude" w:date="2026-09-28T12:00:00Z">
         <w:r>
           <w:rPr>
             <w:rFonts w:eastAsia="BIZ UDPゴシック" w:ascii="BIZ UDPゴシック" w:hAnsi="BIZ UDPゴシック"/>
@@ -5138,11 +5094,11 @@
         <w:pStyle w:val="Normal"/>
         <w:spacing w:lineRule="auto" w:line="300" w:before="0" w:after="120"/>
         <w:rPr>
-          <w:ins w:id="20097" w:author="Claude" w:date="2026-09-28T12:00:00Z"/>
-          <w:rFonts w:ascii="BIZ UDPゴシック" w:hAnsi="BIZ UDPゴシック" w:eastAsia="BIZ UDPゴシック"/>
-        </w:rPr>
-      </w:pPr>
-      <w:ins w:id="20098" w:author="Claude" w:date="2026-09-28T12:00:00Z">
+          <w:ins w:id="20096" w:author="Claude" w:date="2026-09-28T12:00:00Z"/>
+          <w:rFonts w:ascii="BIZ UDPゴシック" w:hAnsi="BIZ UDPゴシック" w:eastAsia="BIZ UDPゴシック"/>
+        </w:rPr>
+      </w:pPr>
+      <w:ins w:id="20097" w:author="Claude" w:date="2026-09-28T12:00:00Z">
         <w:r>
           <w:rPr>
             <w:rFonts w:ascii="BIZ UDPゴシック" w:hAnsi="BIZ UDPゴシック" w:eastAsia="BIZ UDPゴシック"/>
@@ -5173,7 +5129,7 @@
       <w:tr>
         <w:trPr>
           <w:cantSplit w:val="true"/>
-          <w:ins w:id="20099" w:author="Claude" w:date="2026-09-28T12:00:00Z"/>
+          <w:ins w:id="20098" w:author="Claude" w:date="2026-09-28T12:00:00Z"/>
         </w:trPr>
         <w:tc>
           <w:tcPr>
@@ -5191,11 +5147,11 @@
               <w:pStyle w:val="Normal"/>
               <w:spacing w:lineRule="auto" w:line="278"/>
               <w:rPr>
-                <w:ins w:id="20100" w:author="Claude" w:date="2026-09-28T12:00:00Z"/>
-                <w:rFonts w:ascii="BIZ UDPゴシック" w:hAnsi="BIZ UDPゴシック" w:eastAsia="BIZ UDPゴシック"/>
-              </w:rPr>
-            </w:pPr>
-            <w:ins w:id="20101" w:author="Claude" w:date="2026-09-28T12:00:00Z">
+                <w:ins w:id="20099" w:author="Claude" w:date="2026-09-28T12:00:00Z"/>
+                <w:rFonts w:ascii="BIZ UDPゴシック" w:hAnsi="BIZ UDPゴシック" w:eastAsia="BIZ UDPゴシック"/>
+              </w:rPr>
+            </w:pPr>
+            <w:ins w:id="20100" w:author="Claude" w:date="2026-09-28T12:00:00Z">
               <w:r>
                 <w:rPr>
                   <w:rFonts w:ascii="BIZ UDPゴシック" w:hAnsi="BIZ UDPゴシック" w:eastAsia="BIZ UDPゴシック"/>
@@ -5225,11 +5181,11 @@
               <w:pStyle w:val="Normal"/>
               <w:spacing w:lineRule="auto" w:line="278"/>
               <w:rPr>
-                <w:ins w:id="20102" w:author="Claude" w:date="2026-09-28T12:00:00Z"/>
-                <w:rFonts w:ascii="BIZ UDPゴシック" w:hAnsi="BIZ UDPゴシック" w:eastAsia="BIZ UDPゴシック"/>
-              </w:rPr>
-            </w:pPr>
-            <w:ins w:id="20103" w:author="Claude" w:date="2026-09-28T12:00:00Z">
+                <w:ins w:id="20101" w:author="Claude" w:date="2026-09-28T12:00:00Z"/>
+                <w:rFonts w:ascii="BIZ UDPゴシック" w:hAnsi="BIZ UDPゴシック" w:eastAsia="BIZ UDPゴシック"/>
+              </w:rPr>
+            </w:pPr>
+            <w:ins w:id="20102" w:author="Claude" w:date="2026-09-28T12:00:00Z">
               <w:r>
                 <w:rPr>
                   <w:rFonts w:ascii="BIZ UDPゴシック" w:hAnsi="BIZ UDPゴシック" w:eastAsia="BIZ UDPゴシック"/>
@@ -5259,11 +5215,11 @@
               <w:pStyle w:val="Normal"/>
               <w:spacing w:lineRule="auto" w:line="278"/>
               <w:rPr>
-                <w:ins w:id="20104" w:author="Claude" w:date="2026-09-28T12:00:00Z"/>
-                <w:rFonts w:ascii="BIZ UDPゴシック" w:hAnsi="BIZ UDPゴシック" w:eastAsia="BIZ UDPゴシック"/>
-              </w:rPr>
-            </w:pPr>
-            <w:ins w:id="20105" w:author="Claude" w:date="2026-09-28T12:00:00Z">
+                <w:ins w:id="20103" w:author="Claude" w:date="2026-09-28T12:00:00Z"/>
+                <w:rFonts w:ascii="BIZ UDPゴシック" w:hAnsi="BIZ UDPゴシック" w:eastAsia="BIZ UDPゴシック"/>
+              </w:rPr>
+            </w:pPr>
+            <w:ins w:id="20104" w:author="Claude" w:date="2026-09-28T12:00:00Z">
               <w:r>
                 <w:rPr>
                   <w:rFonts w:ascii="BIZ UDPゴシック" w:hAnsi="BIZ UDPゴシック" w:eastAsia="BIZ UDPゴシック"/>
@@ -5281,7 +5237,7 @@
       <w:tr>
         <w:trPr>
           <w:cantSplit w:val="true"/>
-          <w:ins w:id="20106" w:author="Claude" w:date="2026-09-28T12:00:00Z"/>
+          <w:ins w:id="20105" w:author="Claude" w:date="2026-09-28T12:00:00Z"/>
         </w:trPr>
         <w:tc>
           <w:tcPr>
@@ -5298,11 +5254,11 @@
               <w:pStyle w:val="Normal"/>
               <w:spacing w:lineRule="auto" w:line="278"/>
               <w:rPr>
-                <w:ins w:id="20107" w:author="Claude" w:date="2026-09-28T12:00:00Z"/>
-                <w:rFonts w:ascii="BIZ UDPゴシック" w:hAnsi="BIZ UDPゴシック" w:eastAsia="BIZ UDPゴシック"/>
-              </w:rPr>
-            </w:pPr>
-            <w:ins w:id="20108" w:author="Claude" w:date="2026-09-28T12:00:00Z">
+                <w:ins w:id="20106" w:author="Claude" w:date="2026-09-28T12:00:00Z"/>
+                <w:rFonts w:ascii="BIZ UDPゴシック" w:hAnsi="BIZ UDPゴシック" w:eastAsia="BIZ UDPゴシック"/>
+              </w:rPr>
+            </w:pPr>
+            <w:ins w:id="20107" w:author="Claude" w:date="2026-09-28T12:00:00Z">
               <w:r>
                 <w:rPr>
                   <w:rFonts w:ascii="BIZ UDPゴシック" w:hAnsi="BIZ UDPゴシック" w:eastAsia="BIZ UDPゴシック"/>
@@ -5331,11 +5287,11 @@
               <w:pStyle w:val="Normal"/>
               <w:spacing w:lineRule="auto" w:line="278"/>
               <w:rPr>
-                <w:ins w:id="20109" w:author="Claude" w:date="2026-09-28T12:00:00Z"/>
-                <w:rFonts w:ascii="BIZ UDPゴシック" w:hAnsi="BIZ UDPゴシック" w:eastAsia="BIZ UDPゴシック"/>
-              </w:rPr>
-            </w:pPr>
-            <w:ins w:id="20110" w:author="Claude" w:date="2026-09-28T12:00:00Z">
+                <w:ins w:id="20108" w:author="Claude" w:date="2026-09-28T12:00:00Z"/>
+                <w:rFonts w:ascii="BIZ UDPゴシック" w:hAnsi="BIZ UDPゴシック" w:eastAsia="BIZ UDPゴシック"/>
+              </w:rPr>
+            </w:pPr>
+            <w:ins w:id="20109" w:author="Claude" w:date="2026-09-28T12:00:00Z">
               <w:r>
                 <w:rPr>
                   <w:rFonts w:ascii="BIZ UDPゴシック" w:hAnsi="BIZ UDPゴシック" w:eastAsia="BIZ UDPゴシック"/>
@@ -5362,11 +5318,11 @@
               <w:pStyle w:val="Normal"/>
               <w:spacing w:lineRule="auto" w:line="278"/>
               <w:rPr>
-                <w:ins w:id="20111" w:author="Claude" w:date="2026-09-28T12:00:00Z"/>
-                <w:rFonts w:ascii="BIZ UDPゴシック" w:hAnsi="BIZ UDPゴシック" w:eastAsia="BIZ UDPゴシック"/>
-              </w:rPr>
-            </w:pPr>
-            <w:ins w:id="20112" w:author="Claude" w:date="2026-09-28T12:00:00Z">
+                <w:ins w:id="20110" w:author="Claude" w:date="2026-09-28T12:00:00Z"/>
+                <w:rFonts w:ascii="BIZ UDPゴシック" w:hAnsi="BIZ UDPゴシック" w:eastAsia="BIZ UDPゴシック"/>
+              </w:rPr>
+            </w:pPr>
+            <w:ins w:id="20111" w:author="Claude" w:date="2026-09-28T12:00:00Z">
               <w:r>
                 <w:rPr>
                   <w:rFonts w:ascii="BIZ UDPゴシック" w:hAnsi="BIZ UDPゴシック" w:eastAsia="BIZ UDPゴシック"/>
@@ -5382,7 +5338,7 @@
       <w:tr>
         <w:trPr>
           <w:cantSplit w:val="true"/>
-          <w:ins w:id="20113" w:author="Claude" w:date="2026-09-28T12:00:00Z"/>
+          <w:ins w:id="20112" w:author="Claude" w:date="2026-09-28T12:00:00Z"/>
         </w:trPr>
         <w:tc>
           <w:tcPr>
@@ -5399,11 +5355,11 @@
               <w:pStyle w:val="Normal"/>
               <w:spacing w:lineRule="auto" w:line="278"/>
               <w:rPr>
-                <w:ins w:id="20114" w:author="Claude" w:date="2026-09-28T12:00:00Z"/>
-                <w:rFonts w:ascii="BIZ UDPゴシック" w:hAnsi="BIZ UDPゴシック" w:eastAsia="BIZ UDPゴシック"/>
-              </w:rPr>
-            </w:pPr>
-            <w:ins w:id="20115" w:author="Claude" w:date="2026-09-28T12:00:00Z">
+                <w:ins w:id="20113" w:author="Claude" w:date="2026-09-28T12:00:00Z"/>
+                <w:rFonts w:ascii="BIZ UDPゴシック" w:hAnsi="BIZ UDPゴシック" w:eastAsia="BIZ UDPゴシック"/>
+              </w:rPr>
+            </w:pPr>
+            <w:ins w:id="20114" w:author="Claude" w:date="2026-09-28T12:00:00Z">
               <w:r>
                 <w:rPr>
                   <w:rFonts w:ascii="BIZ UDPゴシック" w:hAnsi="BIZ UDPゴシック" w:eastAsia="BIZ UDPゴシック"/>
@@ -5432,11 +5388,11 @@
               <w:pStyle w:val="Normal"/>
               <w:spacing w:lineRule="auto" w:line="278"/>
               <w:rPr>
-                <w:ins w:id="20116" w:author="Claude" w:date="2026-09-28T12:00:00Z"/>
-                <w:rFonts w:ascii="BIZ UDPゴシック" w:hAnsi="BIZ UDPゴシック" w:eastAsia="BIZ UDPゴシック"/>
-              </w:rPr>
-            </w:pPr>
-            <w:ins w:id="20117" w:author="Claude" w:date="2026-09-28T12:00:00Z">
+                <w:ins w:id="20115" w:author="Claude" w:date="2026-09-28T12:00:00Z"/>
+                <w:rFonts w:ascii="BIZ UDPゴシック" w:hAnsi="BIZ UDPゴシック" w:eastAsia="BIZ UDPゴシック"/>
+              </w:rPr>
+            </w:pPr>
+            <w:ins w:id="20116" w:author="Claude" w:date="2026-09-28T12:00:00Z">
               <w:r>
                 <w:rPr>
                   <w:rFonts w:ascii="BIZ UDPゴシック" w:hAnsi="BIZ UDPゴシック" w:eastAsia="BIZ UDPゴシック"/>
@@ -5463,11 +5419,11 @@
               <w:pStyle w:val="Normal"/>
               <w:spacing w:lineRule="auto" w:line="278"/>
               <w:rPr>
-                <w:ins w:id="20118" w:author="Claude" w:date="2026-09-28T12:00:00Z"/>
-                <w:rFonts w:ascii="BIZ UDPゴシック" w:hAnsi="BIZ UDPゴシック" w:eastAsia="BIZ UDPゴシック"/>
-              </w:rPr>
-            </w:pPr>
-            <w:ins w:id="20119" w:author="Claude" w:date="2026-09-28T12:00:00Z">
+                <w:ins w:id="20117" w:author="Claude" w:date="2026-09-28T12:00:00Z"/>
+                <w:rFonts w:ascii="BIZ UDPゴシック" w:hAnsi="BIZ UDPゴシック" w:eastAsia="BIZ UDPゴシック"/>
+              </w:rPr>
+            </w:pPr>
+            <w:ins w:id="20118" w:author="Claude" w:date="2026-09-28T12:00:00Z">
               <w:r>
                 <w:rPr>
                   <w:rFonts w:ascii="BIZ UDPゴシック" w:hAnsi="BIZ UDPゴシック" w:eastAsia="BIZ UDPゴシック"/>
@@ -5483,7 +5439,7 @@
       <w:tr>
         <w:trPr>
           <w:cantSplit w:val="true"/>
-          <w:ins w:id="20120" w:author="Claude" w:date="2026-09-28T12:00:00Z"/>
+          <w:ins w:id="20119" w:author="Claude" w:date="2026-09-28T12:00:00Z"/>
         </w:trPr>
         <w:tc>
           <w:tcPr>
@@ -5500,11 +5456,11 @@
               <w:pStyle w:val="Normal"/>
               <w:spacing w:lineRule="auto" w:line="278"/>
               <w:rPr>
-                <w:ins w:id="20121" w:author="Claude" w:date="2026-09-28T12:00:00Z"/>
-                <w:rFonts w:ascii="BIZ UDPゴシック" w:hAnsi="BIZ UDPゴシック" w:eastAsia="BIZ UDPゴシック"/>
-              </w:rPr>
-            </w:pPr>
-            <w:ins w:id="20122" w:author="Claude" w:date="2026-09-28T12:00:00Z">
+                <w:ins w:id="20120" w:author="Claude" w:date="2026-09-28T12:00:00Z"/>
+                <w:rFonts w:ascii="BIZ UDPゴシック" w:hAnsi="BIZ UDPゴシック" w:eastAsia="BIZ UDPゴシック"/>
+              </w:rPr>
+            </w:pPr>
+            <w:ins w:id="20121" w:author="Claude" w:date="2026-09-28T12:00:00Z">
               <w:r>
                 <w:rPr>
                   <w:rFonts w:ascii="BIZ UDPゴシック" w:hAnsi="BIZ UDPゴシック" w:eastAsia="BIZ UDPゴシック"/>
@@ -5533,11 +5489,11 @@
               <w:pStyle w:val="Normal"/>
               <w:spacing w:lineRule="auto" w:line="278"/>
               <w:rPr>
-                <w:ins w:id="20123" w:author="Claude" w:date="2026-09-28T12:00:00Z"/>
-                <w:rFonts w:ascii="BIZ UDPゴシック" w:hAnsi="BIZ UDPゴシック" w:eastAsia="BIZ UDPゴシック"/>
-              </w:rPr>
-            </w:pPr>
-            <w:ins w:id="20124" w:author="Claude" w:date="2026-09-28T12:00:00Z">
+                <w:ins w:id="20122" w:author="Claude" w:date="2026-09-28T12:00:00Z"/>
+                <w:rFonts w:ascii="BIZ UDPゴシック" w:hAnsi="BIZ UDPゴシック" w:eastAsia="BIZ UDPゴシック"/>
+              </w:rPr>
+            </w:pPr>
+            <w:ins w:id="20123" w:author="Claude" w:date="2026-09-28T12:00:00Z">
               <w:r>
                 <w:rPr>
                   <w:rFonts w:ascii="BIZ UDPゴシック" w:hAnsi="BIZ UDPゴシック" w:eastAsia="BIZ UDPゴシック"/>
@@ -5564,11 +5520,11 @@
               <w:pStyle w:val="Normal"/>
               <w:spacing w:lineRule="auto" w:line="278"/>
               <w:rPr>
-                <w:ins w:id="20125" w:author="Claude" w:date="2026-09-28T12:00:00Z"/>
-                <w:rFonts w:ascii="BIZ UDPゴシック" w:hAnsi="BIZ UDPゴシック" w:eastAsia="BIZ UDPゴシック"/>
-              </w:rPr>
-            </w:pPr>
-            <w:ins w:id="20126" w:author="Claude" w:date="2026-09-28T12:00:00Z">
+                <w:ins w:id="20124" w:author="Claude" w:date="2026-09-28T12:00:00Z"/>
+                <w:rFonts w:ascii="BIZ UDPゴシック" w:hAnsi="BIZ UDPゴシック" w:eastAsia="BIZ UDPゴシック"/>
+              </w:rPr>
+            </w:pPr>
+            <w:ins w:id="20125" w:author="Claude" w:date="2026-09-28T12:00:00Z">
               <w:r>
                 <w:rPr>
                   <w:rFonts w:ascii="BIZ UDPゴシック" w:hAnsi="BIZ UDPゴシック" w:eastAsia="BIZ UDPゴシック"/>
@@ -5587,11 +5543,11 @@
         <w:pStyle w:val="Normal"/>
         <w:spacing w:lineRule="auto" w:line="300" w:before="0" w:after="120"/>
         <w:rPr>
-          <w:ins w:id="20127" w:author="Claude" w:date="2026-09-28T12:00:00Z"/>
-          <w:rFonts w:ascii="BIZ UDPゴシック" w:hAnsi="BIZ UDPゴシック" w:eastAsia="BIZ UDPゴシック"/>
-        </w:rPr>
-      </w:pPr>
-      <w:ins w:id="20128" w:author="Claude" w:date="2026-09-28T12:00:00Z">
+          <w:ins w:id="20126" w:author="Claude" w:date="2026-09-28T12:00:00Z"/>
+          <w:rFonts w:ascii="BIZ UDPゴシック" w:hAnsi="BIZ UDPゴシック" w:eastAsia="BIZ UDPゴシック"/>
+        </w:rPr>
+      </w:pPr>
+      <w:ins w:id="20127" w:author="Claude" w:date="2026-09-28T12:00:00Z">
         <w:r>
           <w:rPr>
             <w:rFonts w:ascii="BIZ UDPゴシック" w:hAnsi="BIZ UDPゴシック" w:eastAsia="BIZ UDPゴシック"/>
@@ -5606,11 +5562,11 @@
         <w:spacing w:lineRule="auto" w:line="300" w:before="0" w:after="80"/>
         <w:ind w:hanging="280" w:left="440"/>
         <w:rPr>
-          <w:ins w:id="20129" w:author="Claude" w:date="2026-09-28T12:00:00Z"/>
-          <w:rFonts w:ascii="BIZ UDPゴシック" w:hAnsi="BIZ UDPゴシック" w:eastAsia="BIZ UDPゴシック"/>
-        </w:rPr>
-      </w:pPr>
-      <w:ins w:id="20130" w:author="Claude" w:date="2026-09-28T12:00:00Z">
+          <w:ins w:id="20128" w:author="Claude" w:date="2026-09-28T12:00:00Z"/>
+          <w:rFonts w:ascii="BIZ UDPゴシック" w:hAnsi="BIZ UDPゴシック" w:eastAsia="BIZ UDPゴシック"/>
+        </w:rPr>
+      </w:pPr>
+      <w:ins w:id="20129" w:author="Claude" w:date="2026-09-28T12:00:00Z">
         <w:r>
           <w:rPr>
             <w:rFonts w:eastAsia="BIZ UDPゴシック" w:ascii="BIZ UDPゴシック" w:hAnsi="BIZ UDPゴシック"/>
@@ -5625,26 +5581,18 @@
         <w:spacing w:lineRule="auto" w:line="300" w:before="0" w:after="80"/>
         <w:ind w:hanging="280" w:left="440"/>
         <w:rPr>
-          <w:ins w:id="20131" w:author="Claude" w:date="2026-09-28T12:00:00Z"/>
-          <w:rFonts w:ascii="BIZ UDPゴシック" w:hAnsi="BIZ UDPゴシック" w:eastAsia="BIZ UDPゴシック"/>
-        </w:rPr>
-      </w:pPr>
-      <w:commentRangeStart w:id="5"/>
-      <w:ins w:id="20132" w:author="Claude" w:date="2026-09-28T12:00:00Z">
+          <w:ins w:id="20130" w:author="Claude" w:date="2026-09-28T12:00:00Z"/>
+          <w:rFonts w:ascii="BIZ UDPゴシック" w:hAnsi="BIZ UDPゴシック" w:eastAsia="BIZ UDPゴシック"/>
+        </w:rPr>
+      </w:pPr>
+      <w:ins w:id="20131" w:author="Claude" w:date="2026-09-28T12:00:00Z">
         <w:r>
           <w:rPr>
             <w:rFonts w:eastAsia="BIZ UDPゴシック" w:ascii="BIZ UDPゴシック" w:hAnsi="BIZ UDPゴシック"/>
           </w:rPr>
-          <w:t xml:space="preserve">② 当社は、年次の予算と月次の損益（売上、原価率、人件費、設備投資）を共有いただき、月1回程度の経営会議（岸田様・支配人・当社）で確認いたします。数値目標を理由に現場の運営を変更することはいたしません。</w:t>
+          <w:t xml:space="preserve">② 当社は、年次の予算と月次の損益（売上、原価率、人件費、設備投資）を共有いただき、岸田様にご出席いただく経営会議（月次損益の確認を含め月1回）で確認いたします。数値目標を理由に現場の運営を変更することはいたしません。</w:t>
         </w:r>
       </w:ins>
-      <w:commentRangeEnd w:id="5"/>
-      <w:r>
-        <w:rPr>
-          <w:rStyle w:val="CommentReference"/>
-        </w:rPr>
-        <w:commentReference w:id="5"/>
-      </w:r>
     </w:p>
     <w:p>
       <w:pPr>
@@ -5652,16 +5600,62 @@
         <w:spacing w:lineRule="auto" w:line="300" w:before="0" w:after="80"/>
         <w:ind w:hanging="280" w:left="440"/>
         <w:rPr>
-          <w:ins w:id="20133" w:author="Claude" w:date="2026-09-28T12:00:00Z"/>
-          <w:rFonts w:ascii="BIZ UDPゴシック" w:hAnsi="BIZ UDPゴシック" w:eastAsia="BIZ UDPゴシック"/>
-        </w:rPr>
-      </w:pPr>
-      <w:ins w:id="20134" w:author="Claude" w:date="2026-09-28T12:00:00Z">
+          <w:ins w:id="20132" w:author="Claude" w:date="2026-09-28T12:00:00Z"/>
+          <w:rFonts w:ascii="BIZ UDPゴシック" w:hAnsi="BIZ UDPゴシック" w:eastAsia="BIZ UDPゴシック"/>
+        </w:rPr>
+      </w:pPr>
+      <w:commentRangeStart w:id="5"/>
+      <w:ins w:id="20133" w:author="Claude" w:date="2026-09-28T12:00:00Z">
         <w:r>
           <w:rPr>
             <w:rFonts w:eastAsia="BIZ UDPゴシック" w:ascii="BIZ UDPゴシック" w:hAnsi="BIZ UDPゴシック"/>
           </w:rPr>
-          <w:t xml:space="preserve">③ 年次予算、1件あたり1,000万円を超える設備投資、店舗の移転、幹部人事、借入および関連当事者取引は重要事項とし、岸田様と事前に協議のうえ取締役会で決定いたします。本書3項(2)に記載のお約束は、この意思決定においても適用されます。</w:t>
+          <w:t xml:space="preserve">③ 譲受当初は、新しい体制に慣れていただく期間として、経営会議を含め月2回程度の会議にご出席をお願いしたいと考えております。1年後を目途に、月1回の経営会議のみとするなど、状況を拝見し岸田様のご意見を伺いながら段階的に減らしてまいります。なお、トラブル等の重要な事案が生じた場合には、別途会議を設定させていただくことがございます。</w:t>
+        </w:r>
+      </w:ins>
+      <w:commentRangeEnd w:id="5"/>
+      <w:r>
+        <w:rPr>
+          <w:rStyle w:val="CommentReference"/>
+        </w:rPr>
+        <w:commentReference w:id="5"/>
+      </w:r>
+    </w:p>
+    <w:p>
+      <w:pPr>
+        <w:pStyle w:val="Normal"/>
+        <w:spacing w:lineRule="auto" w:line="300" w:before="0" w:after="80"/>
+        <w:ind w:hanging="280" w:left="440"/>
+        <w:rPr>
+          <w:ins w:id="20134" w:author="Claude" w:date="2026-09-28T12:00:00Z"/>
+          <w:rFonts w:ascii="BIZ UDPゴシック" w:hAnsi="BIZ UDPゴシック" w:eastAsia="BIZ UDPゴシック"/>
+        </w:rPr>
+      </w:pPr>
+      <w:ins w:id="20135" w:author="Claude" w:date="2026-09-28T12:00:00Z">
+        <w:r>
+          <w:rPr>
+            <w:rFonts w:eastAsia="BIZ UDPゴシック" w:ascii="BIZ UDPゴシック" w:hAnsi="BIZ UDPゴシック"/>
+          </w:rPr>
+          <w:t xml:space="preserve">④ 譲受後の全従業員の皆様との個別面談、および進捗確認のための週次の会議は、当社が現場の皆様と行います。</w:t>
+        </w:r>
+      </w:ins>
+    </w:p>
+    <w:p>
+      <w:pPr>
+        <w:pStyle w:val="Normal"/>
+        <w:spacing w:lineRule="auto" w:line="300" w:before="0" w:after="80"/>
+        <w:ind w:hanging="280" w:left="440"/>
+        <w:rPr>
+          <w:ins w:id="20136" w:author="Claude" w:date="2026-09-28T12:00:00Z"/>
+          <w:rFonts w:ascii="BIZ UDPゴシック" w:hAnsi="BIZ UDPゴシック" w:eastAsia="BIZ UDPゴシック"/>
+        </w:rPr>
+      </w:pPr>
+      <w:ins w:id="20137" w:author="Claude" w:date="2026-09-28T12:00:00Z">
+        <w:r>
+          <w:rPr>
+            <w:rFonts w:eastAsia="BIZ UDPゴシック" w:ascii="BIZ UDPゴシック" w:hAnsi="BIZ UDPゴシック"/>
+          </w:rPr>
+          <w:t xml:space="preserve">⑤ 年次予算、1件あたり1,000万円を超える設備投資、店舗の移転、幹部人事、借入および関連当事者取引は重要事項とし、岸田様と事前に協議のうえ取締役会で決定いたします。本書3項(2)に記載のお約束は、この意思決定においても適用されます。</w:t>
         </w:r>
       </w:ins>
     </w:p>
@@ -5775,12 +5769,11 @@
         <w:pStyle w:val="Normal"/>
         <w:spacing w:lineRule="auto" w:line="300" w:before="0" w:after="120"/>
         <w:rPr>
-          <w:ins w:id="20135" w:author="Claude" w:date="2026-09-28T12:00:00Z"/>
-          <w:rFonts w:ascii="BIZ UDPゴシック" w:hAnsi="BIZ UDPゴシック" w:eastAsia="BIZ UDPゴシック"/>
-        </w:rPr>
-      </w:pPr>
-      <w:commentRangeStart w:id="6"/>
-      <w:ins w:id="20136" w:author="Claude" w:date="2026-09-28T12:00:00Z">
+          <w:ins w:id="20138" w:author="Claude" w:date="2026-09-28T12:00:00Z"/>
+          <w:rFonts w:ascii="BIZ UDPゴシック" w:hAnsi="BIZ UDPゴシック" w:eastAsia="BIZ UDPゴシック"/>
+        </w:rPr>
+      </w:pPr>
+      <w:ins w:id="20139" w:author="Claude" w:date="2026-09-28T12:00:00Z">
         <w:r>
           <w:rPr>
             <w:rFonts w:ascii="BIZ UDPゴシック" w:hAnsi="BIZ UDPゴシック" w:eastAsia="BIZ UDPゴシック"/>
@@ -5788,13 +5781,6 @@
           <w:t xml:space="preserve">譲受後に岸田様にお願いしたい役割と関与の範囲は、現時点で次のとおり考えております。</w:t>
         </w:r>
       </w:ins>
-      <w:commentRangeEnd w:id="6"/>
-      <w:r>
-        <w:rPr>
-          <w:rStyle w:val="CommentReference"/>
-        </w:rPr>
-        <w:commentReference w:id="6"/>
-      </w:r>
     </w:p>
     <w:tbl>
       <w:tblPr>
@@ -5818,7 +5804,7 @@
       <w:tr>
         <w:trPr>
           <w:cantSplit w:val="true"/>
-          <w:ins w:id="20137" w:author="Claude" w:date="2026-09-28T12:00:00Z"/>
+          <w:ins w:id="20140" w:author="Claude" w:date="2026-09-28T12:00:00Z"/>
         </w:trPr>
         <w:tc>
           <w:tcPr>
@@ -5836,11 +5822,11 @@
               <w:pStyle w:val="Normal"/>
               <w:spacing w:lineRule="auto" w:line="278"/>
               <w:rPr>
-                <w:ins w:id="20138" w:author="Claude" w:date="2026-09-28T12:00:00Z"/>
-                <w:rFonts w:ascii="BIZ UDPゴシック" w:hAnsi="BIZ UDPゴシック" w:eastAsia="BIZ UDPゴシック"/>
-              </w:rPr>
-            </w:pPr>
-            <w:ins w:id="20139" w:author="Claude" w:date="2026-09-28T12:00:00Z">
+                <w:ins w:id="20141" w:author="Claude" w:date="2026-09-28T12:00:00Z"/>
+                <w:rFonts w:ascii="BIZ UDPゴシック" w:hAnsi="BIZ UDPゴシック" w:eastAsia="BIZ UDPゴシック"/>
+              </w:rPr>
+            </w:pPr>
+            <w:ins w:id="20142" w:author="Claude" w:date="2026-09-28T12:00:00Z">
               <w:r>
                 <w:rPr>
                   <w:rFonts w:ascii="BIZ UDPゴシック" w:hAnsi="BIZ UDPゴシック" w:eastAsia="BIZ UDPゴシック"/>
@@ -5870,11 +5856,11 @@
               <w:pStyle w:val="Normal"/>
               <w:spacing w:lineRule="auto" w:line="278"/>
               <w:rPr>
-                <w:ins w:id="20140" w:author="Claude" w:date="2026-09-28T12:00:00Z"/>
-                <w:rFonts w:ascii="BIZ UDPゴシック" w:hAnsi="BIZ UDPゴシック" w:eastAsia="BIZ UDPゴシック"/>
-              </w:rPr>
-            </w:pPr>
-            <w:ins w:id="20141" w:author="Claude" w:date="2026-09-28T12:00:00Z">
+                <w:ins w:id="20143" w:author="Claude" w:date="2026-09-28T12:00:00Z"/>
+                <w:rFonts w:ascii="BIZ UDPゴシック" w:hAnsi="BIZ UDPゴシック" w:eastAsia="BIZ UDPゴシック"/>
+              </w:rPr>
+            </w:pPr>
+            <w:ins w:id="20144" w:author="Claude" w:date="2026-09-28T12:00:00Z">
               <w:r>
                 <w:rPr>
                   <w:rFonts w:ascii="BIZ UDPゴシック" w:hAnsi="BIZ UDPゴシック" w:eastAsia="BIZ UDPゴシック"/>
@@ -5904,11 +5890,11 @@
               <w:pStyle w:val="Normal"/>
               <w:spacing w:lineRule="auto" w:line="278"/>
               <w:rPr>
-                <w:ins w:id="20142" w:author="Claude" w:date="2026-09-28T12:00:00Z"/>
-                <w:rFonts w:ascii="BIZ UDPゴシック" w:hAnsi="BIZ UDPゴシック" w:eastAsia="BIZ UDPゴシック"/>
-              </w:rPr>
-            </w:pPr>
-            <w:ins w:id="20143" w:author="Claude" w:date="2026-09-28T12:00:00Z">
+                <w:ins w:id="20145" w:author="Claude" w:date="2026-09-28T12:00:00Z"/>
+                <w:rFonts w:ascii="BIZ UDPゴシック" w:hAnsi="BIZ UDPゴシック" w:eastAsia="BIZ UDPゴシック"/>
+              </w:rPr>
+            </w:pPr>
+            <w:ins w:id="20146" w:author="Claude" w:date="2026-09-28T12:00:00Z">
               <w:r>
                 <w:rPr>
                   <w:rFonts w:ascii="BIZ UDPゴシック" w:hAnsi="BIZ UDPゴシック" w:eastAsia="BIZ UDPゴシック"/>
@@ -5926,7 +5912,7 @@
       <w:tr>
         <w:trPr>
           <w:cantSplit w:val="true"/>
-          <w:ins w:id="20144" w:author="Claude" w:date="2026-09-28T12:00:00Z"/>
+          <w:ins w:id="20147" w:author="Claude" w:date="2026-09-28T12:00:00Z"/>
         </w:trPr>
         <w:tc>
           <w:tcPr>
@@ -5943,11 +5929,11 @@
               <w:pStyle w:val="Normal"/>
               <w:spacing w:lineRule="auto" w:line="278"/>
               <w:rPr>
-                <w:ins w:id="20145" w:author="Claude" w:date="2026-09-28T12:00:00Z"/>
-                <w:rFonts w:ascii="BIZ UDPゴシック" w:hAnsi="BIZ UDPゴシック" w:eastAsia="BIZ UDPゴシック"/>
-              </w:rPr>
-            </w:pPr>
-            <w:ins w:id="20146" w:author="Claude" w:date="2026-09-28T12:00:00Z">
+                <w:ins w:id="20148" w:author="Claude" w:date="2026-09-28T12:00:00Z"/>
+                <w:rFonts w:ascii="BIZ UDPゴシック" w:hAnsi="BIZ UDPゴシック" w:eastAsia="BIZ UDPゴシック"/>
+              </w:rPr>
+            </w:pPr>
+            <w:ins w:id="20149" w:author="Claude" w:date="2026-09-28T12:00:00Z">
               <w:r>
                 <w:rPr>
                   <w:rFonts w:ascii="BIZ UDPゴシック" w:hAnsi="BIZ UDPゴシック" w:eastAsia="BIZ UDPゴシック"/>
@@ -5976,11 +5962,11 @@
               <w:pStyle w:val="Normal"/>
               <w:spacing w:lineRule="auto" w:line="278"/>
               <w:rPr>
-                <w:ins w:id="20147" w:author="Claude" w:date="2026-09-28T12:00:00Z"/>
-                <w:rFonts w:ascii="BIZ UDPゴシック" w:hAnsi="BIZ UDPゴシック" w:eastAsia="BIZ UDPゴシック"/>
-              </w:rPr>
-            </w:pPr>
-            <w:ins w:id="20148" w:author="Claude" w:date="2026-09-28T12:00:00Z">
+                <w:ins w:id="20150" w:author="Claude" w:date="2026-09-28T12:00:00Z"/>
+                <w:rFonts w:ascii="BIZ UDPゴシック" w:hAnsi="BIZ UDPゴシック" w:eastAsia="BIZ UDPゴシック"/>
+              </w:rPr>
+            </w:pPr>
+            <w:ins w:id="20151" w:author="Claude" w:date="2026-09-28T12:00:00Z">
               <w:r>
                 <w:rPr>
                   <w:rFonts w:ascii="BIZ UDPゴシック" w:hAnsi="BIZ UDPゴシック" w:eastAsia="BIZ UDPゴシック"/>
@@ -6007,11 +5993,11 @@
               <w:pStyle w:val="Normal"/>
               <w:spacing w:lineRule="auto" w:line="278"/>
               <w:rPr>
-                <w:ins w:id="20149" w:author="Claude" w:date="2026-09-28T12:00:00Z"/>
-                <w:rFonts w:ascii="BIZ UDPゴシック" w:hAnsi="BIZ UDPゴシック" w:eastAsia="BIZ UDPゴシック"/>
-              </w:rPr>
-            </w:pPr>
-            <w:ins w:id="20150" w:author="Claude" w:date="2026-09-28T12:00:00Z">
+                <w:ins w:id="20152" w:author="Claude" w:date="2026-09-28T12:00:00Z"/>
+                <w:rFonts w:ascii="BIZ UDPゴシック" w:hAnsi="BIZ UDPゴシック" w:eastAsia="BIZ UDPゴシック"/>
+              </w:rPr>
+            </w:pPr>
+            <w:ins w:id="20153" w:author="Claude" w:date="2026-09-28T12:00:00Z">
               <w:r>
                 <w:rPr>
                   <w:rFonts w:ascii="BIZ UDPゴシック" w:hAnsi="BIZ UDPゴシック" w:eastAsia="BIZ UDPゴシック"/>
@@ -6027,7 +6013,7 @@
       <w:tr>
         <w:trPr>
           <w:cantSplit w:val="true"/>
-          <w:ins w:id="20151" w:author="Claude" w:date="2026-09-28T12:00:00Z"/>
+          <w:ins w:id="20154" w:author="Claude" w:date="2026-09-28T12:00:00Z"/>
         </w:trPr>
         <w:tc>
           <w:tcPr>
@@ -6044,11 +6030,11 @@
               <w:pStyle w:val="Normal"/>
               <w:spacing w:lineRule="auto" w:line="278"/>
               <w:rPr>
-                <w:ins w:id="20152" w:author="Claude" w:date="2026-09-28T12:00:00Z"/>
-                <w:rFonts w:ascii="BIZ UDPゴシック" w:hAnsi="BIZ UDPゴシック" w:eastAsia="BIZ UDPゴシック"/>
-              </w:rPr>
-            </w:pPr>
-            <w:ins w:id="20153" w:author="Claude" w:date="2026-09-28T12:00:00Z">
+                <w:ins w:id="20155" w:author="Claude" w:date="2026-09-28T12:00:00Z"/>
+                <w:rFonts w:ascii="BIZ UDPゴシック" w:hAnsi="BIZ UDPゴシック" w:eastAsia="BIZ UDPゴシック"/>
+              </w:rPr>
+            </w:pPr>
+            <w:ins w:id="20156" w:author="Claude" w:date="2026-09-28T12:00:00Z">
               <w:r>
                 <w:rPr>
                   <w:rFonts w:ascii="BIZ UDPゴシック" w:hAnsi="BIZ UDPゴシック" w:eastAsia="BIZ UDPゴシック"/>
@@ -6077,11 +6063,11 @@
               <w:pStyle w:val="Normal"/>
               <w:spacing w:lineRule="auto" w:line="278"/>
               <w:rPr>
-                <w:ins w:id="20154" w:author="Claude" w:date="2026-09-28T12:00:00Z"/>
-                <w:rFonts w:ascii="BIZ UDPゴシック" w:hAnsi="BIZ UDPゴシック" w:eastAsia="BIZ UDPゴシック"/>
-              </w:rPr>
-            </w:pPr>
-            <w:ins w:id="20155" w:author="Claude" w:date="2026-09-28T12:00:00Z">
+                <w:ins w:id="20157" w:author="Claude" w:date="2026-09-28T12:00:00Z"/>
+                <w:rFonts w:ascii="BIZ UDPゴシック" w:hAnsi="BIZ UDPゴシック" w:eastAsia="BIZ UDPゴシック"/>
+              </w:rPr>
+            </w:pPr>
+            <w:ins w:id="20158" w:author="Claude" w:date="2026-09-28T12:00:00Z">
               <w:r>
                 <w:rPr>
                   <w:rFonts w:ascii="BIZ UDPゴシック" w:hAnsi="BIZ UDPゴシック" w:eastAsia="BIZ UDPゴシック"/>
@@ -6108,11 +6094,11 @@
               <w:pStyle w:val="Normal"/>
               <w:spacing w:lineRule="auto" w:line="278"/>
               <w:rPr>
-                <w:ins w:id="20156" w:author="Claude" w:date="2026-09-28T12:00:00Z"/>
-                <w:rFonts w:ascii="BIZ UDPゴシック" w:hAnsi="BIZ UDPゴシック" w:eastAsia="BIZ UDPゴシック"/>
-              </w:rPr>
-            </w:pPr>
-            <w:ins w:id="20157" w:author="Claude" w:date="2026-09-28T12:00:00Z">
+                <w:ins w:id="20159" w:author="Claude" w:date="2026-09-28T12:00:00Z"/>
+                <w:rFonts w:ascii="BIZ UDPゴシック" w:hAnsi="BIZ UDPゴシック" w:eastAsia="BIZ UDPゴシック"/>
+              </w:rPr>
+            </w:pPr>
+            <w:ins w:id="20160" w:author="Claude" w:date="2026-09-28T12:00:00Z">
               <w:r>
                 <w:rPr>
                   <w:rFonts w:ascii="BIZ UDPゴシック" w:hAnsi="BIZ UDPゴシック" w:eastAsia="BIZ UDPゴシック"/>
@@ -6128,7 +6114,7 @@
       <w:tr>
         <w:trPr>
           <w:cantSplit w:val="true"/>
-          <w:ins w:id="20158" w:author="Claude" w:date="2026-09-28T12:00:00Z"/>
+          <w:ins w:id="20161" w:author="Claude" w:date="2026-09-28T12:00:00Z"/>
         </w:trPr>
         <w:tc>
           <w:tcPr>
@@ -6145,11 +6131,11 @@
               <w:pStyle w:val="Normal"/>
               <w:spacing w:lineRule="auto" w:line="278"/>
               <w:rPr>
-                <w:ins w:id="20159" w:author="Claude" w:date="2026-09-28T12:00:00Z"/>
-                <w:rFonts w:ascii="BIZ UDPゴシック" w:hAnsi="BIZ UDPゴシック" w:eastAsia="BIZ UDPゴシック"/>
-              </w:rPr>
-            </w:pPr>
-            <w:ins w:id="20160" w:author="Claude" w:date="2026-09-28T12:00:00Z">
+                <w:ins w:id="20162" w:author="Claude" w:date="2026-09-28T12:00:00Z"/>
+                <w:rFonts w:ascii="BIZ UDPゴシック" w:hAnsi="BIZ UDPゴシック" w:eastAsia="BIZ UDPゴシック"/>
+              </w:rPr>
+            </w:pPr>
+            <w:ins w:id="20163" w:author="Claude" w:date="2026-09-28T12:00:00Z">
               <w:r>
                 <w:rPr>
                   <w:rFonts w:ascii="BIZ UDPゴシック" w:hAnsi="BIZ UDPゴシック" w:eastAsia="BIZ UDPゴシック"/>
@@ -6178,18 +6164,18 @@
               <w:pStyle w:val="Normal"/>
               <w:spacing w:lineRule="auto" w:line="278"/>
               <w:rPr>
-                <w:ins w:id="20161" w:author="Claude" w:date="2026-09-28T12:00:00Z"/>
-                <w:rFonts w:ascii="BIZ UDPゴシック" w:hAnsi="BIZ UDPゴシック" w:eastAsia="BIZ UDPゴシック"/>
-              </w:rPr>
-            </w:pPr>
-            <w:ins w:id="20162" w:author="Claude" w:date="2026-09-28T12:00:00Z">
+                <w:ins w:id="20164" w:author="Claude" w:date="2026-09-28T12:00:00Z"/>
+                <w:rFonts w:ascii="BIZ UDPゴシック" w:hAnsi="BIZ UDPゴシック" w:eastAsia="BIZ UDPゴシック"/>
+              </w:rPr>
+            </w:pPr>
+            <w:ins w:id="20165" w:author="Claude" w:date="2026-09-28T12:00:00Z">
               <w:r>
                 <w:rPr>
                   <w:rFonts w:ascii="BIZ UDPゴシック" w:hAnsi="BIZ UDPゴシック" w:eastAsia="BIZ UDPゴシック"/>
                   <w:sz w:val="19"/>
                   <w:szCs w:val="19"/>
                 </w:rPr>
-                <w:t xml:space="preserve">ご関与は求めません（本店の多店舗化は行いません）</w:t>
+                <w:t xml:space="preserve">本店の多店舗化は行いません。構想としてのブティック店舗は、後継料理長の確保後に、物販（スイーツ）と並行して監修をお願いしたい</w:t>
               </w:r>
             </w:ins>
           </w:p>
@@ -6209,18 +6195,18 @@
               <w:pStyle w:val="Normal"/>
               <w:spacing w:lineRule="auto" w:line="278"/>
               <w:rPr>
-                <w:ins w:id="20163" w:author="Claude" w:date="2026-09-28T12:00:00Z"/>
-                <w:rFonts w:ascii="BIZ UDPゴシック" w:hAnsi="BIZ UDPゴシック" w:eastAsia="BIZ UDPゴシック"/>
-              </w:rPr>
-            </w:pPr>
-            <w:ins w:id="20164" w:author="Claude" w:date="2026-09-28T12:00:00Z">
+                <w:ins w:id="20166" w:author="Claude" w:date="2026-09-28T12:00:00Z"/>
+                <w:rFonts w:ascii="BIZ UDPゴシック" w:hAnsi="BIZ UDPゴシック" w:eastAsia="BIZ UDPゴシック"/>
+              </w:rPr>
+            </w:pPr>
+            <w:ins w:id="20167" w:author="Claude" w:date="2026-09-28T12:00:00Z">
               <w:r>
                 <w:rPr>
                   <w:rFonts w:ascii="BIZ UDPゴシック" w:hAnsi="BIZ UDPゴシック" w:eastAsia="BIZ UDPゴシック"/>
                   <w:sz w:val="19"/>
                   <w:szCs w:val="19"/>
                 </w:rPr>
-                <w:t xml:space="preserve">同左</w:t>
+                <w:t xml:space="preserve">監修</w:t>
               </w:r>
             </w:ins>
           </w:p>
@@ -6229,7 +6215,7 @@
       <w:tr>
         <w:trPr>
           <w:cantSplit w:val="true"/>
-          <w:ins w:id="20165" w:author="Claude" w:date="2026-09-28T12:00:00Z"/>
+          <w:ins w:id="20168" w:author="Claude" w:date="2026-09-28T12:00:00Z"/>
         </w:trPr>
         <w:tc>
           <w:tcPr>
@@ -6246,11 +6232,11 @@
               <w:pStyle w:val="Normal"/>
               <w:spacing w:lineRule="auto" w:line="278"/>
               <w:rPr>
-                <w:ins w:id="20166" w:author="Claude" w:date="2026-09-28T12:00:00Z"/>
-                <w:rFonts w:ascii="BIZ UDPゴシック" w:hAnsi="BIZ UDPゴシック" w:eastAsia="BIZ UDPゴシック"/>
-              </w:rPr>
-            </w:pPr>
-            <w:ins w:id="20167" w:author="Claude" w:date="2026-09-28T12:00:00Z">
+                <w:ins w:id="20169" w:author="Claude" w:date="2026-09-28T12:00:00Z"/>
+                <w:rFonts w:ascii="BIZ UDPゴシック" w:hAnsi="BIZ UDPゴシック" w:eastAsia="BIZ UDPゴシック"/>
+              </w:rPr>
+            </w:pPr>
+            <w:ins w:id="20170" w:author="Claude" w:date="2026-09-28T12:00:00Z">
               <w:r>
                 <w:rPr>
                   <w:rFonts w:ascii="BIZ UDPゴシック" w:hAnsi="BIZ UDPゴシック" w:eastAsia="BIZ UDPゴシック"/>
@@ -6279,11 +6265,11 @@
               <w:pStyle w:val="Normal"/>
               <w:spacing w:lineRule="auto" w:line="278"/>
               <w:rPr>
-                <w:ins w:id="20168" w:author="Claude" w:date="2026-09-28T12:00:00Z"/>
-                <w:rFonts w:ascii="BIZ UDPゴシック" w:hAnsi="BIZ UDPゴシック" w:eastAsia="BIZ UDPゴシック"/>
-              </w:rPr>
-            </w:pPr>
-            <w:ins w:id="20169" w:author="Claude" w:date="2026-09-28T12:00:00Z">
+                <w:ins w:id="20171" w:author="Claude" w:date="2026-09-28T12:00:00Z"/>
+                <w:rFonts w:ascii="BIZ UDPゴシック" w:hAnsi="BIZ UDPゴシック" w:eastAsia="BIZ UDPゴシック"/>
+              </w:rPr>
+            </w:pPr>
+            <w:ins w:id="20172" w:author="Claude" w:date="2026-09-28T12:00:00Z">
               <w:r>
                 <w:rPr>
                   <w:rFonts w:ascii="BIZ UDPゴシック" w:hAnsi="BIZ UDPゴシック" w:eastAsia="BIZ UDPゴシック"/>
@@ -6310,11 +6296,11 @@
               <w:pStyle w:val="Normal"/>
               <w:spacing w:lineRule="auto" w:line="278"/>
               <w:rPr>
-                <w:ins w:id="20170" w:author="Claude" w:date="2026-09-28T12:00:00Z"/>
-                <w:rFonts w:ascii="BIZ UDPゴシック" w:hAnsi="BIZ UDPゴシック" w:eastAsia="BIZ UDPゴシック"/>
-              </w:rPr>
-            </w:pPr>
-            <w:ins w:id="20171" w:author="Claude" w:date="2026-09-28T12:00:00Z">
+                <w:ins w:id="20173" w:author="Claude" w:date="2026-09-28T12:00:00Z"/>
+                <w:rFonts w:ascii="BIZ UDPゴシック" w:hAnsi="BIZ UDPゴシック" w:eastAsia="BIZ UDPゴシック"/>
+              </w:rPr>
+            </w:pPr>
+            <w:ins w:id="20174" w:author="Claude" w:date="2026-09-28T12:00:00Z">
               <w:r>
                 <w:rPr>
                   <w:rFonts w:ascii="BIZ UDPゴシック" w:hAnsi="BIZ UDPゴシック" w:eastAsia="BIZ UDPゴシック"/>
@@ -6330,7 +6316,7 @@
       <w:tr>
         <w:trPr>
           <w:cantSplit w:val="true"/>
-          <w:ins w:id="20172" w:author="Claude" w:date="2026-09-28T12:00:00Z"/>
+          <w:ins w:id="20175" w:author="Claude" w:date="2026-09-28T12:00:00Z"/>
         </w:trPr>
         <w:tc>
           <w:tcPr>
@@ -6347,11 +6333,11 @@
               <w:pStyle w:val="Normal"/>
               <w:spacing w:lineRule="auto" w:line="278"/>
               <w:rPr>
-                <w:ins w:id="20173" w:author="Claude" w:date="2026-09-28T12:00:00Z"/>
-                <w:rFonts w:ascii="BIZ UDPゴシック" w:hAnsi="BIZ UDPゴシック" w:eastAsia="BIZ UDPゴシック"/>
-              </w:rPr>
-            </w:pPr>
-            <w:ins w:id="20174" w:author="Claude" w:date="2026-09-28T12:00:00Z">
+                <w:ins w:id="20176" w:author="Claude" w:date="2026-09-28T12:00:00Z"/>
+                <w:rFonts w:ascii="BIZ UDPゴシック" w:hAnsi="BIZ UDPゴシック" w:eastAsia="BIZ UDPゴシック"/>
+              </w:rPr>
+            </w:pPr>
+            <w:ins w:id="20177" w:author="Claude" w:date="2026-09-28T12:00:00Z">
               <w:r>
                 <w:rPr>
                   <w:rFonts w:ascii="BIZ UDPゴシック" w:hAnsi="BIZ UDPゴシック" w:eastAsia="BIZ UDPゴシック"/>
@@ -6380,11 +6366,11 @@
               <w:pStyle w:val="Normal"/>
               <w:spacing w:lineRule="auto" w:line="278"/>
               <w:rPr>
-                <w:ins w:id="20175" w:author="Claude" w:date="2026-09-28T12:00:00Z"/>
-                <w:rFonts w:ascii="BIZ UDPゴシック" w:hAnsi="BIZ UDPゴシック" w:eastAsia="BIZ UDPゴシック"/>
-              </w:rPr>
-            </w:pPr>
-            <w:ins w:id="20176" w:author="Claude" w:date="2026-09-28T12:00:00Z">
+                <w:ins w:id="20178" w:author="Claude" w:date="2026-09-28T12:00:00Z"/>
+                <w:rFonts w:ascii="BIZ UDPゴシック" w:hAnsi="BIZ UDPゴシック" w:eastAsia="BIZ UDPゴシック"/>
+              </w:rPr>
+            </w:pPr>
+            <w:ins w:id="20179" w:author="Claude" w:date="2026-09-28T12:00:00Z">
               <w:r>
                 <w:rPr>
                   <w:rFonts w:ascii="BIZ UDPゴシック" w:hAnsi="BIZ UDPゴシック" w:eastAsia="BIZ UDPゴシック"/>
@@ -6411,11 +6397,11 @@
               <w:pStyle w:val="Normal"/>
               <w:spacing w:lineRule="auto" w:line="278"/>
               <w:rPr>
-                <w:ins w:id="20177" w:author="Claude" w:date="2026-09-28T12:00:00Z"/>
-                <w:rFonts w:ascii="BIZ UDPゴシック" w:hAnsi="BIZ UDPゴシック" w:eastAsia="BIZ UDPゴシック"/>
-              </w:rPr>
-            </w:pPr>
-            <w:ins w:id="20178" w:author="Claude" w:date="2026-09-28T12:00:00Z">
+                <w:ins w:id="20180" w:author="Claude" w:date="2026-09-28T12:00:00Z"/>
+                <w:rFonts w:ascii="BIZ UDPゴシック" w:hAnsi="BIZ UDPゴシック" w:eastAsia="BIZ UDPゴシック"/>
+              </w:rPr>
+            </w:pPr>
+            <w:ins w:id="20181" w:author="Claude" w:date="2026-09-28T12:00:00Z">
               <w:r>
                 <w:rPr>
                   <w:rFonts w:ascii="BIZ UDPゴシック" w:hAnsi="BIZ UDPゴシック" w:eastAsia="BIZ UDPゴシック"/>
@@ -6431,7 +6417,7 @@
       <w:tr>
         <w:trPr>
           <w:cantSplit w:val="true"/>
-          <w:ins w:id="20179" w:author="Claude" w:date="2026-09-28T12:00:00Z"/>
+          <w:ins w:id="20182" w:author="Claude" w:date="2026-09-28T12:00:00Z"/>
         </w:trPr>
         <w:tc>
           <w:tcPr>
@@ -6448,11 +6434,11 @@
               <w:pStyle w:val="Normal"/>
               <w:spacing w:lineRule="auto" w:line="278"/>
               <w:rPr>
-                <w:ins w:id="20180" w:author="Claude" w:date="2026-09-28T12:00:00Z"/>
-                <w:rFonts w:ascii="BIZ UDPゴシック" w:hAnsi="BIZ UDPゴシック" w:eastAsia="BIZ UDPゴシック"/>
-              </w:rPr>
-            </w:pPr>
-            <w:ins w:id="20181" w:author="Claude" w:date="2026-09-28T12:00:00Z">
+                <w:ins w:id="20183" w:author="Claude" w:date="2026-09-28T12:00:00Z"/>
+                <w:rFonts w:ascii="BIZ UDPゴシック" w:hAnsi="BIZ UDPゴシック" w:eastAsia="BIZ UDPゴシック"/>
+              </w:rPr>
+            </w:pPr>
+            <w:ins w:id="20184" w:author="Claude" w:date="2026-09-28T12:00:00Z">
               <w:r>
                 <w:rPr>
                   <w:rFonts w:ascii="BIZ UDPゴシック" w:hAnsi="BIZ UDPゴシック" w:eastAsia="BIZ UDPゴシック"/>
@@ -6481,11 +6467,11 @@
               <w:pStyle w:val="Normal"/>
               <w:spacing w:lineRule="auto" w:line="278"/>
               <w:rPr>
-                <w:ins w:id="20182" w:author="Claude" w:date="2026-09-28T12:00:00Z"/>
-                <w:rFonts w:ascii="BIZ UDPゴシック" w:hAnsi="BIZ UDPゴシック" w:eastAsia="BIZ UDPゴシック"/>
-              </w:rPr>
-            </w:pPr>
-            <w:ins w:id="20183" w:author="Claude" w:date="2026-09-28T12:00:00Z">
+                <w:ins w:id="20185" w:author="Claude" w:date="2026-09-28T12:00:00Z"/>
+                <w:rFonts w:ascii="BIZ UDPゴシック" w:hAnsi="BIZ UDPゴシック" w:eastAsia="BIZ UDPゴシック"/>
+              </w:rPr>
+            </w:pPr>
+            <w:ins w:id="20186" w:author="Claude" w:date="2026-09-28T12:00:00Z">
               <w:r>
                 <w:rPr>
                   <w:rFonts w:ascii="BIZ UDPゴシック" w:hAnsi="BIZ UDPゴシック" w:eastAsia="BIZ UDPゴシック"/>
@@ -6512,11 +6498,11 @@
               <w:pStyle w:val="Normal"/>
               <w:spacing w:lineRule="auto" w:line="278"/>
               <w:rPr>
-                <w:ins w:id="20184" w:author="Claude" w:date="2026-09-28T12:00:00Z"/>
-                <w:rFonts w:ascii="BIZ UDPゴシック" w:hAnsi="BIZ UDPゴシック" w:eastAsia="BIZ UDPゴシック"/>
-              </w:rPr>
-            </w:pPr>
-            <w:ins w:id="20185" w:author="Claude" w:date="2026-09-28T12:00:00Z">
+                <w:ins w:id="20187" w:author="Claude" w:date="2026-09-28T12:00:00Z"/>
+                <w:rFonts w:ascii="BIZ UDPゴシック" w:hAnsi="BIZ UDPゴシック" w:eastAsia="BIZ UDPゴシック"/>
+              </w:rPr>
+            </w:pPr>
+            <w:ins w:id="20188" w:author="Claude" w:date="2026-09-28T12:00:00Z">
               <w:r>
                 <w:rPr>
                   <w:rFonts w:ascii="BIZ UDPゴシック" w:hAnsi="BIZ UDPゴシック" w:eastAsia="BIZ UDPゴシック"/>
@@ -8625,12 +8611,12 @@
         <w:pStyle w:val="Normal"/>
         <w:spacing w:lineRule="auto" w:line="300" w:before="200" w:after="100"/>
         <w:rPr>
-          <w:ins w:id="20186" w:author="Claude" w:date="2026-09-28T12:00:00Z"/>
-          <w:rFonts w:ascii="BIZ UDPゴシック" w:hAnsi="BIZ UDPゴシック" w:eastAsia="BIZ UDPゴシック"/>
-        </w:rPr>
-      </w:pPr>
-      <w:commentRangeStart w:id="8"/>
-      <w:ins w:id="20187" w:author="Claude" w:date="2026-09-28T12:00:00Z">
+          <w:ins w:id="20189" w:author="Claude" w:date="2026-09-28T12:00:00Z"/>
+          <w:rFonts w:ascii="BIZ UDPゴシック" w:hAnsi="BIZ UDPゴシック" w:eastAsia="BIZ UDPゴシック"/>
+        </w:rPr>
+      </w:pPr>
+      <w:commentRangeStart w:id="7"/>
+      <w:ins w:id="20190" w:author="Claude" w:date="2026-09-28T12:00:00Z">
         <w:r>
           <w:rPr>
             <w:rFonts w:eastAsia="BIZ UDPゴシック" w:ascii="BIZ UDPゴシック" w:hAnsi="BIZ UDPゴシック"/>
@@ -8640,12 +8626,12 @@
           <w:t xml:space="preserve">(3) その他の主要な経済条件</w:t>
         </w:r>
       </w:ins>
-      <w:commentRangeEnd w:id="8"/>
+      <w:commentRangeEnd w:id="7"/>
       <w:r>
         <w:rPr>
           <w:rStyle w:val="CommentReference"/>
         </w:rPr>
-        <w:commentReference w:id="8"/>
+        <w:commentReference w:id="7"/>
       </w:r>
     </w:p>
     <w:p>
@@ -8654,11 +8640,11 @@
         <w:spacing w:lineRule="auto" w:line="300" w:before="0" w:after="80"/>
         <w:ind w:hanging="280" w:left="440"/>
         <w:rPr>
-          <w:ins w:id="20188" w:author="Claude" w:date="2026-09-28T12:00:00Z"/>
-          <w:rFonts w:ascii="BIZ UDPゴシック" w:hAnsi="BIZ UDPゴシック" w:eastAsia="BIZ UDPゴシック"/>
-        </w:rPr>
-      </w:pPr>
-      <w:ins w:id="20189" w:author="Claude" w:date="2026-09-28T12:00:00Z">
+          <w:ins w:id="20191" w:author="Claude" w:date="2026-09-28T12:00:00Z"/>
+          <w:rFonts w:ascii="BIZ UDPゴシック" w:hAnsi="BIZ UDPゴシック" w:eastAsia="BIZ UDPゴシック"/>
+        </w:rPr>
+      </w:pPr>
+      <w:ins w:id="20192" w:author="Claude" w:date="2026-09-28T12:00:00Z">
         <w:r>
           <w:rPr>
             <w:rFonts w:eastAsia="BIZ UDPゴシック" w:ascii="BIZ UDPゴシック" w:hAnsi="BIZ UDPゴシック"/>
@@ -8673,11 +8659,11 @@
         <w:spacing w:lineRule="auto" w:line="300" w:before="0" w:after="80"/>
         <w:ind w:hanging="280" w:left="440"/>
         <w:rPr>
-          <w:ins w:id="20190" w:author="Claude" w:date="2026-09-28T12:00:00Z"/>
-          <w:rFonts w:ascii="BIZ UDPゴシック" w:hAnsi="BIZ UDPゴシック" w:eastAsia="BIZ UDPゴシック"/>
-        </w:rPr>
-      </w:pPr>
-      <w:ins w:id="20191" w:author="Claude" w:date="2026-09-28T12:00:00Z">
+          <w:ins w:id="20193" w:author="Claude" w:date="2026-09-28T12:00:00Z"/>
+          <w:rFonts w:ascii="BIZ UDPゴシック" w:hAnsi="BIZ UDPゴシック" w:eastAsia="BIZ UDPゴシック"/>
+        </w:rPr>
+      </w:pPr>
+      <w:ins w:id="20194" w:author="Claude" w:date="2026-09-28T12:00:00Z">
         <w:r>
           <w:rPr>
             <w:rFonts w:eastAsia="BIZ UDPゴシック" w:ascii="BIZ UDPゴシック" w:hAnsi="BIZ UDPゴシック"/>
@@ -8692,11 +8678,11 @@
         <w:spacing w:lineRule="auto" w:line="300" w:before="0" w:after="80"/>
         <w:ind w:hanging="280" w:left="440"/>
         <w:rPr>
-          <w:ins w:id="20192" w:author="Claude" w:date="2026-09-28T12:00:00Z"/>
-          <w:rFonts w:ascii="BIZ UDPゴシック" w:hAnsi="BIZ UDPゴシック" w:eastAsia="BIZ UDPゴシック"/>
-        </w:rPr>
-      </w:pPr>
-      <w:ins w:id="20193" w:author="Claude" w:date="2026-09-28T12:00:00Z">
+          <w:ins w:id="20195" w:author="Claude" w:date="2026-09-28T12:00:00Z"/>
+          <w:rFonts w:ascii="BIZ UDPゴシック" w:hAnsi="BIZ UDPゴシック" w:eastAsia="BIZ UDPゴシック"/>
+        </w:rPr>
+      </w:pPr>
+      <w:ins w:id="20196" w:author="Claude" w:date="2026-09-28T12:00:00Z">
         <w:r>
           <w:rPr>
             <w:rFonts w:eastAsia="BIZ UDPゴシック" w:ascii="BIZ UDPゴシック" w:hAnsi="BIZ UDPゴシック"/>
@@ -8711,11 +8697,11 @@
         <w:spacing w:lineRule="auto" w:line="300" w:before="0" w:after="80"/>
         <w:ind w:hanging="280" w:left="440"/>
         <w:rPr>
-          <w:ins w:id="20194" w:author="Claude" w:date="2026-09-28T12:00:00Z"/>
-          <w:rFonts w:ascii="BIZ UDPゴシック" w:hAnsi="BIZ UDPゴシック" w:eastAsia="BIZ UDPゴシック"/>
-        </w:rPr>
-      </w:pPr>
-      <w:ins w:id="20195" w:author="Claude" w:date="2026-09-28T12:00:00Z">
+          <w:ins w:id="20197" w:author="Claude" w:date="2026-09-28T12:00:00Z"/>
+          <w:rFonts w:ascii="BIZ UDPゴシック" w:hAnsi="BIZ UDPゴシック" w:eastAsia="BIZ UDPゴシック"/>
+        </w:rPr>
+      </w:pPr>
+      <w:ins w:id="20198" w:author="Claude" w:date="2026-09-28T12:00:00Z">
         <w:r>
           <w:rPr>
             <w:rFonts w:eastAsia="BIZ UDPゴシック" w:ascii="BIZ UDPゴシック" w:hAnsi="BIZ UDPゴシック"/>
@@ -8730,11 +8716,11 @@
         <w:spacing w:lineRule="auto" w:line="300" w:before="0" w:after="80"/>
         <w:ind w:hanging="280" w:left="440"/>
         <w:rPr>
-          <w:ins w:id="20196" w:author="Claude" w:date="2026-09-28T12:00:00Z"/>
-          <w:rFonts w:ascii="BIZ UDPゴシック" w:hAnsi="BIZ UDPゴシック" w:eastAsia="BIZ UDPゴシック"/>
-        </w:rPr>
-      </w:pPr>
-      <w:ins w:id="20197" w:author="Claude" w:date="2026-09-28T12:00:00Z">
+          <w:ins w:id="20199" w:author="Claude" w:date="2026-09-28T12:00:00Z"/>
+          <w:rFonts w:ascii="BIZ UDPゴシック" w:hAnsi="BIZ UDPゴシック" w:eastAsia="BIZ UDPゴシック"/>
+        </w:rPr>
+      </w:pPr>
+      <w:ins w:id="20200" w:author="Claude" w:date="2026-09-28T12:00:00Z">
         <w:r>
           <w:rPr>
             <w:rFonts w:eastAsia="BIZ UDPゴシック" w:ascii="BIZ UDPゴシック" w:hAnsi="BIZ UDPゴシック"/>
@@ -8749,11 +8735,11 @@
         <w:spacing w:lineRule="auto" w:line="300" w:before="0" w:after="80"/>
         <w:ind w:hanging="280" w:left="440"/>
         <w:rPr>
-          <w:ins w:id="20198" w:author="Claude" w:date="2026-09-28T12:00:00Z"/>
-          <w:rFonts w:ascii="BIZ UDPゴシック" w:hAnsi="BIZ UDPゴシック" w:eastAsia="BIZ UDPゴシック"/>
-        </w:rPr>
-      </w:pPr>
-      <w:ins w:id="20199" w:author="Claude" w:date="2026-09-28T12:00:00Z">
+          <w:ins w:id="20201" w:author="Claude" w:date="2026-09-28T12:00:00Z"/>
+          <w:rFonts w:ascii="BIZ UDPゴシック" w:hAnsi="BIZ UDPゴシック" w:eastAsia="BIZ UDPゴシック"/>
+        </w:rPr>
+      </w:pPr>
+      <w:ins w:id="20202" w:author="Claude" w:date="2026-09-28T12:00:00Z">
         <w:r>
           <w:rPr>
             <w:rFonts w:eastAsia="BIZ UDPゴシック" w:ascii="BIZ UDPゴシック" w:hAnsi="BIZ UDPゴシック"/>
@@ -10898,7 +10884,7 @@
       <w:tr>
         <w:trPr>
           <w:cantSplit w:val="true"/>
-          <w:ins w:id="20200" w:author="Claude" w:date="2026-09-28T12:00:00Z"/>
+          <w:ins w:id="20203" w:author="Claude" w:date="2026-09-28T12:00:00Z"/>
         </w:trPr>
         <w:tc>
           <w:tcPr>
@@ -10915,11 +10901,11 @@
               <w:pStyle w:val="Normal"/>
               <w:spacing w:lineRule="auto" w:line="278"/>
               <w:rPr>
-                <w:ins w:id="20201" w:author="Claude" w:date="2026-09-28T12:00:00Z"/>
-                <w:rFonts w:ascii="BIZ UDPゴシック" w:hAnsi="BIZ UDPゴシック" w:eastAsia="BIZ UDPゴシック"/>
-              </w:rPr>
-            </w:pPr>
-            <w:ins w:id="20202" w:author="Claude" w:date="2026-09-28T12:00:00Z">
+                <w:ins w:id="20204" w:author="Claude" w:date="2026-09-28T12:00:00Z"/>
+                <w:rFonts w:ascii="BIZ UDPゴシック" w:hAnsi="BIZ UDPゴシック" w:eastAsia="BIZ UDPゴシック"/>
+              </w:rPr>
+            </w:pPr>
+            <w:ins w:id="20205" w:author="Claude" w:date="2026-09-28T12:00:00Z">
               <w:r>
                 <w:rPr>
                   <w:rFonts w:ascii="BIZ UDPゴシック" w:hAnsi="BIZ UDPゴシック" w:eastAsia="BIZ UDPゴシック"/>
@@ -10948,11 +10934,11 @@
               <w:pStyle w:val="Normal"/>
               <w:spacing w:lineRule="auto" w:line="278"/>
               <w:rPr>
-                <w:ins w:id="20203" w:author="Claude" w:date="2026-09-28T12:00:00Z"/>
-                <w:rFonts w:ascii="BIZ UDPゴシック" w:hAnsi="BIZ UDPゴシック" w:eastAsia="BIZ UDPゴシック"/>
-              </w:rPr>
-            </w:pPr>
-            <w:ins w:id="20204" w:author="Claude" w:date="2026-09-28T12:00:00Z">
+                <w:ins w:id="20206" w:author="Claude" w:date="2026-09-28T12:00:00Z"/>
+                <w:rFonts w:ascii="BIZ UDPゴシック" w:hAnsi="BIZ UDPゴシック" w:eastAsia="BIZ UDPゴシック"/>
+              </w:rPr>
+            </w:pPr>
+            <w:ins w:id="20207" w:author="Claude" w:date="2026-09-28T12:00:00Z">
               <w:r>
                 <w:rPr>
                   <w:rFonts w:ascii="BIZ UDPゴシック" w:hAnsi="BIZ UDPゴシック" w:eastAsia="BIZ UDPゴシック"/>
@@ -10979,12 +10965,12 @@
               <w:pStyle w:val="Normal"/>
               <w:spacing w:lineRule="auto" w:line="278"/>
               <w:rPr>
-                <w:ins w:id="20205" w:author="Claude" w:date="2026-09-28T12:00:00Z"/>
-                <w:rFonts w:ascii="BIZ UDPゴシック" w:hAnsi="BIZ UDPゴシック" w:eastAsia="BIZ UDPゴシック"/>
-              </w:rPr>
-            </w:pPr>
-            <w:commentRangeStart w:id="7"/>
-            <w:ins w:id="20206" w:author="Claude" w:date="2026-09-28T12:00:00Z">
+                <w:ins w:id="20208" w:author="Claude" w:date="2026-09-28T12:00:00Z"/>
+                <w:rFonts w:ascii="BIZ UDPゴシック" w:hAnsi="BIZ UDPゴシック" w:eastAsia="BIZ UDPゴシック"/>
+              </w:rPr>
+            </w:pPr>
+            <w:commentRangeStart w:id="6"/>
+            <w:ins w:id="20209" w:author="Claude" w:date="2026-09-28T12:00:00Z">
               <w:r>
                 <w:rPr>
                   <w:rFonts w:ascii="BIZ UDPゴシック" w:hAnsi="BIZ UDPゴシック" w:eastAsia="BIZ UDPゴシック"/>
@@ -10994,12 +10980,12 @@
                 <w:t xml:space="preserve">本書をご評価いただけた場合、DDの開始に先立ち、独占交渉権を含む基本合意書の締結を希望いたします。</w:t>
               </w:r>
             </w:ins>
-            <w:commentRangeEnd w:id="7"/>
+            <w:commentRangeEnd w:id="6"/>
             <w:r>
               <w:rPr>
                 <w:rStyle w:val="CommentReference"/>
               </w:rPr>
-              <w:commentReference w:id="7"/>
+              <w:commentReference w:id="6"/>
             </w:r>
           </w:p>
         </w:tc>
@@ -15936,7 +15922,7 @@
           <w:rFonts w:ascii="BIZ UDPゴシック" w:hAnsi="BIZ UDPゴシック" w:eastAsia="BIZ UDPゴシック"/>
         </w:rPr>
       </w:pPr>
-      <w:del w:id="20207" w:author="Claude" w:date="2026-09-28T12:00:00Z">
+      <w:del w:id="20210" w:author="Claude" w:date="2026-09-28T12:00:00Z">
         <w:r>
           <w:rPr>
             <w:rFonts w:ascii="BIZ UDPゴシック" w:hAnsi="BIZ UDPゴシック" w:eastAsia="BIZ UDPゴシック"/>
@@ -15946,7 +15932,7 @@
           <w:delText xml:space="preserve">別紙　会社案内</w:delText>
         </w:r>
       </w:del>
-      <w:ins w:id="20208" w:author="Claude" w:date="2026-09-28T12:00:00Z">
+      <w:ins w:id="20211" w:author="Claude" w:date="2026-09-28T12:00:00Z">
         <w:r>
           <w:rPr>
             <w:rFonts w:ascii="BIZ UDPゴシック" w:hAnsi="BIZ UDPゴシック" w:eastAsia="BIZ UDPゴシック"/>
@@ -15987,18 +15973,18 @@
         <w:keepNext w:val="true"/>
         <w:spacing w:lineRule="auto" w:line="300" w:before="0" w:after="120"/>
         <w:rPr>
-          <w:ins w:id="20209" w:author="Claude" w:date="2026-09-28T12:00:00Z"/>
-          <w:rFonts w:ascii="BIZ UDPゴシック" w:hAnsi="BIZ UDPゴシック" w:eastAsia="BIZ UDPゴシック"/>
-        </w:rPr>
-      </w:pPr>
-      <w:ins w:id="20210" w:author="Claude" w:date="2026-09-28T12:00:00Z">
+          <w:ins w:id="20212" w:author="Claude" w:date="2026-09-28T12:00:00Z"/>
+          <w:rFonts w:ascii="BIZ UDPゴシック" w:hAnsi="BIZ UDPゴシック" w:eastAsia="BIZ UDPゴシック"/>
+        </w:rPr>
+      </w:pPr>
+      <w:ins w:id="20213" w:author="Claude" w:date="2026-09-28T12:00:00Z">
         <w:r>
           <w:rPr>
             <w:rFonts w:ascii="BIZ UDPゴシック" w:hAnsi="BIZ UDPゴシック" w:eastAsia="BIZ UDPゴシック"/>
             <w:sz w:val="20"/>
             <w:szCs w:val="20"/>
           </w:rPr>
-          <w:t xml:space="preserve">別紙2　貸借対照表及び損益計算書（株式会社WineBank・直近期）</w:t>
+          <w:t xml:space="preserve">別紙2　貸借対照表及び損益計算書（抜粋）（株式会社WineBank・2025年9月期）</w:t>
         </w:r>
       </w:ins>
     </w:p>
@@ -16036,7 +16022,7 @@
 
 <file path=word/comments.xml><?xml version="1.0" encoding="utf-8"?>
 <w:comments xmlns:wpc="http://schemas.microsoft.com/office/word/2010/wordprocessingCanvas" xmlns:cx="http://schemas.microsoft.com/office/drawing/2014/chartex" xmlns:cx1="http://schemas.microsoft.com/office/drawing/2015/9/8/chartex" xmlns:cx2="http://schemas.microsoft.com/office/drawing/2015/10/21/chartex" xmlns:cx3="http://schemas.microsoft.com/office/drawing/2016/5/9/chartex" xmlns:cx4="http://schemas.microsoft.com/office/drawing/2016/5/10/chartex" xmlns:cx5="http://schemas.microsoft.com/office/drawing/2016/5/11/chartex" xmlns:cx6="http://schemas.microsoft.com/office/drawing/2016/5/12/chartex" xmlns:cx7="http://schemas.microsoft.com/office/drawing/2016/5/13/chartex" xmlns:cx8="http://schemas.microsoft.com/office/drawing/2016/5/14/chartex" xmlns:mc="http://schemas.openxmlformats.org/markup-compatibility/2006" xmlns:aink="http://schemas.microsoft.com/office/drawing/2016/ink" xmlns:am3d="http://schemas.microsoft.com/office/drawing/2017/model3d" xmlns:o="urn:schemas-microsoft-com:office:office" xmlns:oel="http://schemas.microsoft.com/office/2019/extlst" xmlns:r="http://schemas.openxmlformats.org/officeDocument/2006/relationships" xmlns:m="http://schemas.openxmlformats.org/officeDocument/2006/math" xmlns:v="urn:schemas-microsoft-com:vml" xmlns:wp14="http://schemas.microsoft.com/office/word/2010/wordprocessingDrawing" xmlns:wp="http://schemas.openxmlformats.org/drawingml/2006/wordprocessingDrawing" xmlns:w10="urn:schemas-microsoft-com:office:word" xmlns:w="http://schemas.openxmlformats.org/wordprocessingml/2006/main" xmlns:w14="http://schemas.microsoft.com/office/word/2010/wordml" xmlns:w15="http://schemas.microsoft.com/office/word/2012/wordml" xmlns:w16cex="http://schemas.microsoft.com/office/word/2018/wordml/cex" xmlns:w16cid="http://schemas.microsoft.com/office/word/2016/wordml/cid" xmlns:w16="http://schemas.microsoft.com/office/word/2018/wordml" xmlns:w16du="http://schemas.microsoft.com/office/word/2023/wordml/word16du" xmlns:w16sdtdh="http://schemas.microsoft.com/office/word/2020/wordml/sdtdatahash" xmlns:w16sdtfl="http://schemas.microsoft.com/office/word/2024/wordml/sdtformatlock" xmlns:w16se="http://schemas.microsoft.com/office/word/2015/wordml/symex" xmlns:wpg="http://schemas.microsoft.com/office/word/2010/wordprocessingGroup" xmlns:wpi="http://schemas.microsoft.com/office/word/2010/wordprocessingInk" xmlns:wne="http://schemas.microsoft.com/office/word/2006/wordml" xmlns:wps="http://schemas.microsoft.com/office/word/2010/wordprocessingShape" mc:Ignorable="w14 w15 w16se w16cid w16 w16cex w16sdtdh w16sdtfl w16du wp14">
-  <w:comment w:id="0" w:author="Claude" w:date="2026-09-28T04:21:50Z" w:initials="CL">
+  <w:comment w:id="0" w:author="Claude" w:date="2026-09-28T04:46:08Z" w:initials="CL">
     <w:p>
       <w:r>
         <w:rPr>
@@ -16054,7 +16040,7 @@
       </w:r>
     </w:p>
   </w:comment>
-  <w:comment w:id="1" w:author="Claude" w:date="2026-09-28T04:21:50Z" w:initials="CL">
+  <w:comment w:id="1" w:author="Claude" w:date="2026-09-28T04:46:08Z" w:initials="CL">
     <w:p>
       <w:r>
         <w:rPr>
@@ -16068,11 +16054,11 @@
           <w:sz w:val="20"/>
           <w:szCs w:val="20"/>
         </w:rPr>
-        <w:t xml:space="preserve">ひな型の必須項目（設立日）です。登記簿上の設立年月日をご記入ください。</w:t>
+        <w:t xml:space="preserve">ご指示どおり、設立日と創業日を1行にまとめました。</w:t>
       </w:r>
     </w:p>
   </w:comment>
-  <w:comment w:id="2" w:author="Claude" w:date="2026-09-28T04:21:50Z" w:initials="CL">
+  <w:comment w:id="2" w:author="Claude" w:date="2026-09-28T04:46:08Z" w:initials="CL">
     <w:p>
       <w:r>
         <w:rPr>
@@ -16086,11 +16072,11 @@
           <w:sz w:val="20"/>
           <w:szCs w:val="20"/>
         </w:rPr>
-        <w:t xml:space="preserve">ひな型の「財務内容」と、9/25の礒田様のご依頼（直近のPL・BSの共有）に対応するため、当社の直近期の貸借対照表・損益計算書を別紙2として添付する形にしました。ご準備をお願いします。</w:t>
+        <w:t xml:space="preserve">別紙2は第54期（2025年9月期）決算報告書からの抜粋です。なお、同期末の資本金＋資本準備金は2億7,652万円で、上の資本金欄「4億3,716万9千円（資本準備金を含む）」と一致しません。期末後の増資を反映した数字であれば、資本金欄に「（2025年●月の増資後）」等の注記をお勧めします。</w:t>
       </w:r>
     </w:p>
   </w:comment>
-  <w:comment w:id="3" w:author="Claude" w:date="2026-09-28T04:21:51Z" w:initials="CL">
+  <w:comment w:id="3" w:author="Claude" w:date="2026-09-28T04:46:08Z" w:initials="CL">
     <w:p>
       <w:r>
         <w:rPr>
@@ -16108,7 +16094,7 @@
       </w:r>
     </w:p>
   </w:comment>
-  <w:comment w:id="4" w:author="Claude" w:date="2026-09-28T04:21:51Z" w:initials="CL">
+  <w:comment w:id="4" w:author="Claude" w:date="2026-09-28T04:46:09Z" w:initials="CL">
     <w:p>
       <w:r>
         <w:rPr>
@@ -16122,11 +16108,11 @@
           <w:sz w:val="20"/>
           <w:szCs w:val="20"/>
         </w:rPr>
-        <w:t xml:space="preserve">着手時期（物販は2年目以降、新業態は後継料理長の確保後など）は、岸田様への約束として読まれます。社内のお考えと合っているかご確認ください。</w:t>
+        <w:t xml:space="preserve">ご指示どおり、ブティック店舗を後継料理長の確保後・物販（スイーツ）と並行とし、最優先は三つ星と後継料理長候補である旨を表の直後に明記しました。</w:t>
       </w:r>
     </w:p>
   </w:comment>
-  <w:comment w:id="5" w:author="Claude" w:date="2026-09-28T04:21:51Z" w:initials="CL">
+  <w:comment w:id="5" w:author="Claude" w:date="2026-09-28T04:46:09Z" w:initials="CL">
     <w:p>
       <w:r>
         <w:rPr>
@@ -16140,11 +16126,11 @@
           <w:sz w:val="20"/>
           <w:szCs w:val="20"/>
         </w:rPr>
-        <w:t xml:space="preserve">経営会議の頻度（月1回程度）と共有する数値の範囲をご確認ください。「数値目標を理由に現場の運営を変えない」は、岸田様のご確認事項5への直接の回答です。</w:t>
+        <w:t xml:space="preserve">ご指示の会議体（月2回→1年後を目途に月1回、トラブル時は別途、全社員面談と週例は当社と現場）を反映しました。</w:t>
       </w:r>
     </w:p>
   </w:comment>
-  <w:comment w:id="6" w:author="Claude" w:date="2026-09-28T04:21:51Z" w:initials="CL">
+  <w:comment w:id="6" w:author="Claude" w:date="2026-09-28T04:46:09Z" w:initials="CL">
     <w:p>
       <w:r>
         <w:rPr>
@@ -16158,29 +16144,11 @@
           <w:sz w:val="20"/>
           <w:szCs w:val="20"/>
         </w:rPr>
-        <w:t xml:space="preserve">「新規店舗へのご関与は求めません」は、本店を多店舗化しないという約束の裏返しです。当社グループの新店（ブラッスリー等）で岸田様の監修を期待される場合は修正が必要です。</w:t>
+        <w:t xml:space="preserve">ひな型の「10月中の基本合意」に合わせて追加し、13項(4)④の独占交渉権のご要望と結びつけました。</w:t>
       </w:r>
     </w:p>
   </w:comment>
-  <w:comment w:id="7" w:author="Claude" w:date="2026-09-28T04:21:51Z" w:initials="CL">
-    <w:p>
-      <w:r>
-        <w:rPr>
-          <w:rStyle w:val="CommentReference"/>
-        </w:rPr>
-        <w:annotationRef/>
-      </w:r>
-      <w:r>
-        <w:rPr>
-          <w:color w:val="000000"/>
-          <w:sz w:val="20"/>
-          <w:szCs w:val="20"/>
-        </w:rPr>
-        <w:t xml:space="preserve">ひな型の「10月中の基本合意」に合わせて追加し、13項(4)④の独占交渉権のご要望と結びつけました。</w:t>
-      </w:r>
-    </w:p>
-  </w:comment>
-  <w:comment w:id="8" w:author="Claude" w:date="2026-09-28T04:21:51Z" w:initials="CL">
+  <w:comment w:id="7" w:author="Claude" w:date="2026-09-28T04:46:09Z" w:initials="CL">
     <w:p>
       <w:r>
         <w:rPr>
@@ -16203,43 +16171,40 @@
 
 <file path=word/commentsExtended.xml><?xml version="1.0" encoding="utf-8"?>
 <w15:commentsEx xmlns:wpc="http://schemas.microsoft.com/office/word/2010/wordprocessingCanvas" xmlns:cx="http://schemas.microsoft.com/office/drawing/2014/chartex" xmlns:cx1="http://schemas.microsoft.com/office/drawing/2015/9/8/chartex" xmlns:cx2="http://schemas.microsoft.com/office/drawing/2015/10/21/chartex" xmlns:cx3="http://schemas.microsoft.com/office/drawing/2016/5/9/chartex" xmlns:cx4="http://schemas.microsoft.com/office/drawing/2016/5/10/chartex" xmlns:cx5="http://schemas.microsoft.com/office/drawing/2016/5/11/chartex" xmlns:cx6="http://schemas.microsoft.com/office/drawing/2016/5/12/chartex" xmlns:cx7="http://schemas.microsoft.com/office/drawing/2016/5/13/chartex" xmlns:cx8="http://schemas.microsoft.com/office/drawing/2016/5/14/chartex" xmlns:mc="http://schemas.openxmlformats.org/markup-compatibility/2006" xmlns:aink="http://schemas.microsoft.com/office/drawing/2016/ink" xmlns:am3d="http://schemas.microsoft.com/office/drawing/2017/model3d" xmlns:o="urn:schemas-microsoft-com:office:office" xmlns:oel="http://schemas.microsoft.com/office/2019/extlst" xmlns:r="http://schemas.openxmlformats.org/officeDocument/2006/relationships" xmlns:m="http://schemas.openxmlformats.org/officeDocument/2006/math" xmlns:v="urn:schemas-microsoft-com:vml" xmlns:wp14="http://schemas.microsoft.com/office/word/2010/wordprocessingDrawing" xmlns:wp="http://schemas.openxmlformats.org/drawingml/2006/wordprocessingDrawing" xmlns:w10="urn:schemas-microsoft-com:office:word" xmlns:w="http://schemas.openxmlformats.org/wordprocessingml/2006/main" xmlns:w14="http://schemas.microsoft.com/office/word/2010/wordml" xmlns:w15="http://schemas.microsoft.com/office/word/2012/wordml" xmlns:w16cex="http://schemas.microsoft.com/office/word/2018/wordml/cex" xmlns:w16cid="http://schemas.microsoft.com/office/word/2016/wordml/cid" xmlns:w16="http://schemas.microsoft.com/office/word/2018/wordml" xmlns:w16du="http://schemas.microsoft.com/office/word/2023/wordml/word16du" xmlns:w16sdtdh="http://schemas.microsoft.com/office/word/2020/wordml/sdtdatahash" xmlns:w16sdtfl="http://schemas.microsoft.com/office/word/2024/wordml/sdtformatlock" xmlns:w16se="http://schemas.microsoft.com/office/word/2015/wordml/symex" xmlns:wpg="http://schemas.microsoft.com/office/word/2010/wordprocessingGroup" xmlns:wpi="http://schemas.microsoft.com/office/word/2010/wordprocessingInk" xmlns:wne="http://schemas.microsoft.com/office/word/2006/wordml" xmlns:wps="http://schemas.microsoft.com/office/word/2010/wordprocessingShape" mc:Ignorable="w14 w15 w16se w16cid w16 w16cex w16sdtdh w16sdtfl w16du wp14">
-  <w15:commentEx w15:paraId="3B120CC0" w15:done="0"/>
-  <w15:commentEx w15:paraId="13039B73" w15:done="0"/>
-  <w15:commentEx w15:paraId="44D1866C" w15:done="0"/>
-  <w15:commentEx w15:paraId="15825757" w15:done="0"/>
-  <w15:commentEx w15:paraId="36E60C23" w15:done="0"/>
-  <w15:commentEx w15:paraId="14918884" w15:done="0"/>
-  <w15:commentEx w15:paraId="54B3C384" w15:done="0"/>
-  <w15:commentEx w15:paraId="042E9639" w15:done="0"/>
-  <w15:commentEx w15:paraId="22660DCA" w15:done="0"/>
+  <w15:commentEx w15:paraId="59AA8EE7" w15:done="0"/>
+  <w15:commentEx w15:paraId="0016F71E" w15:done="0"/>
+  <w15:commentEx w15:paraId="42A9DE99" w15:done="0"/>
+  <w15:commentEx w15:paraId="1F66E338" w15:done="0"/>
+  <w15:commentEx w15:paraId="7F2C782A" w15:done="0"/>
+  <w15:commentEx w15:paraId="6F8674AE" w15:done="0"/>
+  <w15:commentEx w15:paraId="1B711348" w15:done="0"/>
+  <w15:commentEx w15:paraId="0FEBF4B3" w15:done="0"/>
 </w15:commentsEx>
 </file>
 
 <file path=word/commentsExtensible.xml><?xml version="1.0" encoding="utf-8"?>
 <w16cex:commentsExtensible xmlns:wpc="http://schemas.microsoft.com/office/word/2010/wordprocessingCanvas" xmlns:cx="http://schemas.microsoft.com/office/drawing/2014/chartex" xmlns:cx1="http://schemas.microsoft.com/office/drawing/2015/9/8/chartex" xmlns:cx2="http://schemas.microsoft.com/office/drawing/2015/10/21/chartex" xmlns:cx3="http://schemas.microsoft.com/office/drawing/2016/5/9/chartex" xmlns:cx4="http://schemas.microsoft.com/office/drawing/2016/5/10/chartex" xmlns:cx5="http://schemas.microsoft.com/office/drawing/2016/5/11/chartex" xmlns:cx6="http://schemas.microsoft.com/office/drawing/2016/5/12/chartex" xmlns:cx7="http://schemas.microsoft.com/office/drawing/2016/5/13/chartex" xmlns:cx8="http://schemas.microsoft.com/office/drawing/2016/5/14/chartex" xmlns:mc="http://schemas.openxmlformats.org/markup-compatibility/2006" xmlns:aink="http://schemas.microsoft.com/office/drawing/2016/ink" xmlns:am3d="http://schemas.microsoft.com/office/drawing/2017/model3d" xmlns:o="urn:schemas-microsoft-com:office:office" xmlns:oel="http://schemas.microsoft.com/office/2019/extlst" xmlns:r="http://schemas.openxmlformats.org/officeDocument/2006/relationships" xmlns:m="http://schemas.openxmlformats.org/officeDocument/2006/math" xmlns:v="urn:schemas-microsoft-com:vml" xmlns:wp14="http://schemas.microsoft.com/office/word/2010/wordprocessingDrawing" xmlns:wp="http://schemas.openxmlformats.org/drawingml/2006/wordprocessingDrawing" xmlns:w10="urn:schemas-microsoft-com:office:word" xmlns:w="http://schemas.openxmlformats.org/wordprocessingml/2006/main" xmlns:w14="http://schemas.microsoft.com/office/word/2010/wordml" xmlns:w15="http://schemas.microsoft.com/office/word/2012/wordml" xmlns:w16cex="http://schemas.microsoft.com/office/word/2018/wordml/cex" xmlns:w16cid="http://schemas.microsoft.com/office/word/2016/wordml/cid" xmlns:w16="http://schemas.microsoft.com/office/word/2018/wordml" xmlns:w16du="http://schemas.microsoft.com/office/word/2023/wordml/word16du" xmlns:w16sdtdh="http://schemas.microsoft.com/office/word/2020/wordml/sdtdatahash" xmlns:w16sdtfl="http://schemas.microsoft.com/office/word/2024/wordml/sdtformatlock" xmlns:w16se="http://schemas.microsoft.com/office/word/2015/wordml/symex" xmlns:wpg="http://schemas.microsoft.com/office/word/2010/wordprocessingGroup" xmlns:wpi="http://schemas.microsoft.com/office/word/2010/wordprocessingInk" xmlns:wne="http://schemas.microsoft.com/office/word/2006/wordml" xmlns:wps="http://schemas.microsoft.com/office/word/2010/wordprocessingShape" xmlns:cr="http://schemas.microsoft.com/office/comments/2020/reactions" mc:Ignorable="w14 w15 w16se w16cid w16 w16cex w16sdtdh w16sdtfl cr w16du wp14">
-  <w16cex:commentExtensible w16cex:durableId="09553C97" w16cex:dateUtc="2026-09-28T04:21:50Z"/>
-  <w16cex:commentExtensible w16cex:durableId="0F3A4429" w16cex:dateUtc="2026-09-28T04:21:50Z"/>
-  <w16cex:commentExtensible w16cex:durableId="6588A3AF" w16cex:dateUtc="2026-09-28T04:21:50Z"/>
-  <w16cex:commentExtensible w16cex:durableId="757B2729" w16cex:dateUtc="2026-09-28T04:21:51Z"/>
-  <w16cex:commentExtensible w16cex:durableId="30B4B403" w16cex:dateUtc="2026-09-28T04:21:51Z"/>
-  <w16cex:commentExtensible w16cex:durableId="52229EC7" w16cex:dateUtc="2026-09-28T04:21:51Z"/>
-  <w16cex:commentExtensible w16cex:durableId="595E2407" w16cex:dateUtc="2026-09-28T04:21:51Z"/>
-  <w16cex:commentExtensible w16cex:durableId="2DC98876" w16cex:dateUtc="2026-09-28T04:21:51Z"/>
-  <w16cex:commentExtensible w16cex:durableId="5600117B" w16cex:dateUtc="2026-09-28T04:21:51Z"/>
+  <w16cex:commentExtensible w16cex:durableId="167280F2" w16cex:dateUtc="2026-09-28T04:46:08Z"/>
+  <w16cex:commentExtensible w16cex:durableId="53C25CE7" w16cex:dateUtc="2026-09-28T04:46:08Z"/>
+  <w16cex:commentExtensible w16cex:durableId="348A288C" w16cex:dateUtc="2026-09-28T04:46:08Z"/>
+  <w16cex:commentExtensible w16cex:durableId="47A97815" w16cex:dateUtc="2026-09-28T04:46:08Z"/>
+  <w16cex:commentExtensible w16cex:durableId="6364C48D" w16cex:dateUtc="2026-09-28T04:46:09Z"/>
+  <w16cex:commentExtensible w16cex:durableId="5DFEDBDC" w16cex:dateUtc="2026-09-28T04:46:09Z"/>
+  <w16cex:commentExtensible w16cex:durableId="42957B34" w16cex:dateUtc="2026-09-28T04:46:09Z"/>
+  <w16cex:commentExtensible w16cex:durableId="347DC499" w16cex:dateUtc="2026-09-28T04:46:09Z"/>
 </w16cex:commentsExtensible>
 </file>
 
 <file path=word/commentsIds.xml><?xml version="1.0" encoding="utf-8"?>
 <w16cid:commentsIds xmlns:wpc="http://schemas.microsoft.com/office/word/2010/wordprocessingCanvas" xmlns:cx="http://schemas.microsoft.com/office/drawing/2014/chartex" xmlns:cx1="http://schemas.microsoft.com/office/drawing/2015/9/8/chartex" xmlns:cx2="http://schemas.microsoft.com/office/drawing/2015/10/21/chartex" xmlns:cx3="http://schemas.microsoft.com/office/drawing/2016/5/9/chartex" xmlns:cx4="http://schemas.microsoft.com/office/drawing/2016/5/10/chartex" xmlns:cx5="http://schemas.microsoft.com/office/drawing/2016/5/11/chartex" xmlns:cx6="http://schemas.microsoft.com/office/drawing/2016/5/12/chartex" xmlns:cx7="http://schemas.microsoft.com/office/drawing/2016/5/13/chartex" xmlns:cx8="http://schemas.microsoft.com/office/drawing/2016/5/14/chartex" xmlns:mc="http://schemas.openxmlformats.org/markup-compatibility/2006" xmlns:aink="http://schemas.microsoft.com/office/drawing/2016/ink" xmlns:am3d="http://schemas.microsoft.com/office/drawing/2017/model3d" xmlns:o="urn:schemas-microsoft-com:office:office" xmlns:oel="http://schemas.microsoft.com/office/2019/extlst" xmlns:r="http://schemas.openxmlformats.org/officeDocument/2006/relationships" xmlns:m="http://schemas.openxmlformats.org/officeDocument/2006/math" xmlns:v="urn:schemas-microsoft-com:vml" xmlns:wp14="http://schemas.microsoft.com/office/word/2010/wordprocessingDrawing" xmlns:wp="http://schemas.openxmlformats.org/drawingml/2006/wordprocessingDrawing" xmlns:w10="urn:schemas-microsoft-com:office:word" xmlns:w="http://schemas.openxmlformats.org/wordprocessingml/2006/main" xmlns:w14="http://schemas.microsoft.com/office/word/2010/wordml" xmlns:w15="http://schemas.microsoft.com/office/word/2012/wordml" xmlns:w16cex="http://schemas.microsoft.com/office/word/2018/wordml/cex" xmlns:w16cid="http://schemas.microsoft.com/office/word/2016/wordml/cid" xmlns:w16="http://schemas.microsoft.com/office/word/2018/wordml" xmlns:w16du="http://schemas.microsoft.com/office/word/2023/wordml/word16du" xmlns:w16sdtdh="http://schemas.microsoft.com/office/word/2020/wordml/sdtdatahash" xmlns:w16sdtfl="http://schemas.microsoft.com/office/word/2024/wordml/sdtformatlock" xmlns:w16se="http://schemas.microsoft.com/office/word/2015/wordml/symex" xmlns:wpg="http://schemas.microsoft.com/office/word/2010/wordprocessingGroup" xmlns:wpi="http://schemas.microsoft.com/office/word/2010/wordprocessingInk" xmlns:wne="http://schemas.microsoft.com/office/word/2006/wordml" xmlns:wps="http://schemas.microsoft.com/office/word/2010/wordprocessingShape" mc:Ignorable="w14 w15 w16se w16cid w16 w16cex w16sdtdh w16sdtfl w16du wp14">
-  <w16cid:commentId w16cid:paraId="3B120CC0" w16cid:durableId="09553C97"/>
-  <w16cid:commentId w16cid:paraId="13039B73" w16cid:durableId="0F3A4429"/>
-  <w16cid:commentId w16cid:paraId="44D1866C" w16cid:durableId="6588A3AF"/>
-  <w16cid:commentId w16cid:paraId="15825757" w16cid:durableId="757B2729"/>
-  <w16cid:commentId w16cid:paraId="36E60C23" w16cid:durableId="30B4B403"/>
-  <w16cid:commentId w16cid:paraId="14918884" w16cid:durableId="52229EC7"/>
-  <w16cid:commentId w16cid:paraId="54B3C384" w16cid:durableId="595E2407"/>
-  <w16cid:commentId w16cid:paraId="042E9639" w16cid:durableId="2DC98876"/>
-  <w16cid:commentId w16cid:paraId="22660DCA" w16cid:durableId="5600117B"/>
+  <w16cid:commentId w16cid:paraId="59AA8EE7" w16cid:durableId="167280F2"/>
+  <w16cid:commentId w16cid:paraId="0016F71E" w16cid:durableId="53C25CE7"/>
+  <w16cid:commentId w16cid:paraId="42A9DE99" w16cid:durableId="348A288C"/>
+  <w16cid:commentId w16cid:paraId="1F66E338" w16cid:durableId="47A97815"/>
+  <w16cid:commentId w16cid:paraId="7F2C782A" w16cid:durableId="6364C48D"/>
+  <w16cid:commentId w16cid:paraId="6F8674AE" w16cid:durableId="5DFEDBDC"/>
+  <w16cid:commentId w16cid:paraId="1B711348" w16cid:durableId="42957B34"/>
+  <w16cid:commentId w16cid:paraId="0FEBF4B3" w16cid:durableId="347DC499"/>
 </w16cid:commentsIds>
 </file>
 

--- a/M&A/カンテサンス/意向表明書_カンテサンス_20260930_v5_修正履歴_ひな型対応.docx
+++ b/M&A/カンテサンス/意向表明書_カンテサンス_20260930_v5_修正履歴_ひな型対応.docx
@@ -897,8 +897,28 @@
                 <w:sz w:val="20"/>
                 <w:szCs w:val="20"/>
               </w:rPr>
-              <w:t>千円（資本準備金を含む）</w:t>
-            </w:r>
+              <w:t xml:space="preserve">千円</w:t>
+            </w:r>
+            <w:del w:id="20014" w:author="Claude" w:date="2026-09-28T12:00:00Z">
+              <w:r>
+                <w:rPr>
+                  <w:rFonts w:ascii="BIZ UDPゴシック" w:hAnsi="BIZ UDPゴシック" w:eastAsia="BIZ UDPゴシック"/>
+                  <w:sz w:val="20"/>
+                  <w:szCs w:val="20"/>
+                </w:rPr>
+                <w:delText xml:space="preserve">（資本準備金を含む）</w:delText>
+              </w:r>
+            </w:del>
+            <w:ins w:id="20015" w:author="Claude" w:date="2026-09-28T12:00:00Z">
+              <w:r>
+                <w:rPr>
+                  <w:rFonts w:ascii="BIZ UDPゴシック" w:hAnsi="BIZ UDPゴシック" w:eastAsia="BIZ UDPゴシック"/>
+                  <w:sz w:val="20"/>
+                  <w:szCs w:val="20"/>
+                </w:rPr>
+                <w:t xml:space="preserve">（資本準備金を含む。2025年9月期末後の増資後）</w:t>
+              </w:r>
+            </w:ins>
           </w:p>
         </w:tc>
       </w:tr>
@@ -1578,7 +1598,7 @@
                   <w:sz w:val="20"/>
                   <w:szCs w:val="20"/>
                 </w:rPr>
-                <w:t xml:space="preserve">別紙2の貸借対照表及び損益計算書（2025年9月期）をご参照ください。</w:t>
+                <w:t xml:space="preserve">別紙2の貸借対照表及び損益計算書（2025年9月期）をご参照ください。参考として、株式会社アピシウスの2025年12月期の貸借対照表及び損益計算書も併せて掲載しております。</w:t>
               </w:r>
             </w:ins>
             <w:commentRangeEnd w:id="2"/>
@@ -1698,7 +1718,7 @@
             <w:sz w:val="19"/>
             <w:szCs w:val="19"/>
           </w:rPr>
-          <w:t xml:space="preserve">を別紙1、2025年9月期の貸借対照表及び損益計算書（抜粋）を別紙2として添付いたします。</w:t>
+          <w:t xml:space="preserve">を別紙1、2025年9月期の貸借対照表及び損益計算書（抜粋。参考として株式会社アピシウスの2025年12月期を含みます）を別紙2として添付いたします。</w:t>
         </w:r>
       </w:ins>
     </w:p>
@@ -2824,12 +2844,12 @@
         <w:pStyle w:val="Normal"/>
         <w:spacing w:lineRule="auto" w:line="300" w:before="200" w:after="100"/>
         <w:rPr>
-          <w:ins w:id="20014" w:author="Claude" w:date="2026-09-28T12:00:00Z"/>
+          <w:ins w:id="20016" w:author="Claude" w:date="2026-09-28T12:00:00Z"/>
           <w:rFonts w:ascii="BIZ UDPゴシック" w:hAnsi="BIZ UDPゴシック" w:eastAsia="BIZ UDPゴシック"/>
         </w:rPr>
       </w:pPr>
       <w:commentRangeStart w:id="3"/>
-      <w:ins w:id="20015" w:author="Claude" w:date="2026-09-28T12:00:00Z">
+      <w:ins w:id="20017" w:author="Claude" w:date="2026-09-28T12:00:00Z">
         <w:r>
           <w:rPr>
             <w:rFonts w:eastAsia="BIZ UDPゴシック" w:ascii="BIZ UDPゴシック" w:hAnsi="BIZ UDPゴシック"/>
@@ -2852,11 +2872,11 @@
         <w:pStyle w:val="Normal"/>
         <w:spacing w:lineRule="auto" w:line="300" w:before="0" w:after="120"/>
         <w:rPr>
-          <w:ins w:id="20016" w:author="Claude" w:date="2026-09-28T12:00:00Z"/>
-          <w:rFonts w:ascii="BIZ UDPゴシック" w:hAnsi="BIZ UDPゴシック" w:eastAsia="BIZ UDPゴシック"/>
-        </w:rPr>
-      </w:pPr>
-      <w:ins w:id="20017" w:author="Claude" w:date="2026-09-28T12:00:00Z">
+          <w:ins w:id="20018" w:author="Claude" w:date="2026-09-28T12:00:00Z"/>
+          <w:rFonts w:ascii="BIZ UDPゴシック" w:hAnsi="BIZ UDPゴシック" w:eastAsia="BIZ UDPゴシック"/>
+        </w:rPr>
+      </w:pPr>
+      <w:ins w:id="20019" w:author="Claude" w:date="2026-09-28T12:00:00Z">
         <w:r>
           <w:rPr>
             <w:rFonts w:ascii="BIZ UDPゴシック" w:hAnsi="BIZ UDPゴシック" w:eastAsia="BIZ UDPゴシック"/>
@@ -2886,7 +2906,7 @@
       <w:tr>
         <w:trPr>
           <w:cantSplit w:val="true"/>
-          <w:ins w:id="20018" w:author="Claude" w:date="2026-09-28T12:00:00Z"/>
+          <w:ins w:id="20020" w:author="Claude" w:date="2026-09-28T12:00:00Z"/>
         </w:trPr>
         <w:tc>
           <w:tcPr>
@@ -2904,11 +2924,11 @@
               <w:pStyle w:val="Normal"/>
               <w:spacing w:lineRule="auto" w:line="278"/>
               <w:rPr>
-                <w:ins w:id="20019" w:author="Claude" w:date="2026-09-28T12:00:00Z"/>
-                <w:rFonts w:ascii="BIZ UDPゴシック" w:hAnsi="BIZ UDPゴシック" w:eastAsia="BIZ UDPゴシック"/>
-              </w:rPr>
-            </w:pPr>
-            <w:ins w:id="20020" w:author="Claude" w:date="2026-09-28T12:00:00Z">
+                <w:ins w:id="20021" w:author="Claude" w:date="2026-09-28T12:00:00Z"/>
+                <w:rFonts w:ascii="BIZ UDPゴシック" w:hAnsi="BIZ UDPゴシック" w:eastAsia="BIZ UDPゴシック"/>
+              </w:rPr>
+            </w:pPr>
+            <w:ins w:id="20022" w:author="Claude" w:date="2026-09-28T12:00:00Z">
               <w:r>
                 <w:rPr>
                   <w:rFonts w:ascii="BIZ UDPゴシック" w:hAnsi="BIZ UDPゴシック" w:eastAsia="BIZ UDPゴシック"/>
@@ -2938,11 +2958,11 @@
               <w:pStyle w:val="Normal"/>
               <w:spacing w:lineRule="auto" w:line="278"/>
               <w:rPr>
-                <w:ins w:id="20021" w:author="Claude" w:date="2026-09-28T12:00:00Z"/>
-                <w:rFonts w:ascii="BIZ UDPゴシック" w:hAnsi="BIZ UDPゴシック" w:eastAsia="BIZ UDPゴシック"/>
-              </w:rPr>
-            </w:pPr>
-            <w:ins w:id="20022" w:author="Claude" w:date="2026-09-28T12:00:00Z">
+                <w:ins w:id="20023" w:author="Claude" w:date="2026-09-28T12:00:00Z"/>
+                <w:rFonts w:ascii="BIZ UDPゴシック" w:hAnsi="BIZ UDPゴシック" w:eastAsia="BIZ UDPゴシック"/>
+              </w:rPr>
+            </w:pPr>
+            <w:ins w:id="20024" w:author="Claude" w:date="2026-09-28T12:00:00Z">
               <w:r>
                 <w:rPr>
                   <w:rFonts w:ascii="BIZ UDPゴシック" w:hAnsi="BIZ UDPゴシック" w:eastAsia="BIZ UDPゴシック"/>
@@ -2960,7 +2980,7 @@
       <w:tr>
         <w:trPr>
           <w:cantSplit w:val="true"/>
-          <w:ins w:id="20023" w:author="Claude" w:date="2026-09-28T12:00:00Z"/>
+          <w:ins w:id="20025" w:author="Claude" w:date="2026-09-28T12:00:00Z"/>
         </w:trPr>
         <w:tc>
           <w:tcPr>
@@ -2977,11 +2997,11 @@
               <w:pStyle w:val="Normal"/>
               <w:spacing w:lineRule="auto" w:line="278"/>
               <w:rPr>
-                <w:ins w:id="20024" w:author="Claude" w:date="2026-09-28T12:00:00Z"/>
-                <w:rFonts w:ascii="BIZ UDPゴシック" w:hAnsi="BIZ UDPゴシック" w:eastAsia="BIZ UDPゴシック"/>
-              </w:rPr>
-            </w:pPr>
-            <w:ins w:id="20025" w:author="Claude" w:date="2026-09-28T12:00:00Z">
+                <w:ins w:id="20026" w:author="Claude" w:date="2026-09-28T12:00:00Z"/>
+                <w:rFonts w:ascii="BIZ UDPゴシック" w:hAnsi="BIZ UDPゴシック" w:eastAsia="BIZ UDPゴシック"/>
+              </w:rPr>
+            </w:pPr>
+            <w:ins w:id="20027" w:author="Claude" w:date="2026-09-28T12:00:00Z">
               <w:r>
                 <w:rPr>
                   <w:rFonts w:ascii="BIZ UDPゴシック" w:hAnsi="BIZ UDPゴシック" w:eastAsia="BIZ UDPゴシック"/>
@@ -3010,11 +3030,11 @@
               <w:pStyle w:val="Normal"/>
               <w:spacing w:lineRule="auto" w:line="278"/>
               <w:rPr>
-                <w:ins w:id="20026" w:author="Claude" w:date="2026-09-28T12:00:00Z"/>
-                <w:rFonts w:ascii="BIZ UDPゴシック" w:hAnsi="BIZ UDPゴシック" w:eastAsia="BIZ UDPゴシック"/>
-              </w:rPr>
-            </w:pPr>
-            <w:ins w:id="20027" w:author="Claude" w:date="2026-09-28T12:00:00Z">
+                <w:ins w:id="20028" w:author="Claude" w:date="2026-09-28T12:00:00Z"/>
+                <w:rFonts w:ascii="BIZ UDPゴシック" w:hAnsi="BIZ UDPゴシック" w:eastAsia="BIZ UDPゴシック"/>
+              </w:rPr>
+            </w:pPr>
+            <w:ins w:id="20029" w:author="Claude" w:date="2026-09-28T12:00:00Z">
               <w:r>
                 <w:rPr>
                   <w:rFonts w:ascii="BIZ UDPゴシック" w:hAnsi="BIZ UDPゴシック" w:eastAsia="BIZ UDPゴシック"/>
@@ -3030,7 +3050,7 @@
       <w:tr>
         <w:trPr>
           <w:cantSplit w:val="true"/>
-          <w:ins w:id="20028" w:author="Claude" w:date="2026-09-28T12:00:00Z"/>
+          <w:ins w:id="20030" w:author="Claude" w:date="2026-09-28T12:00:00Z"/>
         </w:trPr>
         <w:tc>
           <w:tcPr>
@@ -3047,11 +3067,11 @@
               <w:pStyle w:val="Normal"/>
               <w:spacing w:lineRule="auto" w:line="278"/>
               <w:rPr>
-                <w:ins w:id="20029" w:author="Claude" w:date="2026-09-28T12:00:00Z"/>
-                <w:rFonts w:ascii="BIZ UDPゴシック" w:hAnsi="BIZ UDPゴシック" w:eastAsia="BIZ UDPゴシック"/>
-              </w:rPr>
-            </w:pPr>
-            <w:ins w:id="20030" w:author="Claude" w:date="2026-09-28T12:00:00Z">
+                <w:ins w:id="20031" w:author="Claude" w:date="2026-09-28T12:00:00Z"/>
+                <w:rFonts w:ascii="BIZ UDPゴシック" w:hAnsi="BIZ UDPゴシック" w:eastAsia="BIZ UDPゴシック"/>
+              </w:rPr>
+            </w:pPr>
+            <w:ins w:id="20032" w:author="Claude" w:date="2026-09-28T12:00:00Z">
               <w:r>
                 <w:rPr>
                   <w:rFonts w:ascii="BIZ UDPゴシック" w:hAnsi="BIZ UDPゴシック" w:eastAsia="BIZ UDPゴシック"/>
@@ -3080,11 +3100,11 @@
               <w:pStyle w:val="Normal"/>
               <w:spacing w:lineRule="auto" w:line="278"/>
               <w:rPr>
-                <w:ins w:id="20031" w:author="Claude" w:date="2026-09-28T12:00:00Z"/>
-                <w:rFonts w:ascii="BIZ UDPゴシック" w:hAnsi="BIZ UDPゴシック" w:eastAsia="BIZ UDPゴシック"/>
-              </w:rPr>
-            </w:pPr>
-            <w:ins w:id="20032" w:author="Claude" w:date="2026-09-28T12:00:00Z">
+                <w:ins w:id="20033" w:author="Claude" w:date="2026-09-28T12:00:00Z"/>
+                <w:rFonts w:ascii="BIZ UDPゴシック" w:hAnsi="BIZ UDPゴシック" w:eastAsia="BIZ UDPゴシック"/>
+              </w:rPr>
+            </w:pPr>
+            <w:ins w:id="20034" w:author="Claude" w:date="2026-09-28T12:00:00Z">
               <w:r>
                 <w:rPr>
                   <w:rFonts w:ascii="BIZ UDPゴシック" w:hAnsi="BIZ UDPゴシック" w:eastAsia="BIZ UDPゴシック"/>
@@ -3100,7 +3120,7 @@
       <w:tr>
         <w:trPr>
           <w:cantSplit w:val="true"/>
-          <w:ins w:id="20033" w:author="Claude" w:date="2026-09-28T12:00:00Z"/>
+          <w:ins w:id="20035" w:author="Claude" w:date="2026-09-28T12:00:00Z"/>
         </w:trPr>
         <w:tc>
           <w:tcPr>
@@ -3117,11 +3137,11 @@
               <w:pStyle w:val="Normal"/>
               <w:spacing w:lineRule="auto" w:line="278"/>
               <w:rPr>
-                <w:ins w:id="20034" w:author="Claude" w:date="2026-09-28T12:00:00Z"/>
-                <w:rFonts w:ascii="BIZ UDPゴシック" w:hAnsi="BIZ UDPゴシック" w:eastAsia="BIZ UDPゴシック"/>
-              </w:rPr>
-            </w:pPr>
-            <w:ins w:id="20035" w:author="Claude" w:date="2026-09-28T12:00:00Z">
+                <w:ins w:id="20036" w:author="Claude" w:date="2026-09-28T12:00:00Z"/>
+                <w:rFonts w:ascii="BIZ UDPゴシック" w:hAnsi="BIZ UDPゴシック" w:eastAsia="BIZ UDPゴシック"/>
+              </w:rPr>
+            </w:pPr>
+            <w:ins w:id="20037" w:author="Claude" w:date="2026-09-28T12:00:00Z">
               <w:r>
                 <w:rPr>
                   <w:rFonts w:ascii="BIZ UDPゴシック" w:hAnsi="BIZ UDPゴシック" w:eastAsia="BIZ UDPゴシック"/>
@@ -3150,11 +3170,11 @@
               <w:pStyle w:val="Normal"/>
               <w:spacing w:lineRule="auto" w:line="278"/>
               <w:rPr>
-                <w:ins w:id="20036" w:author="Claude" w:date="2026-09-28T12:00:00Z"/>
-                <w:rFonts w:ascii="BIZ UDPゴシック" w:hAnsi="BIZ UDPゴシック" w:eastAsia="BIZ UDPゴシック"/>
-              </w:rPr>
-            </w:pPr>
-            <w:ins w:id="20037" w:author="Claude" w:date="2026-09-28T12:00:00Z">
+                <w:ins w:id="20038" w:author="Claude" w:date="2026-09-28T12:00:00Z"/>
+                <w:rFonts w:ascii="BIZ UDPゴシック" w:hAnsi="BIZ UDPゴシック" w:eastAsia="BIZ UDPゴシック"/>
+              </w:rPr>
+            </w:pPr>
+            <w:ins w:id="20039" w:author="Claude" w:date="2026-09-28T12:00:00Z">
               <w:r>
                 <w:rPr>
                   <w:rFonts w:ascii="BIZ UDPゴシック" w:hAnsi="BIZ UDPゴシック" w:eastAsia="BIZ UDPゴシック"/>
@@ -3170,7 +3190,7 @@
       <w:tr>
         <w:trPr>
           <w:cantSplit w:val="true"/>
-          <w:ins w:id="20038" w:author="Claude" w:date="2026-09-28T12:00:00Z"/>
+          <w:ins w:id="20040" w:author="Claude" w:date="2026-09-28T12:00:00Z"/>
         </w:trPr>
         <w:tc>
           <w:tcPr>
@@ -3187,11 +3207,11 @@
               <w:pStyle w:val="Normal"/>
               <w:spacing w:lineRule="auto" w:line="278"/>
               <w:rPr>
-                <w:ins w:id="20039" w:author="Claude" w:date="2026-09-28T12:00:00Z"/>
-                <w:rFonts w:ascii="BIZ UDPゴシック" w:hAnsi="BIZ UDPゴシック" w:eastAsia="BIZ UDPゴシック"/>
-              </w:rPr>
-            </w:pPr>
-            <w:ins w:id="20040" w:author="Claude" w:date="2026-09-28T12:00:00Z">
+                <w:ins w:id="20041" w:author="Claude" w:date="2026-09-28T12:00:00Z"/>
+                <w:rFonts w:ascii="BIZ UDPゴシック" w:hAnsi="BIZ UDPゴシック" w:eastAsia="BIZ UDPゴシック"/>
+              </w:rPr>
+            </w:pPr>
+            <w:ins w:id="20042" w:author="Claude" w:date="2026-09-28T12:00:00Z">
               <w:r>
                 <w:rPr>
                   <w:rFonts w:ascii="BIZ UDPゴシック" w:hAnsi="BIZ UDPゴシック" w:eastAsia="BIZ UDPゴシック"/>
@@ -3220,11 +3240,11 @@
               <w:pStyle w:val="Normal"/>
               <w:spacing w:lineRule="auto" w:line="278"/>
               <w:rPr>
-                <w:ins w:id="20041" w:author="Claude" w:date="2026-09-28T12:00:00Z"/>
-                <w:rFonts w:ascii="BIZ UDPゴシック" w:hAnsi="BIZ UDPゴシック" w:eastAsia="BIZ UDPゴシック"/>
-              </w:rPr>
-            </w:pPr>
-            <w:ins w:id="20042" w:author="Claude" w:date="2026-09-28T12:00:00Z">
+                <w:ins w:id="20043" w:author="Claude" w:date="2026-09-28T12:00:00Z"/>
+                <w:rFonts w:ascii="BIZ UDPゴシック" w:hAnsi="BIZ UDPゴシック" w:eastAsia="BIZ UDPゴシック"/>
+              </w:rPr>
+            </w:pPr>
+            <w:ins w:id="20044" w:author="Claude" w:date="2026-09-28T12:00:00Z">
               <w:r>
                 <w:rPr>
                   <w:rFonts w:ascii="BIZ UDPゴシック" w:hAnsi="BIZ UDPゴシック" w:eastAsia="BIZ UDPゴシック"/>
@@ -3240,7 +3260,7 @@
       <w:tr>
         <w:trPr>
           <w:cantSplit w:val="true"/>
-          <w:ins w:id="20043" w:author="Claude" w:date="2026-09-28T12:00:00Z"/>
+          <w:ins w:id="20045" w:author="Claude" w:date="2026-09-28T12:00:00Z"/>
         </w:trPr>
         <w:tc>
           <w:tcPr>
@@ -3257,11 +3277,11 @@
               <w:pStyle w:val="Normal"/>
               <w:spacing w:lineRule="auto" w:line="278"/>
               <w:rPr>
-                <w:ins w:id="20044" w:author="Claude" w:date="2026-09-28T12:00:00Z"/>
-                <w:rFonts w:ascii="BIZ UDPゴシック" w:hAnsi="BIZ UDPゴシック" w:eastAsia="BIZ UDPゴシック"/>
-              </w:rPr>
-            </w:pPr>
-            <w:ins w:id="20045" w:author="Claude" w:date="2026-09-28T12:00:00Z">
+                <w:ins w:id="20046" w:author="Claude" w:date="2026-09-28T12:00:00Z"/>
+                <w:rFonts w:ascii="BIZ UDPゴシック" w:hAnsi="BIZ UDPゴシック" w:eastAsia="BIZ UDPゴシック"/>
+              </w:rPr>
+            </w:pPr>
+            <w:ins w:id="20047" w:author="Claude" w:date="2026-09-28T12:00:00Z">
               <w:r>
                 <w:rPr>
                   <w:rFonts w:ascii="BIZ UDPゴシック" w:hAnsi="BIZ UDPゴシック" w:eastAsia="BIZ UDPゴシック"/>
@@ -3290,11 +3310,11 @@
               <w:pStyle w:val="Normal"/>
               <w:spacing w:lineRule="auto" w:line="278"/>
               <w:rPr>
-                <w:ins w:id="20046" w:author="Claude" w:date="2026-09-28T12:00:00Z"/>
-                <w:rFonts w:ascii="BIZ UDPゴシック" w:hAnsi="BIZ UDPゴシック" w:eastAsia="BIZ UDPゴシック"/>
-              </w:rPr>
-            </w:pPr>
-            <w:ins w:id="20047" w:author="Claude" w:date="2026-09-28T12:00:00Z">
+                <w:ins w:id="20048" w:author="Claude" w:date="2026-09-28T12:00:00Z"/>
+                <w:rFonts w:ascii="BIZ UDPゴシック" w:hAnsi="BIZ UDPゴシック" w:eastAsia="BIZ UDPゴシック"/>
+              </w:rPr>
+            </w:pPr>
+            <w:ins w:id="20049" w:author="Claude" w:date="2026-09-28T12:00:00Z">
               <w:r>
                 <w:rPr>
                   <w:rFonts w:ascii="BIZ UDPゴシック" w:hAnsi="BIZ UDPゴシック" w:eastAsia="BIZ UDPゴシック"/>
@@ -4095,12 +4115,12 @@
         <w:pStyle w:val="Normal"/>
         <w:spacing w:lineRule="auto" w:line="300" w:before="0" w:after="120"/>
         <w:rPr>
-          <w:ins w:id="20048" w:author="Claude" w:date="2026-09-28T12:00:00Z"/>
+          <w:ins w:id="20050" w:author="Claude" w:date="2026-09-28T12:00:00Z"/>
           <w:rFonts w:ascii="BIZ UDPゴシック" w:hAnsi="BIZ UDPゴシック" w:eastAsia="BIZ UDPゴシック"/>
         </w:rPr>
       </w:pPr>
       <w:commentRangeStart w:id="4"/>
-      <w:ins w:id="20049" w:author="Claude" w:date="2026-09-28T12:00:00Z">
+      <w:ins w:id="20051" w:author="Claude" w:date="2026-09-28T12:00:00Z">
         <w:r>
           <w:rPr>
             <w:rFonts w:ascii="BIZ UDPゴシック" w:hAnsi="BIZ UDPゴシック" w:eastAsia="BIZ UDPゴシック"/>
@@ -4138,7 +4158,7 @@
       <w:tr>
         <w:trPr>
           <w:cantSplit w:val="true"/>
-          <w:ins w:id="20050" w:author="Claude" w:date="2026-09-28T12:00:00Z"/>
+          <w:ins w:id="20052" w:author="Claude" w:date="2026-09-28T12:00:00Z"/>
         </w:trPr>
         <w:tc>
           <w:tcPr>
@@ -4156,11 +4176,11 @@
               <w:pStyle w:val="Normal"/>
               <w:spacing w:lineRule="auto" w:line="278"/>
               <w:rPr>
-                <w:ins w:id="20051" w:author="Claude" w:date="2026-09-28T12:00:00Z"/>
-                <w:rFonts w:ascii="BIZ UDPゴシック" w:hAnsi="BIZ UDPゴシック" w:eastAsia="BIZ UDPゴシック"/>
-              </w:rPr>
-            </w:pPr>
-            <w:ins w:id="20052" w:author="Claude" w:date="2026-09-28T12:00:00Z">
+                <w:ins w:id="20053" w:author="Claude" w:date="2026-09-28T12:00:00Z"/>
+                <w:rFonts w:ascii="BIZ UDPゴシック" w:hAnsi="BIZ UDPゴシック" w:eastAsia="BIZ UDPゴシック"/>
+              </w:rPr>
+            </w:pPr>
+            <w:ins w:id="20054" w:author="Claude" w:date="2026-09-28T12:00:00Z">
               <w:r>
                 <w:rPr>
                   <w:rFonts w:ascii="BIZ UDPゴシック" w:hAnsi="BIZ UDPゴシック" w:eastAsia="BIZ UDPゴシック"/>
@@ -4190,11 +4210,11 @@
               <w:pStyle w:val="Normal"/>
               <w:spacing w:lineRule="auto" w:line="278"/>
               <w:rPr>
-                <w:ins w:id="20053" w:author="Claude" w:date="2026-09-28T12:00:00Z"/>
-                <w:rFonts w:ascii="BIZ UDPゴシック" w:hAnsi="BIZ UDPゴシック" w:eastAsia="BIZ UDPゴシック"/>
-              </w:rPr>
-            </w:pPr>
-            <w:ins w:id="20054" w:author="Claude" w:date="2026-09-28T12:00:00Z">
+                <w:ins w:id="20055" w:author="Claude" w:date="2026-09-28T12:00:00Z"/>
+                <w:rFonts w:ascii="BIZ UDPゴシック" w:hAnsi="BIZ UDPゴシック" w:eastAsia="BIZ UDPゴシック"/>
+              </w:rPr>
+            </w:pPr>
+            <w:ins w:id="20056" w:author="Claude" w:date="2026-09-28T12:00:00Z">
               <w:r>
                 <w:rPr>
                   <w:rFonts w:ascii="BIZ UDPゴシック" w:hAnsi="BIZ UDPゴシック" w:eastAsia="BIZ UDPゴシック"/>
@@ -4224,11 +4244,11 @@
               <w:pStyle w:val="Normal"/>
               <w:spacing w:lineRule="auto" w:line="278"/>
               <w:rPr>
-                <w:ins w:id="20055" w:author="Claude" w:date="2026-09-28T12:00:00Z"/>
-                <w:rFonts w:ascii="BIZ UDPゴシック" w:hAnsi="BIZ UDPゴシック" w:eastAsia="BIZ UDPゴシック"/>
-              </w:rPr>
-            </w:pPr>
-            <w:ins w:id="20056" w:author="Claude" w:date="2026-09-28T12:00:00Z">
+                <w:ins w:id="20057" w:author="Claude" w:date="2026-09-28T12:00:00Z"/>
+                <w:rFonts w:ascii="BIZ UDPゴシック" w:hAnsi="BIZ UDPゴシック" w:eastAsia="BIZ UDPゴシック"/>
+              </w:rPr>
+            </w:pPr>
+            <w:ins w:id="20058" w:author="Claude" w:date="2026-09-28T12:00:00Z">
               <w:r>
                 <w:rPr>
                   <w:rFonts w:ascii="BIZ UDPゴシック" w:hAnsi="BIZ UDPゴシック" w:eastAsia="BIZ UDPゴシック"/>
@@ -4246,7 +4266,7 @@
       <w:tr>
         <w:trPr>
           <w:cantSplit w:val="true"/>
-          <w:ins w:id="20057" w:author="Claude" w:date="2026-09-28T12:00:00Z"/>
+          <w:ins w:id="20059" w:author="Claude" w:date="2026-09-28T12:00:00Z"/>
         </w:trPr>
         <w:tc>
           <w:tcPr>
@@ -4263,11 +4283,11 @@
               <w:pStyle w:val="Normal"/>
               <w:spacing w:lineRule="auto" w:line="278"/>
               <w:rPr>
-                <w:ins w:id="20058" w:author="Claude" w:date="2026-09-28T12:00:00Z"/>
-                <w:rFonts w:ascii="BIZ UDPゴシック" w:hAnsi="BIZ UDPゴシック" w:eastAsia="BIZ UDPゴシック"/>
-              </w:rPr>
-            </w:pPr>
-            <w:ins w:id="20059" w:author="Claude" w:date="2026-09-28T12:00:00Z">
+                <w:ins w:id="20060" w:author="Claude" w:date="2026-09-28T12:00:00Z"/>
+                <w:rFonts w:ascii="BIZ UDPゴシック" w:hAnsi="BIZ UDPゴシック" w:eastAsia="BIZ UDPゴシック"/>
+              </w:rPr>
+            </w:pPr>
+            <w:ins w:id="20061" w:author="Claude" w:date="2026-09-28T12:00:00Z">
               <w:r>
                 <w:rPr>
                   <w:rFonts w:ascii="BIZ UDPゴシック" w:hAnsi="BIZ UDPゴシック" w:eastAsia="BIZ UDPゴシック"/>
@@ -4296,11 +4316,11 @@
               <w:pStyle w:val="Normal"/>
               <w:spacing w:lineRule="auto" w:line="278"/>
               <w:rPr>
-                <w:ins w:id="20060" w:author="Claude" w:date="2026-09-28T12:00:00Z"/>
-                <w:rFonts w:ascii="BIZ UDPゴシック" w:hAnsi="BIZ UDPゴシック" w:eastAsia="BIZ UDPゴシック"/>
-              </w:rPr>
-            </w:pPr>
-            <w:ins w:id="20061" w:author="Claude" w:date="2026-09-28T12:00:00Z">
+                <w:ins w:id="20062" w:author="Claude" w:date="2026-09-28T12:00:00Z"/>
+                <w:rFonts w:ascii="BIZ UDPゴシック" w:hAnsi="BIZ UDPゴシック" w:eastAsia="BIZ UDPゴシック"/>
+              </w:rPr>
+            </w:pPr>
+            <w:ins w:id="20063" w:author="Claude" w:date="2026-09-28T12:00:00Z">
               <w:r>
                 <w:rPr>
                   <w:rFonts w:ascii="BIZ UDPゴシック" w:hAnsi="BIZ UDPゴシック" w:eastAsia="BIZ UDPゴシック"/>
@@ -4327,11 +4347,11 @@
               <w:pStyle w:val="Normal"/>
               <w:spacing w:lineRule="auto" w:line="278"/>
               <w:rPr>
-                <w:ins w:id="20062" w:author="Claude" w:date="2026-09-28T12:00:00Z"/>
-                <w:rFonts w:ascii="BIZ UDPゴシック" w:hAnsi="BIZ UDPゴシック" w:eastAsia="BIZ UDPゴシック"/>
-              </w:rPr>
-            </w:pPr>
-            <w:ins w:id="20063" w:author="Claude" w:date="2026-09-28T12:00:00Z">
+                <w:ins w:id="20064" w:author="Claude" w:date="2026-09-28T12:00:00Z"/>
+                <w:rFonts w:ascii="BIZ UDPゴシック" w:hAnsi="BIZ UDPゴシック" w:eastAsia="BIZ UDPゴシック"/>
+              </w:rPr>
+            </w:pPr>
+            <w:ins w:id="20065" w:author="Claude" w:date="2026-09-28T12:00:00Z">
               <w:r>
                 <w:rPr>
                   <w:rFonts w:ascii="BIZ UDPゴシック" w:hAnsi="BIZ UDPゴシック" w:eastAsia="BIZ UDPゴシック"/>
@@ -4347,7 +4367,7 @@
       <w:tr>
         <w:trPr>
           <w:cantSplit w:val="true"/>
-          <w:ins w:id="20064" w:author="Claude" w:date="2026-09-28T12:00:00Z"/>
+          <w:ins w:id="20066" w:author="Claude" w:date="2026-09-28T12:00:00Z"/>
         </w:trPr>
         <w:tc>
           <w:tcPr>
@@ -4364,11 +4384,11 @@
               <w:pStyle w:val="Normal"/>
               <w:spacing w:lineRule="auto" w:line="278"/>
               <w:rPr>
-                <w:ins w:id="20065" w:author="Claude" w:date="2026-09-28T12:00:00Z"/>
-                <w:rFonts w:ascii="BIZ UDPゴシック" w:hAnsi="BIZ UDPゴシック" w:eastAsia="BIZ UDPゴシック"/>
-              </w:rPr>
-            </w:pPr>
-            <w:ins w:id="20066" w:author="Claude" w:date="2026-09-28T12:00:00Z">
+                <w:ins w:id="20067" w:author="Claude" w:date="2026-09-28T12:00:00Z"/>
+                <w:rFonts w:ascii="BIZ UDPゴシック" w:hAnsi="BIZ UDPゴシック" w:eastAsia="BIZ UDPゴシック"/>
+              </w:rPr>
+            </w:pPr>
+            <w:ins w:id="20068" w:author="Claude" w:date="2026-09-28T12:00:00Z">
               <w:r>
                 <w:rPr>
                   <w:rFonts w:ascii="BIZ UDPゴシック" w:hAnsi="BIZ UDPゴシック" w:eastAsia="BIZ UDPゴシック"/>
@@ -4397,11 +4417,11 @@
               <w:pStyle w:val="Normal"/>
               <w:spacing w:lineRule="auto" w:line="278"/>
               <w:rPr>
-                <w:ins w:id="20067" w:author="Claude" w:date="2026-09-28T12:00:00Z"/>
-                <w:rFonts w:ascii="BIZ UDPゴシック" w:hAnsi="BIZ UDPゴシック" w:eastAsia="BIZ UDPゴシック"/>
-              </w:rPr>
-            </w:pPr>
-            <w:ins w:id="20068" w:author="Claude" w:date="2026-09-28T12:00:00Z">
+                <w:ins w:id="20069" w:author="Claude" w:date="2026-09-28T12:00:00Z"/>
+                <w:rFonts w:ascii="BIZ UDPゴシック" w:hAnsi="BIZ UDPゴシック" w:eastAsia="BIZ UDPゴシック"/>
+              </w:rPr>
+            </w:pPr>
+            <w:ins w:id="20070" w:author="Claude" w:date="2026-09-28T12:00:00Z">
               <w:r>
                 <w:rPr>
                   <w:rFonts w:ascii="BIZ UDPゴシック" w:hAnsi="BIZ UDPゴシック" w:eastAsia="BIZ UDPゴシック"/>
@@ -4428,11 +4448,11 @@
               <w:pStyle w:val="Normal"/>
               <w:spacing w:lineRule="auto" w:line="278"/>
               <w:rPr>
-                <w:ins w:id="20069" w:author="Claude" w:date="2026-09-28T12:00:00Z"/>
-                <w:rFonts w:ascii="BIZ UDPゴシック" w:hAnsi="BIZ UDPゴシック" w:eastAsia="BIZ UDPゴシック"/>
-              </w:rPr>
-            </w:pPr>
-            <w:ins w:id="20070" w:author="Claude" w:date="2026-09-28T12:00:00Z">
+                <w:ins w:id="20071" w:author="Claude" w:date="2026-09-28T12:00:00Z"/>
+                <w:rFonts w:ascii="BIZ UDPゴシック" w:hAnsi="BIZ UDPゴシック" w:eastAsia="BIZ UDPゴシック"/>
+              </w:rPr>
+            </w:pPr>
+            <w:ins w:id="20072" w:author="Claude" w:date="2026-09-28T12:00:00Z">
               <w:r>
                 <w:rPr>
                   <w:rFonts w:ascii="BIZ UDPゴシック" w:hAnsi="BIZ UDPゴシック" w:eastAsia="BIZ UDPゴシック"/>
@@ -4448,7 +4468,7 @@
       <w:tr>
         <w:trPr>
           <w:cantSplit w:val="true"/>
-          <w:ins w:id="20071" w:author="Claude" w:date="2026-09-28T12:00:00Z"/>
+          <w:ins w:id="20073" w:author="Claude" w:date="2026-09-28T12:00:00Z"/>
         </w:trPr>
         <w:tc>
           <w:tcPr>
@@ -4465,11 +4485,11 @@
               <w:pStyle w:val="Normal"/>
               <w:spacing w:lineRule="auto" w:line="278"/>
               <w:rPr>
-                <w:ins w:id="20072" w:author="Claude" w:date="2026-09-28T12:00:00Z"/>
-                <w:rFonts w:ascii="BIZ UDPゴシック" w:hAnsi="BIZ UDPゴシック" w:eastAsia="BIZ UDPゴシック"/>
-              </w:rPr>
-            </w:pPr>
-            <w:ins w:id="20073" w:author="Claude" w:date="2026-09-28T12:00:00Z">
+                <w:ins w:id="20074" w:author="Claude" w:date="2026-09-28T12:00:00Z"/>
+                <w:rFonts w:ascii="BIZ UDPゴシック" w:hAnsi="BIZ UDPゴシック" w:eastAsia="BIZ UDPゴシック"/>
+              </w:rPr>
+            </w:pPr>
+            <w:ins w:id="20075" w:author="Claude" w:date="2026-09-28T12:00:00Z">
               <w:r>
                 <w:rPr>
                   <w:rFonts w:ascii="BIZ UDPゴシック" w:hAnsi="BIZ UDPゴシック" w:eastAsia="BIZ UDPゴシック"/>
@@ -4498,11 +4518,11 @@
               <w:pStyle w:val="Normal"/>
               <w:spacing w:lineRule="auto" w:line="278"/>
               <w:rPr>
-                <w:ins w:id="20074" w:author="Claude" w:date="2026-09-28T12:00:00Z"/>
-                <w:rFonts w:ascii="BIZ UDPゴシック" w:hAnsi="BIZ UDPゴシック" w:eastAsia="BIZ UDPゴシック"/>
-              </w:rPr>
-            </w:pPr>
-            <w:ins w:id="20075" w:author="Claude" w:date="2026-09-28T12:00:00Z">
+                <w:ins w:id="20076" w:author="Claude" w:date="2026-09-28T12:00:00Z"/>
+                <w:rFonts w:ascii="BIZ UDPゴシック" w:hAnsi="BIZ UDPゴシック" w:eastAsia="BIZ UDPゴシック"/>
+              </w:rPr>
+            </w:pPr>
+            <w:ins w:id="20077" w:author="Claude" w:date="2026-09-28T12:00:00Z">
               <w:r>
                 <w:rPr>
                   <w:rFonts w:ascii="BIZ UDPゴシック" w:hAnsi="BIZ UDPゴシック" w:eastAsia="BIZ UDPゴシック"/>
@@ -4529,11 +4549,11 @@
               <w:pStyle w:val="Normal"/>
               <w:spacing w:lineRule="auto" w:line="278"/>
               <w:rPr>
-                <w:ins w:id="20076" w:author="Claude" w:date="2026-09-28T12:00:00Z"/>
-                <w:rFonts w:ascii="BIZ UDPゴシック" w:hAnsi="BIZ UDPゴシック" w:eastAsia="BIZ UDPゴシック"/>
-              </w:rPr>
-            </w:pPr>
-            <w:ins w:id="20077" w:author="Claude" w:date="2026-09-28T12:00:00Z">
+                <w:ins w:id="20078" w:author="Claude" w:date="2026-09-28T12:00:00Z"/>
+                <w:rFonts w:ascii="BIZ UDPゴシック" w:hAnsi="BIZ UDPゴシック" w:eastAsia="BIZ UDPゴシック"/>
+              </w:rPr>
+            </w:pPr>
+            <w:ins w:id="20079" w:author="Claude" w:date="2026-09-28T12:00:00Z">
               <w:r>
                 <w:rPr>
                   <w:rFonts w:ascii="BIZ UDPゴシック" w:hAnsi="BIZ UDPゴシック" w:eastAsia="BIZ UDPゴシック"/>
@@ -4549,7 +4569,7 @@
       <w:tr>
         <w:trPr>
           <w:cantSplit w:val="true"/>
-          <w:ins w:id="20078" w:author="Claude" w:date="2026-09-28T12:00:00Z"/>
+          <w:ins w:id="20080" w:author="Claude" w:date="2026-09-28T12:00:00Z"/>
         </w:trPr>
         <w:tc>
           <w:tcPr>
@@ -4566,11 +4586,11 @@
               <w:pStyle w:val="Normal"/>
               <w:spacing w:lineRule="auto" w:line="278"/>
               <w:rPr>
-                <w:ins w:id="20079" w:author="Claude" w:date="2026-09-28T12:00:00Z"/>
-                <w:rFonts w:ascii="BIZ UDPゴシック" w:hAnsi="BIZ UDPゴシック" w:eastAsia="BIZ UDPゴシック"/>
-              </w:rPr>
-            </w:pPr>
-            <w:ins w:id="20080" w:author="Claude" w:date="2026-09-28T12:00:00Z">
+                <w:ins w:id="20081" w:author="Claude" w:date="2026-09-28T12:00:00Z"/>
+                <w:rFonts w:ascii="BIZ UDPゴシック" w:hAnsi="BIZ UDPゴシック" w:eastAsia="BIZ UDPゴシック"/>
+              </w:rPr>
+            </w:pPr>
+            <w:ins w:id="20082" w:author="Claude" w:date="2026-09-28T12:00:00Z">
               <w:r>
                 <w:rPr>
                   <w:rFonts w:ascii="BIZ UDPゴシック" w:hAnsi="BIZ UDPゴシック" w:eastAsia="BIZ UDPゴシック"/>
@@ -4599,11 +4619,11 @@
               <w:pStyle w:val="Normal"/>
               <w:spacing w:lineRule="auto" w:line="278"/>
               <w:rPr>
-                <w:ins w:id="20081" w:author="Claude" w:date="2026-09-28T12:00:00Z"/>
-                <w:rFonts w:ascii="BIZ UDPゴシック" w:hAnsi="BIZ UDPゴシック" w:eastAsia="BIZ UDPゴシック"/>
-              </w:rPr>
-            </w:pPr>
-            <w:ins w:id="20082" w:author="Claude" w:date="2026-09-28T12:00:00Z">
+                <w:ins w:id="20083" w:author="Claude" w:date="2026-09-28T12:00:00Z"/>
+                <w:rFonts w:ascii="BIZ UDPゴシック" w:hAnsi="BIZ UDPゴシック" w:eastAsia="BIZ UDPゴシック"/>
+              </w:rPr>
+            </w:pPr>
+            <w:ins w:id="20084" w:author="Claude" w:date="2026-09-28T12:00:00Z">
               <w:r>
                 <w:rPr>
                   <w:rFonts w:ascii="BIZ UDPゴシック" w:hAnsi="BIZ UDPゴシック" w:eastAsia="BIZ UDPゴシック"/>
@@ -4630,11 +4650,11 @@
               <w:pStyle w:val="Normal"/>
               <w:spacing w:lineRule="auto" w:line="278"/>
               <w:rPr>
-                <w:ins w:id="20083" w:author="Claude" w:date="2026-09-28T12:00:00Z"/>
-                <w:rFonts w:ascii="BIZ UDPゴシック" w:hAnsi="BIZ UDPゴシック" w:eastAsia="BIZ UDPゴシック"/>
-              </w:rPr>
-            </w:pPr>
-            <w:ins w:id="20084" w:author="Claude" w:date="2026-09-28T12:00:00Z">
+                <w:ins w:id="20085" w:author="Claude" w:date="2026-09-28T12:00:00Z"/>
+                <w:rFonts w:ascii="BIZ UDPゴシック" w:hAnsi="BIZ UDPゴシック" w:eastAsia="BIZ UDPゴシック"/>
+              </w:rPr>
+            </w:pPr>
+            <w:ins w:id="20086" w:author="Claude" w:date="2026-09-28T12:00:00Z">
               <w:r>
                 <w:rPr>
                   <w:rFonts w:ascii="BIZ UDPゴシック" w:hAnsi="BIZ UDPゴシック" w:eastAsia="BIZ UDPゴシック"/>
@@ -4650,7 +4670,7 @@
       <w:tr>
         <w:trPr>
           <w:cantSplit w:val="true"/>
-          <w:ins w:id="20085" w:author="Claude" w:date="2026-09-28T12:00:00Z"/>
+          <w:ins w:id="20087" w:author="Claude" w:date="2026-09-28T12:00:00Z"/>
         </w:trPr>
         <w:tc>
           <w:tcPr>
@@ -4667,11 +4687,11 @@
               <w:pStyle w:val="Normal"/>
               <w:spacing w:lineRule="auto" w:line="278"/>
               <w:rPr>
-                <w:ins w:id="20086" w:author="Claude" w:date="2026-09-28T12:00:00Z"/>
-                <w:rFonts w:ascii="BIZ UDPゴシック" w:hAnsi="BIZ UDPゴシック" w:eastAsia="BIZ UDPゴシック"/>
-              </w:rPr>
-            </w:pPr>
-            <w:ins w:id="20087" w:author="Claude" w:date="2026-09-28T12:00:00Z">
+                <w:ins w:id="20088" w:author="Claude" w:date="2026-09-28T12:00:00Z"/>
+                <w:rFonts w:ascii="BIZ UDPゴシック" w:hAnsi="BIZ UDPゴシック" w:eastAsia="BIZ UDPゴシック"/>
+              </w:rPr>
+            </w:pPr>
+            <w:ins w:id="20089" w:author="Claude" w:date="2026-09-28T12:00:00Z">
               <w:r>
                 <w:rPr>
                   <w:rFonts w:ascii="BIZ UDPゴシック" w:hAnsi="BIZ UDPゴシック" w:eastAsia="BIZ UDPゴシック"/>
@@ -4700,11 +4720,11 @@
               <w:pStyle w:val="Normal"/>
               <w:spacing w:lineRule="auto" w:line="278"/>
               <w:rPr>
-                <w:ins w:id="20088" w:author="Claude" w:date="2026-09-28T12:00:00Z"/>
-                <w:rFonts w:ascii="BIZ UDPゴシック" w:hAnsi="BIZ UDPゴシック" w:eastAsia="BIZ UDPゴシック"/>
-              </w:rPr>
-            </w:pPr>
-            <w:ins w:id="20089" w:author="Claude" w:date="2026-09-28T12:00:00Z">
+                <w:ins w:id="20090" w:author="Claude" w:date="2026-09-28T12:00:00Z"/>
+                <w:rFonts w:ascii="BIZ UDPゴシック" w:hAnsi="BIZ UDPゴシック" w:eastAsia="BIZ UDPゴシック"/>
+              </w:rPr>
+            </w:pPr>
+            <w:ins w:id="20091" w:author="Claude" w:date="2026-09-28T12:00:00Z">
               <w:r>
                 <w:rPr>
                   <w:rFonts w:ascii="BIZ UDPゴシック" w:hAnsi="BIZ UDPゴシック" w:eastAsia="BIZ UDPゴシック"/>
@@ -4731,11 +4751,11 @@
               <w:pStyle w:val="Normal"/>
               <w:spacing w:lineRule="auto" w:line="278"/>
               <w:rPr>
-                <w:ins w:id="20090" w:author="Claude" w:date="2026-09-28T12:00:00Z"/>
-                <w:rFonts w:ascii="BIZ UDPゴシック" w:hAnsi="BIZ UDPゴシック" w:eastAsia="BIZ UDPゴシック"/>
-              </w:rPr>
-            </w:pPr>
-            <w:ins w:id="20091" w:author="Claude" w:date="2026-09-28T12:00:00Z">
+                <w:ins w:id="20092" w:author="Claude" w:date="2026-09-28T12:00:00Z"/>
+                <w:rFonts w:ascii="BIZ UDPゴシック" w:hAnsi="BIZ UDPゴシック" w:eastAsia="BIZ UDPゴシック"/>
+              </w:rPr>
+            </w:pPr>
+            <w:ins w:id="20093" w:author="Claude" w:date="2026-09-28T12:00:00Z">
               <w:r>
                 <w:rPr>
                   <w:rFonts w:ascii="BIZ UDPゴシック" w:hAnsi="BIZ UDPゴシック" w:eastAsia="BIZ UDPゴシック"/>
@@ -4754,11 +4774,11 @@
         <w:pStyle w:val="Normal"/>
         <w:spacing w:lineRule="auto" w:line="300" w:before="0" w:after="120"/>
         <w:rPr>
-          <w:ins w:id="20092" w:author="Claude" w:date="2026-09-28T12:00:00Z"/>
-          <w:rFonts w:ascii="BIZ UDPゴシック" w:hAnsi="BIZ UDPゴシック" w:eastAsia="BIZ UDPゴシック"/>
-        </w:rPr>
-      </w:pPr>
-      <w:ins w:id="20093" w:author="Claude" w:date="2026-09-28T12:00:00Z">
+          <w:ins w:id="20094" w:author="Claude" w:date="2026-09-28T12:00:00Z"/>
+          <w:rFonts w:ascii="BIZ UDPゴシック" w:hAnsi="BIZ UDPゴシック" w:eastAsia="BIZ UDPゴシック"/>
+        </w:rPr>
+      </w:pPr>
+      <w:ins w:id="20095" w:author="Claude" w:date="2026-09-28T12:00:00Z">
         <w:r>
           <w:rPr>
             <w:rFonts w:ascii="BIZ UDPゴシック" w:hAnsi="BIZ UDPゴシック" w:eastAsia="BIZ UDPゴシック"/>
@@ -5074,11 +5094,11 @@
         <w:pStyle w:val="Normal"/>
         <w:spacing w:lineRule="auto" w:line="300" w:before="200" w:after="100"/>
         <w:rPr>
-          <w:ins w:id="20094" w:author="Claude" w:date="2026-09-28T12:00:00Z"/>
-          <w:rFonts w:ascii="BIZ UDPゴシック" w:hAnsi="BIZ UDPゴシック" w:eastAsia="BIZ UDPゴシック"/>
-        </w:rPr>
-      </w:pPr>
-      <w:ins w:id="20095" w:author="Claude" w:date="2026-09-28T12:00:00Z">
+          <w:ins w:id="20096" w:author="Claude" w:date="2026-09-28T12:00:00Z"/>
+          <w:rFonts w:ascii="BIZ UDPゴシック" w:hAnsi="BIZ UDPゴシック" w:eastAsia="BIZ UDPゴシック"/>
+        </w:rPr>
+      </w:pPr>
+      <w:ins w:id="20097" w:author="Claude" w:date="2026-09-28T12:00:00Z">
         <w:r>
           <w:rPr>
             <w:rFonts w:eastAsia="BIZ UDPゴシック" w:ascii="BIZ UDPゴシック" w:hAnsi="BIZ UDPゴシック"/>
@@ -5094,11 +5114,11 @@
         <w:pStyle w:val="Normal"/>
         <w:spacing w:lineRule="auto" w:line="300" w:before="0" w:after="120"/>
         <w:rPr>
-          <w:ins w:id="20096" w:author="Claude" w:date="2026-09-28T12:00:00Z"/>
-          <w:rFonts w:ascii="BIZ UDPゴシック" w:hAnsi="BIZ UDPゴシック" w:eastAsia="BIZ UDPゴシック"/>
-        </w:rPr>
-      </w:pPr>
-      <w:ins w:id="20097" w:author="Claude" w:date="2026-09-28T12:00:00Z">
+          <w:ins w:id="20098" w:author="Claude" w:date="2026-09-28T12:00:00Z"/>
+          <w:rFonts w:ascii="BIZ UDPゴシック" w:hAnsi="BIZ UDPゴシック" w:eastAsia="BIZ UDPゴシック"/>
+        </w:rPr>
+      </w:pPr>
+      <w:ins w:id="20099" w:author="Claude" w:date="2026-09-28T12:00:00Z">
         <w:r>
           <w:rPr>
             <w:rFonts w:ascii="BIZ UDPゴシック" w:hAnsi="BIZ UDPゴシック" w:eastAsia="BIZ UDPゴシック"/>
@@ -5129,7 +5149,7 @@
       <w:tr>
         <w:trPr>
           <w:cantSplit w:val="true"/>
-          <w:ins w:id="20098" w:author="Claude" w:date="2026-09-28T12:00:00Z"/>
+          <w:ins w:id="20100" w:author="Claude" w:date="2026-09-28T12:00:00Z"/>
         </w:trPr>
         <w:tc>
           <w:tcPr>
@@ -5147,11 +5167,11 @@
               <w:pStyle w:val="Normal"/>
               <w:spacing w:lineRule="auto" w:line="278"/>
               <w:rPr>
-                <w:ins w:id="20099" w:author="Claude" w:date="2026-09-28T12:00:00Z"/>
-                <w:rFonts w:ascii="BIZ UDPゴシック" w:hAnsi="BIZ UDPゴシック" w:eastAsia="BIZ UDPゴシック"/>
-              </w:rPr>
-            </w:pPr>
-            <w:ins w:id="20100" w:author="Claude" w:date="2026-09-28T12:00:00Z">
+                <w:ins w:id="20101" w:author="Claude" w:date="2026-09-28T12:00:00Z"/>
+                <w:rFonts w:ascii="BIZ UDPゴシック" w:hAnsi="BIZ UDPゴシック" w:eastAsia="BIZ UDPゴシック"/>
+              </w:rPr>
+            </w:pPr>
+            <w:ins w:id="20102" w:author="Claude" w:date="2026-09-28T12:00:00Z">
               <w:r>
                 <w:rPr>
                   <w:rFonts w:ascii="BIZ UDPゴシック" w:hAnsi="BIZ UDPゴシック" w:eastAsia="BIZ UDPゴシック"/>
@@ -5181,11 +5201,11 @@
               <w:pStyle w:val="Normal"/>
               <w:spacing w:lineRule="auto" w:line="278"/>
               <w:rPr>
-                <w:ins w:id="20101" w:author="Claude" w:date="2026-09-28T12:00:00Z"/>
-                <w:rFonts w:ascii="BIZ UDPゴシック" w:hAnsi="BIZ UDPゴシック" w:eastAsia="BIZ UDPゴシック"/>
-              </w:rPr>
-            </w:pPr>
-            <w:ins w:id="20102" w:author="Claude" w:date="2026-09-28T12:00:00Z">
+                <w:ins w:id="20103" w:author="Claude" w:date="2026-09-28T12:00:00Z"/>
+                <w:rFonts w:ascii="BIZ UDPゴシック" w:hAnsi="BIZ UDPゴシック" w:eastAsia="BIZ UDPゴシック"/>
+              </w:rPr>
+            </w:pPr>
+            <w:ins w:id="20104" w:author="Claude" w:date="2026-09-28T12:00:00Z">
               <w:r>
                 <w:rPr>
                   <w:rFonts w:ascii="BIZ UDPゴシック" w:hAnsi="BIZ UDPゴシック" w:eastAsia="BIZ UDPゴシック"/>
@@ -5215,11 +5235,11 @@
               <w:pStyle w:val="Normal"/>
               <w:spacing w:lineRule="auto" w:line="278"/>
               <w:rPr>
-                <w:ins w:id="20103" w:author="Claude" w:date="2026-09-28T12:00:00Z"/>
-                <w:rFonts w:ascii="BIZ UDPゴシック" w:hAnsi="BIZ UDPゴシック" w:eastAsia="BIZ UDPゴシック"/>
-              </w:rPr>
-            </w:pPr>
-            <w:ins w:id="20104" w:author="Claude" w:date="2026-09-28T12:00:00Z">
+                <w:ins w:id="20105" w:author="Claude" w:date="2026-09-28T12:00:00Z"/>
+                <w:rFonts w:ascii="BIZ UDPゴシック" w:hAnsi="BIZ UDPゴシック" w:eastAsia="BIZ UDPゴシック"/>
+              </w:rPr>
+            </w:pPr>
+            <w:ins w:id="20106" w:author="Claude" w:date="2026-09-28T12:00:00Z">
               <w:r>
                 <w:rPr>
                   <w:rFonts w:ascii="BIZ UDPゴシック" w:hAnsi="BIZ UDPゴシック" w:eastAsia="BIZ UDPゴシック"/>
@@ -5237,7 +5257,7 @@
       <w:tr>
         <w:trPr>
           <w:cantSplit w:val="true"/>
-          <w:ins w:id="20105" w:author="Claude" w:date="2026-09-28T12:00:00Z"/>
+          <w:ins w:id="20107" w:author="Claude" w:date="2026-09-28T12:00:00Z"/>
         </w:trPr>
         <w:tc>
           <w:tcPr>
@@ -5254,11 +5274,11 @@
               <w:pStyle w:val="Normal"/>
               <w:spacing w:lineRule="auto" w:line="278"/>
               <w:rPr>
-                <w:ins w:id="20106" w:author="Claude" w:date="2026-09-28T12:00:00Z"/>
-                <w:rFonts w:ascii="BIZ UDPゴシック" w:hAnsi="BIZ UDPゴシック" w:eastAsia="BIZ UDPゴシック"/>
-              </w:rPr>
-            </w:pPr>
-            <w:ins w:id="20107" w:author="Claude" w:date="2026-09-28T12:00:00Z">
+                <w:ins w:id="20108" w:author="Claude" w:date="2026-09-28T12:00:00Z"/>
+                <w:rFonts w:ascii="BIZ UDPゴシック" w:hAnsi="BIZ UDPゴシック" w:eastAsia="BIZ UDPゴシック"/>
+              </w:rPr>
+            </w:pPr>
+            <w:ins w:id="20109" w:author="Claude" w:date="2026-09-28T12:00:00Z">
               <w:r>
                 <w:rPr>
                   <w:rFonts w:ascii="BIZ UDPゴシック" w:hAnsi="BIZ UDPゴシック" w:eastAsia="BIZ UDPゴシック"/>
@@ -5287,11 +5307,11 @@
               <w:pStyle w:val="Normal"/>
               <w:spacing w:lineRule="auto" w:line="278"/>
               <w:rPr>
-                <w:ins w:id="20108" w:author="Claude" w:date="2026-09-28T12:00:00Z"/>
-                <w:rFonts w:ascii="BIZ UDPゴシック" w:hAnsi="BIZ UDPゴシック" w:eastAsia="BIZ UDPゴシック"/>
-              </w:rPr>
-            </w:pPr>
-            <w:ins w:id="20109" w:author="Claude" w:date="2026-09-28T12:00:00Z">
+                <w:ins w:id="20110" w:author="Claude" w:date="2026-09-28T12:00:00Z"/>
+                <w:rFonts w:ascii="BIZ UDPゴシック" w:hAnsi="BIZ UDPゴシック" w:eastAsia="BIZ UDPゴシック"/>
+              </w:rPr>
+            </w:pPr>
+            <w:ins w:id="20111" w:author="Claude" w:date="2026-09-28T12:00:00Z">
               <w:r>
                 <w:rPr>
                   <w:rFonts w:ascii="BIZ UDPゴシック" w:hAnsi="BIZ UDPゴシック" w:eastAsia="BIZ UDPゴシック"/>
@@ -5318,11 +5338,11 @@
               <w:pStyle w:val="Normal"/>
               <w:spacing w:lineRule="auto" w:line="278"/>
               <w:rPr>
-                <w:ins w:id="20110" w:author="Claude" w:date="2026-09-28T12:00:00Z"/>
-                <w:rFonts w:ascii="BIZ UDPゴシック" w:hAnsi="BIZ UDPゴシック" w:eastAsia="BIZ UDPゴシック"/>
-              </w:rPr>
-            </w:pPr>
-            <w:ins w:id="20111" w:author="Claude" w:date="2026-09-28T12:00:00Z">
+                <w:ins w:id="20112" w:author="Claude" w:date="2026-09-28T12:00:00Z"/>
+                <w:rFonts w:ascii="BIZ UDPゴシック" w:hAnsi="BIZ UDPゴシック" w:eastAsia="BIZ UDPゴシック"/>
+              </w:rPr>
+            </w:pPr>
+            <w:ins w:id="20113" w:author="Claude" w:date="2026-09-28T12:00:00Z">
               <w:r>
                 <w:rPr>
                   <w:rFonts w:ascii="BIZ UDPゴシック" w:hAnsi="BIZ UDPゴシック" w:eastAsia="BIZ UDPゴシック"/>
@@ -5338,7 +5358,7 @@
       <w:tr>
         <w:trPr>
           <w:cantSplit w:val="true"/>
-          <w:ins w:id="20112" w:author="Claude" w:date="2026-09-28T12:00:00Z"/>
+          <w:ins w:id="20114" w:author="Claude" w:date="2026-09-28T12:00:00Z"/>
         </w:trPr>
         <w:tc>
           <w:tcPr>
@@ -5355,11 +5375,11 @@
               <w:pStyle w:val="Normal"/>
               <w:spacing w:lineRule="auto" w:line="278"/>
               <w:rPr>
-                <w:ins w:id="20113" w:author="Claude" w:date="2026-09-28T12:00:00Z"/>
-                <w:rFonts w:ascii="BIZ UDPゴシック" w:hAnsi="BIZ UDPゴシック" w:eastAsia="BIZ UDPゴシック"/>
-              </w:rPr>
-            </w:pPr>
-            <w:ins w:id="20114" w:author="Claude" w:date="2026-09-28T12:00:00Z">
+                <w:ins w:id="20115" w:author="Claude" w:date="2026-09-28T12:00:00Z"/>
+                <w:rFonts w:ascii="BIZ UDPゴシック" w:hAnsi="BIZ UDPゴシック" w:eastAsia="BIZ UDPゴシック"/>
+              </w:rPr>
+            </w:pPr>
+            <w:ins w:id="20116" w:author="Claude" w:date="2026-09-28T12:00:00Z">
               <w:r>
                 <w:rPr>
                   <w:rFonts w:ascii="BIZ UDPゴシック" w:hAnsi="BIZ UDPゴシック" w:eastAsia="BIZ UDPゴシック"/>
@@ -5388,11 +5408,11 @@
               <w:pStyle w:val="Normal"/>
               <w:spacing w:lineRule="auto" w:line="278"/>
               <w:rPr>
-                <w:ins w:id="20115" w:author="Claude" w:date="2026-09-28T12:00:00Z"/>
-                <w:rFonts w:ascii="BIZ UDPゴシック" w:hAnsi="BIZ UDPゴシック" w:eastAsia="BIZ UDPゴシック"/>
-              </w:rPr>
-            </w:pPr>
-            <w:ins w:id="20116" w:author="Claude" w:date="2026-09-28T12:00:00Z">
+                <w:ins w:id="20117" w:author="Claude" w:date="2026-09-28T12:00:00Z"/>
+                <w:rFonts w:ascii="BIZ UDPゴシック" w:hAnsi="BIZ UDPゴシック" w:eastAsia="BIZ UDPゴシック"/>
+              </w:rPr>
+            </w:pPr>
+            <w:ins w:id="20118" w:author="Claude" w:date="2026-09-28T12:00:00Z">
               <w:r>
                 <w:rPr>
                   <w:rFonts w:ascii="BIZ UDPゴシック" w:hAnsi="BIZ UDPゴシック" w:eastAsia="BIZ UDPゴシック"/>
@@ -5419,11 +5439,11 @@
               <w:pStyle w:val="Normal"/>
               <w:spacing w:lineRule="auto" w:line="278"/>
               <w:rPr>
-                <w:ins w:id="20117" w:author="Claude" w:date="2026-09-28T12:00:00Z"/>
-                <w:rFonts w:ascii="BIZ UDPゴシック" w:hAnsi="BIZ UDPゴシック" w:eastAsia="BIZ UDPゴシック"/>
-              </w:rPr>
-            </w:pPr>
-            <w:ins w:id="20118" w:author="Claude" w:date="2026-09-28T12:00:00Z">
+                <w:ins w:id="20119" w:author="Claude" w:date="2026-09-28T12:00:00Z"/>
+                <w:rFonts w:ascii="BIZ UDPゴシック" w:hAnsi="BIZ UDPゴシック" w:eastAsia="BIZ UDPゴシック"/>
+              </w:rPr>
+            </w:pPr>
+            <w:ins w:id="20120" w:author="Claude" w:date="2026-09-28T12:00:00Z">
               <w:r>
                 <w:rPr>
                   <w:rFonts w:ascii="BIZ UDPゴシック" w:hAnsi="BIZ UDPゴシック" w:eastAsia="BIZ UDPゴシック"/>
@@ -5439,7 +5459,7 @@
       <w:tr>
         <w:trPr>
           <w:cantSplit w:val="true"/>
-          <w:ins w:id="20119" w:author="Claude" w:date="2026-09-28T12:00:00Z"/>
+          <w:ins w:id="20121" w:author="Claude" w:date="2026-09-28T12:00:00Z"/>
         </w:trPr>
         <w:tc>
           <w:tcPr>
@@ -5456,11 +5476,11 @@
               <w:pStyle w:val="Normal"/>
               <w:spacing w:lineRule="auto" w:line="278"/>
               <w:rPr>
-                <w:ins w:id="20120" w:author="Claude" w:date="2026-09-28T12:00:00Z"/>
-                <w:rFonts w:ascii="BIZ UDPゴシック" w:hAnsi="BIZ UDPゴシック" w:eastAsia="BIZ UDPゴシック"/>
-              </w:rPr>
-            </w:pPr>
-            <w:ins w:id="20121" w:author="Claude" w:date="2026-09-28T12:00:00Z">
+                <w:ins w:id="20122" w:author="Claude" w:date="2026-09-28T12:00:00Z"/>
+                <w:rFonts w:ascii="BIZ UDPゴシック" w:hAnsi="BIZ UDPゴシック" w:eastAsia="BIZ UDPゴシック"/>
+              </w:rPr>
+            </w:pPr>
+            <w:ins w:id="20123" w:author="Claude" w:date="2026-09-28T12:00:00Z">
               <w:r>
                 <w:rPr>
                   <w:rFonts w:ascii="BIZ UDPゴシック" w:hAnsi="BIZ UDPゴシック" w:eastAsia="BIZ UDPゴシック"/>
@@ -5489,11 +5509,11 @@
               <w:pStyle w:val="Normal"/>
               <w:spacing w:lineRule="auto" w:line="278"/>
               <w:rPr>
-                <w:ins w:id="20122" w:author="Claude" w:date="2026-09-28T12:00:00Z"/>
-                <w:rFonts w:ascii="BIZ UDPゴシック" w:hAnsi="BIZ UDPゴシック" w:eastAsia="BIZ UDPゴシック"/>
-              </w:rPr>
-            </w:pPr>
-            <w:ins w:id="20123" w:author="Claude" w:date="2026-09-28T12:00:00Z">
+                <w:ins w:id="20124" w:author="Claude" w:date="2026-09-28T12:00:00Z"/>
+                <w:rFonts w:ascii="BIZ UDPゴシック" w:hAnsi="BIZ UDPゴシック" w:eastAsia="BIZ UDPゴシック"/>
+              </w:rPr>
+            </w:pPr>
+            <w:ins w:id="20125" w:author="Claude" w:date="2026-09-28T12:00:00Z">
               <w:r>
                 <w:rPr>
                   <w:rFonts w:ascii="BIZ UDPゴシック" w:hAnsi="BIZ UDPゴシック" w:eastAsia="BIZ UDPゴシック"/>
@@ -5520,11 +5540,11 @@
               <w:pStyle w:val="Normal"/>
               <w:spacing w:lineRule="auto" w:line="278"/>
               <w:rPr>
-                <w:ins w:id="20124" w:author="Claude" w:date="2026-09-28T12:00:00Z"/>
-                <w:rFonts w:ascii="BIZ UDPゴシック" w:hAnsi="BIZ UDPゴシック" w:eastAsia="BIZ UDPゴシック"/>
-              </w:rPr>
-            </w:pPr>
-            <w:ins w:id="20125" w:author="Claude" w:date="2026-09-28T12:00:00Z">
+                <w:ins w:id="20126" w:author="Claude" w:date="2026-09-28T12:00:00Z"/>
+                <w:rFonts w:ascii="BIZ UDPゴシック" w:hAnsi="BIZ UDPゴシック" w:eastAsia="BIZ UDPゴシック"/>
+              </w:rPr>
+            </w:pPr>
+            <w:ins w:id="20127" w:author="Claude" w:date="2026-09-28T12:00:00Z">
               <w:r>
                 <w:rPr>
                   <w:rFonts w:ascii="BIZ UDPゴシック" w:hAnsi="BIZ UDPゴシック" w:eastAsia="BIZ UDPゴシック"/>
@@ -5543,11 +5563,11 @@
         <w:pStyle w:val="Normal"/>
         <w:spacing w:lineRule="auto" w:line="300" w:before="0" w:after="120"/>
         <w:rPr>
-          <w:ins w:id="20126" w:author="Claude" w:date="2026-09-28T12:00:00Z"/>
-          <w:rFonts w:ascii="BIZ UDPゴシック" w:hAnsi="BIZ UDPゴシック" w:eastAsia="BIZ UDPゴシック"/>
-        </w:rPr>
-      </w:pPr>
-      <w:ins w:id="20127" w:author="Claude" w:date="2026-09-28T12:00:00Z">
+          <w:ins w:id="20128" w:author="Claude" w:date="2026-09-28T12:00:00Z"/>
+          <w:rFonts w:ascii="BIZ UDPゴシック" w:hAnsi="BIZ UDPゴシック" w:eastAsia="BIZ UDPゴシック"/>
+        </w:rPr>
+      </w:pPr>
+      <w:ins w:id="20129" w:author="Claude" w:date="2026-09-28T12:00:00Z">
         <w:r>
           <w:rPr>
             <w:rFonts w:ascii="BIZ UDPゴシック" w:hAnsi="BIZ UDPゴシック" w:eastAsia="BIZ UDPゴシック"/>
@@ -5562,11 +5582,11 @@
         <w:spacing w:lineRule="auto" w:line="300" w:before="0" w:after="80"/>
         <w:ind w:hanging="280" w:left="440"/>
         <w:rPr>
-          <w:ins w:id="20128" w:author="Claude" w:date="2026-09-28T12:00:00Z"/>
-          <w:rFonts w:ascii="BIZ UDPゴシック" w:hAnsi="BIZ UDPゴシック" w:eastAsia="BIZ UDPゴシック"/>
-        </w:rPr>
-      </w:pPr>
-      <w:ins w:id="20129" w:author="Claude" w:date="2026-09-28T12:00:00Z">
+          <w:ins w:id="20130" w:author="Claude" w:date="2026-09-28T12:00:00Z"/>
+          <w:rFonts w:ascii="BIZ UDPゴシック" w:hAnsi="BIZ UDPゴシック" w:eastAsia="BIZ UDPゴシック"/>
+        </w:rPr>
+      </w:pPr>
+      <w:ins w:id="20131" w:author="Claude" w:date="2026-09-28T12:00:00Z">
         <w:r>
           <w:rPr>
             <w:rFonts w:eastAsia="BIZ UDPゴシック" w:ascii="BIZ UDPゴシック" w:hAnsi="BIZ UDPゴシック"/>
@@ -5581,11 +5601,11 @@
         <w:spacing w:lineRule="auto" w:line="300" w:before="0" w:after="80"/>
         <w:ind w:hanging="280" w:left="440"/>
         <w:rPr>
-          <w:ins w:id="20130" w:author="Claude" w:date="2026-09-28T12:00:00Z"/>
-          <w:rFonts w:ascii="BIZ UDPゴシック" w:hAnsi="BIZ UDPゴシック" w:eastAsia="BIZ UDPゴシック"/>
-        </w:rPr>
-      </w:pPr>
-      <w:ins w:id="20131" w:author="Claude" w:date="2026-09-28T12:00:00Z">
+          <w:ins w:id="20132" w:author="Claude" w:date="2026-09-28T12:00:00Z"/>
+          <w:rFonts w:ascii="BIZ UDPゴシック" w:hAnsi="BIZ UDPゴシック" w:eastAsia="BIZ UDPゴシック"/>
+        </w:rPr>
+      </w:pPr>
+      <w:ins w:id="20133" w:author="Claude" w:date="2026-09-28T12:00:00Z">
         <w:r>
           <w:rPr>
             <w:rFonts w:eastAsia="BIZ UDPゴシック" w:ascii="BIZ UDPゴシック" w:hAnsi="BIZ UDPゴシック"/>
@@ -5600,12 +5620,12 @@
         <w:spacing w:lineRule="auto" w:line="300" w:before="0" w:after="80"/>
         <w:ind w:hanging="280" w:left="440"/>
         <w:rPr>
-          <w:ins w:id="20132" w:author="Claude" w:date="2026-09-28T12:00:00Z"/>
+          <w:ins w:id="20134" w:author="Claude" w:date="2026-09-28T12:00:00Z"/>
           <w:rFonts w:ascii="BIZ UDPゴシック" w:hAnsi="BIZ UDPゴシック" w:eastAsia="BIZ UDPゴシック"/>
         </w:rPr>
       </w:pPr>
       <w:commentRangeStart w:id="5"/>
-      <w:ins w:id="20133" w:author="Claude" w:date="2026-09-28T12:00:00Z">
+      <w:ins w:id="20135" w:author="Claude" w:date="2026-09-28T12:00:00Z">
         <w:r>
           <w:rPr>
             <w:rFonts w:eastAsia="BIZ UDPゴシック" w:ascii="BIZ UDPゴシック" w:hAnsi="BIZ UDPゴシック"/>
@@ -5627,11 +5647,11 @@
         <w:spacing w:lineRule="auto" w:line="300" w:before="0" w:after="80"/>
         <w:ind w:hanging="280" w:left="440"/>
         <w:rPr>
-          <w:ins w:id="20134" w:author="Claude" w:date="2026-09-28T12:00:00Z"/>
-          <w:rFonts w:ascii="BIZ UDPゴシック" w:hAnsi="BIZ UDPゴシック" w:eastAsia="BIZ UDPゴシック"/>
-        </w:rPr>
-      </w:pPr>
-      <w:ins w:id="20135" w:author="Claude" w:date="2026-09-28T12:00:00Z">
+          <w:ins w:id="20136" w:author="Claude" w:date="2026-09-28T12:00:00Z"/>
+          <w:rFonts w:ascii="BIZ UDPゴシック" w:hAnsi="BIZ UDPゴシック" w:eastAsia="BIZ UDPゴシック"/>
+        </w:rPr>
+      </w:pPr>
+      <w:ins w:id="20137" w:author="Claude" w:date="2026-09-28T12:00:00Z">
         <w:r>
           <w:rPr>
             <w:rFonts w:eastAsia="BIZ UDPゴシック" w:ascii="BIZ UDPゴシック" w:hAnsi="BIZ UDPゴシック"/>
@@ -5646,11 +5666,11 @@
         <w:spacing w:lineRule="auto" w:line="300" w:before="0" w:after="80"/>
         <w:ind w:hanging="280" w:left="440"/>
         <w:rPr>
-          <w:ins w:id="20136" w:author="Claude" w:date="2026-09-28T12:00:00Z"/>
-          <w:rFonts w:ascii="BIZ UDPゴシック" w:hAnsi="BIZ UDPゴシック" w:eastAsia="BIZ UDPゴシック"/>
-        </w:rPr>
-      </w:pPr>
-      <w:ins w:id="20137" w:author="Claude" w:date="2026-09-28T12:00:00Z">
+          <w:ins w:id="20138" w:author="Claude" w:date="2026-09-28T12:00:00Z"/>
+          <w:rFonts w:ascii="BIZ UDPゴシック" w:hAnsi="BIZ UDPゴシック" w:eastAsia="BIZ UDPゴシック"/>
+        </w:rPr>
+      </w:pPr>
+      <w:ins w:id="20139" w:author="Claude" w:date="2026-09-28T12:00:00Z">
         <w:r>
           <w:rPr>
             <w:rFonts w:eastAsia="BIZ UDPゴシック" w:ascii="BIZ UDPゴシック" w:hAnsi="BIZ UDPゴシック"/>
@@ -5769,11 +5789,11 @@
         <w:pStyle w:val="Normal"/>
         <w:spacing w:lineRule="auto" w:line="300" w:before="0" w:after="120"/>
         <w:rPr>
-          <w:ins w:id="20138" w:author="Claude" w:date="2026-09-28T12:00:00Z"/>
-          <w:rFonts w:ascii="BIZ UDPゴシック" w:hAnsi="BIZ UDPゴシック" w:eastAsia="BIZ UDPゴシック"/>
-        </w:rPr>
-      </w:pPr>
-      <w:ins w:id="20139" w:author="Claude" w:date="2026-09-28T12:00:00Z">
+          <w:ins w:id="20140" w:author="Claude" w:date="2026-09-28T12:00:00Z"/>
+          <w:rFonts w:ascii="BIZ UDPゴシック" w:hAnsi="BIZ UDPゴシック" w:eastAsia="BIZ UDPゴシック"/>
+        </w:rPr>
+      </w:pPr>
+      <w:ins w:id="20141" w:author="Claude" w:date="2026-09-28T12:00:00Z">
         <w:r>
           <w:rPr>
             <w:rFonts w:ascii="BIZ UDPゴシック" w:hAnsi="BIZ UDPゴシック" w:eastAsia="BIZ UDPゴシック"/>
@@ -5804,7 +5824,7 @@
       <w:tr>
         <w:trPr>
           <w:cantSplit w:val="true"/>
-          <w:ins w:id="20140" w:author="Claude" w:date="2026-09-28T12:00:00Z"/>
+          <w:ins w:id="20142" w:author="Claude" w:date="2026-09-28T12:00:00Z"/>
         </w:trPr>
         <w:tc>
           <w:tcPr>
@@ -5822,11 +5842,11 @@
               <w:pStyle w:val="Normal"/>
               <w:spacing w:lineRule="auto" w:line="278"/>
               <w:rPr>
-                <w:ins w:id="20141" w:author="Claude" w:date="2026-09-28T12:00:00Z"/>
-                <w:rFonts w:ascii="BIZ UDPゴシック" w:hAnsi="BIZ UDPゴシック" w:eastAsia="BIZ UDPゴシック"/>
-              </w:rPr>
-            </w:pPr>
-            <w:ins w:id="20142" w:author="Claude" w:date="2026-09-28T12:00:00Z">
+                <w:ins w:id="20143" w:author="Claude" w:date="2026-09-28T12:00:00Z"/>
+                <w:rFonts w:ascii="BIZ UDPゴシック" w:hAnsi="BIZ UDPゴシック" w:eastAsia="BIZ UDPゴシック"/>
+              </w:rPr>
+            </w:pPr>
+            <w:ins w:id="20144" w:author="Claude" w:date="2026-09-28T12:00:00Z">
               <w:r>
                 <w:rPr>
                   <w:rFonts w:ascii="BIZ UDPゴシック" w:hAnsi="BIZ UDPゴシック" w:eastAsia="BIZ UDPゴシック"/>
@@ -5856,11 +5876,11 @@
               <w:pStyle w:val="Normal"/>
               <w:spacing w:lineRule="auto" w:line="278"/>
               <w:rPr>
-                <w:ins w:id="20143" w:author="Claude" w:date="2026-09-28T12:00:00Z"/>
-                <w:rFonts w:ascii="BIZ UDPゴシック" w:hAnsi="BIZ UDPゴシック" w:eastAsia="BIZ UDPゴシック"/>
-              </w:rPr>
-            </w:pPr>
-            <w:ins w:id="20144" w:author="Claude" w:date="2026-09-28T12:00:00Z">
+                <w:ins w:id="20145" w:author="Claude" w:date="2026-09-28T12:00:00Z"/>
+                <w:rFonts w:ascii="BIZ UDPゴシック" w:hAnsi="BIZ UDPゴシック" w:eastAsia="BIZ UDPゴシック"/>
+              </w:rPr>
+            </w:pPr>
+            <w:ins w:id="20146" w:author="Claude" w:date="2026-09-28T12:00:00Z">
               <w:r>
                 <w:rPr>
                   <w:rFonts w:ascii="BIZ UDPゴシック" w:hAnsi="BIZ UDPゴシック" w:eastAsia="BIZ UDPゴシック"/>
@@ -5890,11 +5910,11 @@
               <w:pStyle w:val="Normal"/>
               <w:spacing w:lineRule="auto" w:line="278"/>
               <w:rPr>
-                <w:ins w:id="20145" w:author="Claude" w:date="2026-09-28T12:00:00Z"/>
-                <w:rFonts w:ascii="BIZ UDPゴシック" w:hAnsi="BIZ UDPゴシック" w:eastAsia="BIZ UDPゴシック"/>
-              </w:rPr>
-            </w:pPr>
-            <w:ins w:id="20146" w:author="Claude" w:date="2026-09-28T12:00:00Z">
+                <w:ins w:id="20147" w:author="Claude" w:date="2026-09-28T12:00:00Z"/>
+                <w:rFonts w:ascii="BIZ UDPゴシック" w:hAnsi="BIZ UDPゴシック" w:eastAsia="BIZ UDPゴシック"/>
+              </w:rPr>
+            </w:pPr>
+            <w:ins w:id="20148" w:author="Claude" w:date="2026-09-28T12:00:00Z">
               <w:r>
                 <w:rPr>
                   <w:rFonts w:ascii="BIZ UDPゴシック" w:hAnsi="BIZ UDPゴシック" w:eastAsia="BIZ UDPゴシック"/>
@@ -5912,7 +5932,7 @@
       <w:tr>
         <w:trPr>
           <w:cantSplit w:val="true"/>
-          <w:ins w:id="20147" w:author="Claude" w:date="2026-09-28T12:00:00Z"/>
+          <w:ins w:id="20149" w:author="Claude" w:date="2026-09-28T12:00:00Z"/>
         </w:trPr>
         <w:tc>
           <w:tcPr>
@@ -5929,11 +5949,11 @@
               <w:pStyle w:val="Normal"/>
               <w:spacing w:lineRule="auto" w:line="278"/>
               <w:rPr>
-                <w:ins w:id="20148" w:author="Claude" w:date="2026-09-28T12:00:00Z"/>
-                <w:rFonts w:ascii="BIZ UDPゴシック" w:hAnsi="BIZ UDPゴシック" w:eastAsia="BIZ UDPゴシック"/>
-              </w:rPr>
-            </w:pPr>
-            <w:ins w:id="20149" w:author="Claude" w:date="2026-09-28T12:00:00Z">
+                <w:ins w:id="20150" w:author="Claude" w:date="2026-09-28T12:00:00Z"/>
+                <w:rFonts w:ascii="BIZ UDPゴシック" w:hAnsi="BIZ UDPゴシック" w:eastAsia="BIZ UDPゴシック"/>
+              </w:rPr>
+            </w:pPr>
+            <w:ins w:id="20151" w:author="Claude" w:date="2026-09-28T12:00:00Z">
               <w:r>
                 <w:rPr>
                   <w:rFonts w:ascii="BIZ UDPゴシック" w:hAnsi="BIZ UDPゴシック" w:eastAsia="BIZ UDPゴシック"/>
@@ -5962,11 +5982,11 @@
               <w:pStyle w:val="Normal"/>
               <w:spacing w:lineRule="auto" w:line="278"/>
               <w:rPr>
-                <w:ins w:id="20150" w:author="Claude" w:date="2026-09-28T12:00:00Z"/>
-                <w:rFonts w:ascii="BIZ UDPゴシック" w:hAnsi="BIZ UDPゴシック" w:eastAsia="BIZ UDPゴシック"/>
-              </w:rPr>
-            </w:pPr>
-            <w:ins w:id="20151" w:author="Claude" w:date="2026-09-28T12:00:00Z">
+                <w:ins w:id="20152" w:author="Claude" w:date="2026-09-28T12:00:00Z"/>
+                <w:rFonts w:ascii="BIZ UDPゴシック" w:hAnsi="BIZ UDPゴシック" w:eastAsia="BIZ UDPゴシック"/>
+              </w:rPr>
+            </w:pPr>
+            <w:ins w:id="20153" w:author="Claude" w:date="2026-09-28T12:00:00Z">
               <w:r>
                 <w:rPr>
                   <w:rFonts w:ascii="BIZ UDPゴシック" w:hAnsi="BIZ UDPゴシック" w:eastAsia="BIZ UDPゴシック"/>
@@ -5993,11 +6013,11 @@
               <w:pStyle w:val="Normal"/>
               <w:spacing w:lineRule="auto" w:line="278"/>
               <w:rPr>
-                <w:ins w:id="20152" w:author="Claude" w:date="2026-09-28T12:00:00Z"/>
-                <w:rFonts w:ascii="BIZ UDPゴシック" w:hAnsi="BIZ UDPゴシック" w:eastAsia="BIZ UDPゴシック"/>
-              </w:rPr>
-            </w:pPr>
-            <w:ins w:id="20153" w:author="Claude" w:date="2026-09-28T12:00:00Z">
+                <w:ins w:id="20154" w:author="Claude" w:date="2026-09-28T12:00:00Z"/>
+                <w:rFonts w:ascii="BIZ UDPゴシック" w:hAnsi="BIZ UDPゴシック" w:eastAsia="BIZ UDPゴシック"/>
+              </w:rPr>
+            </w:pPr>
+            <w:ins w:id="20155" w:author="Claude" w:date="2026-09-28T12:00:00Z">
               <w:r>
                 <w:rPr>
                   <w:rFonts w:ascii="BIZ UDPゴシック" w:hAnsi="BIZ UDPゴシック" w:eastAsia="BIZ UDPゴシック"/>
@@ -6013,7 +6033,7 @@
       <w:tr>
         <w:trPr>
           <w:cantSplit w:val="true"/>
-          <w:ins w:id="20154" w:author="Claude" w:date="2026-09-28T12:00:00Z"/>
+          <w:ins w:id="20156" w:author="Claude" w:date="2026-09-28T12:00:00Z"/>
         </w:trPr>
         <w:tc>
           <w:tcPr>
@@ -6030,11 +6050,11 @@
               <w:pStyle w:val="Normal"/>
               <w:spacing w:lineRule="auto" w:line="278"/>
               <w:rPr>
-                <w:ins w:id="20155" w:author="Claude" w:date="2026-09-28T12:00:00Z"/>
-                <w:rFonts w:ascii="BIZ UDPゴシック" w:hAnsi="BIZ UDPゴシック" w:eastAsia="BIZ UDPゴシック"/>
-              </w:rPr>
-            </w:pPr>
-            <w:ins w:id="20156" w:author="Claude" w:date="2026-09-28T12:00:00Z">
+                <w:ins w:id="20157" w:author="Claude" w:date="2026-09-28T12:00:00Z"/>
+                <w:rFonts w:ascii="BIZ UDPゴシック" w:hAnsi="BIZ UDPゴシック" w:eastAsia="BIZ UDPゴシック"/>
+              </w:rPr>
+            </w:pPr>
+            <w:ins w:id="20158" w:author="Claude" w:date="2026-09-28T12:00:00Z">
               <w:r>
                 <w:rPr>
                   <w:rFonts w:ascii="BIZ UDPゴシック" w:hAnsi="BIZ UDPゴシック" w:eastAsia="BIZ UDPゴシック"/>
@@ -6063,11 +6083,11 @@
               <w:pStyle w:val="Normal"/>
               <w:spacing w:lineRule="auto" w:line="278"/>
               <w:rPr>
-                <w:ins w:id="20157" w:author="Claude" w:date="2026-09-28T12:00:00Z"/>
-                <w:rFonts w:ascii="BIZ UDPゴシック" w:hAnsi="BIZ UDPゴシック" w:eastAsia="BIZ UDPゴシック"/>
-              </w:rPr>
-            </w:pPr>
-            <w:ins w:id="20158" w:author="Claude" w:date="2026-09-28T12:00:00Z">
+                <w:ins w:id="20159" w:author="Claude" w:date="2026-09-28T12:00:00Z"/>
+                <w:rFonts w:ascii="BIZ UDPゴシック" w:hAnsi="BIZ UDPゴシック" w:eastAsia="BIZ UDPゴシック"/>
+              </w:rPr>
+            </w:pPr>
+            <w:ins w:id="20160" w:author="Claude" w:date="2026-09-28T12:00:00Z">
               <w:r>
                 <w:rPr>
                   <w:rFonts w:ascii="BIZ UDPゴシック" w:hAnsi="BIZ UDPゴシック" w:eastAsia="BIZ UDPゴシック"/>
@@ -6094,11 +6114,11 @@
               <w:pStyle w:val="Normal"/>
               <w:spacing w:lineRule="auto" w:line="278"/>
               <w:rPr>
-                <w:ins w:id="20159" w:author="Claude" w:date="2026-09-28T12:00:00Z"/>
-                <w:rFonts w:ascii="BIZ UDPゴシック" w:hAnsi="BIZ UDPゴシック" w:eastAsia="BIZ UDPゴシック"/>
-              </w:rPr>
-            </w:pPr>
-            <w:ins w:id="20160" w:author="Claude" w:date="2026-09-28T12:00:00Z">
+                <w:ins w:id="20161" w:author="Claude" w:date="2026-09-28T12:00:00Z"/>
+                <w:rFonts w:ascii="BIZ UDPゴシック" w:hAnsi="BIZ UDPゴシック" w:eastAsia="BIZ UDPゴシック"/>
+              </w:rPr>
+            </w:pPr>
+            <w:ins w:id="20162" w:author="Claude" w:date="2026-09-28T12:00:00Z">
               <w:r>
                 <w:rPr>
                   <w:rFonts w:ascii="BIZ UDPゴシック" w:hAnsi="BIZ UDPゴシック" w:eastAsia="BIZ UDPゴシック"/>
@@ -6114,7 +6134,7 @@
       <w:tr>
         <w:trPr>
           <w:cantSplit w:val="true"/>
-          <w:ins w:id="20161" w:author="Claude" w:date="2026-09-28T12:00:00Z"/>
+          <w:ins w:id="20163" w:author="Claude" w:date="2026-09-28T12:00:00Z"/>
         </w:trPr>
         <w:tc>
           <w:tcPr>
@@ -6131,11 +6151,11 @@
               <w:pStyle w:val="Normal"/>
               <w:spacing w:lineRule="auto" w:line="278"/>
               <w:rPr>
-                <w:ins w:id="20162" w:author="Claude" w:date="2026-09-28T12:00:00Z"/>
-                <w:rFonts w:ascii="BIZ UDPゴシック" w:hAnsi="BIZ UDPゴシック" w:eastAsia="BIZ UDPゴシック"/>
-              </w:rPr>
-            </w:pPr>
-            <w:ins w:id="20163" w:author="Claude" w:date="2026-09-28T12:00:00Z">
+                <w:ins w:id="20164" w:author="Claude" w:date="2026-09-28T12:00:00Z"/>
+                <w:rFonts w:ascii="BIZ UDPゴシック" w:hAnsi="BIZ UDPゴシック" w:eastAsia="BIZ UDPゴシック"/>
+              </w:rPr>
+            </w:pPr>
+            <w:ins w:id="20165" w:author="Claude" w:date="2026-09-28T12:00:00Z">
               <w:r>
                 <w:rPr>
                   <w:rFonts w:ascii="BIZ UDPゴシック" w:hAnsi="BIZ UDPゴシック" w:eastAsia="BIZ UDPゴシック"/>
@@ -6164,11 +6184,11 @@
               <w:pStyle w:val="Normal"/>
               <w:spacing w:lineRule="auto" w:line="278"/>
               <w:rPr>
-                <w:ins w:id="20164" w:author="Claude" w:date="2026-09-28T12:00:00Z"/>
-                <w:rFonts w:ascii="BIZ UDPゴシック" w:hAnsi="BIZ UDPゴシック" w:eastAsia="BIZ UDPゴシック"/>
-              </w:rPr>
-            </w:pPr>
-            <w:ins w:id="20165" w:author="Claude" w:date="2026-09-28T12:00:00Z">
+                <w:ins w:id="20166" w:author="Claude" w:date="2026-09-28T12:00:00Z"/>
+                <w:rFonts w:ascii="BIZ UDPゴシック" w:hAnsi="BIZ UDPゴシック" w:eastAsia="BIZ UDPゴシック"/>
+              </w:rPr>
+            </w:pPr>
+            <w:ins w:id="20167" w:author="Claude" w:date="2026-09-28T12:00:00Z">
               <w:r>
                 <w:rPr>
                   <w:rFonts w:ascii="BIZ UDPゴシック" w:hAnsi="BIZ UDPゴシック" w:eastAsia="BIZ UDPゴシック"/>
@@ -6195,11 +6215,11 @@
               <w:pStyle w:val="Normal"/>
               <w:spacing w:lineRule="auto" w:line="278"/>
               <w:rPr>
-                <w:ins w:id="20166" w:author="Claude" w:date="2026-09-28T12:00:00Z"/>
-                <w:rFonts w:ascii="BIZ UDPゴシック" w:hAnsi="BIZ UDPゴシック" w:eastAsia="BIZ UDPゴシック"/>
-              </w:rPr>
-            </w:pPr>
-            <w:ins w:id="20167" w:author="Claude" w:date="2026-09-28T12:00:00Z">
+                <w:ins w:id="20168" w:author="Claude" w:date="2026-09-28T12:00:00Z"/>
+                <w:rFonts w:ascii="BIZ UDPゴシック" w:hAnsi="BIZ UDPゴシック" w:eastAsia="BIZ UDPゴシック"/>
+              </w:rPr>
+            </w:pPr>
+            <w:ins w:id="20169" w:author="Claude" w:date="2026-09-28T12:00:00Z">
               <w:r>
                 <w:rPr>
                   <w:rFonts w:ascii="BIZ UDPゴシック" w:hAnsi="BIZ UDPゴシック" w:eastAsia="BIZ UDPゴシック"/>
@@ -6215,7 +6235,7 @@
       <w:tr>
         <w:trPr>
           <w:cantSplit w:val="true"/>
-          <w:ins w:id="20168" w:author="Claude" w:date="2026-09-28T12:00:00Z"/>
+          <w:ins w:id="20170" w:author="Claude" w:date="2026-09-28T12:00:00Z"/>
         </w:trPr>
         <w:tc>
           <w:tcPr>
@@ -6232,11 +6252,11 @@
               <w:pStyle w:val="Normal"/>
               <w:spacing w:lineRule="auto" w:line="278"/>
               <w:rPr>
-                <w:ins w:id="20169" w:author="Claude" w:date="2026-09-28T12:00:00Z"/>
-                <w:rFonts w:ascii="BIZ UDPゴシック" w:hAnsi="BIZ UDPゴシック" w:eastAsia="BIZ UDPゴシック"/>
-              </w:rPr>
-            </w:pPr>
-            <w:ins w:id="20170" w:author="Claude" w:date="2026-09-28T12:00:00Z">
+                <w:ins w:id="20171" w:author="Claude" w:date="2026-09-28T12:00:00Z"/>
+                <w:rFonts w:ascii="BIZ UDPゴシック" w:hAnsi="BIZ UDPゴシック" w:eastAsia="BIZ UDPゴシック"/>
+              </w:rPr>
+            </w:pPr>
+            <w:ins w:id="20172" w:author="Claude" w:date="2026-09-28T12:00:00Z">
               <w:r>
                 <w:rPr>
                   <w:rFonts w:ascii="BIZ UDPゴシック" w:hAnsi="BIZ UDPゴシック" w:eastAsia="BIZ UDPゴシック"/>
@@ -6265,11 +6285,11 @@
               <w:pStyle w:val="Normal"/>
               <w:spacing w:lineRule="auto" w:line="278"/>
               <w:rPr>
-                <w:ins w:id="20171" w:author="Claude" w:date="2026-09-28T12:00:00Z"/>
-                <w:rFonts w:ascii="BIZ UDPゴシック" w:hAnsi="BIZ UDPゴシック" w:eastAsia="BIZ UDPゴシック"/>
-              </w:rPr>
-            </w:pPr>
-            <w:ins w:id="20172" w:author="Claude" w:date="2026-09-28T12:00:00Z">
+                <w:ins w:id="20173" w:author="Claude" w:date="2026-09-28T12:00:00Z"/>
+                <w:rFonts w:ascii="BIZ UDPゴシック" w:hAnsi="BIZ UDPゴシック" w:eastAsia="BIZ UDPゴシック"/>
+              </w:rPr>
+            </w:pPr>
+            <w:ins w:id="20174" w:author="Claude" w:date="2026-09-28T12:00:00Z">
               <w:r>
                 <w:rPr>
                   <w:rFonts w:ascii="BIZ UDPゴシック" w:hAnsi="BIZ UDPゴシック" w:eastAsia="BIZ UDPゴシック"/>
@@ -6296,11 +6316,11 @@
               <w:pStyle w:val="Normal"/>
               <w:spacing w:lineRule="auto" w:line="278"/>
               <w:rPr>
-                <w:ins w:id="20173" w:author="Claude" w:date="2026-09-28T12:00:00Z"/>
-                <w:rFonts w:ascii="BIZ UDPゴシック" w:hAnsi="BIZ UDPゴシック" w:eastAsia="BIZ UDPゴシック"/>
-              </w:rPr>
-            </w:pPr>
-            <w:ins w:id="20174" w:author="Claude" w:date="2026-09-28T12:00:00Z">
+                <w:ins w:id="20175" w:author="Claude" w:date="2026-09-28T12:00:00Z"/>
+                <w:rFonts w:ascii="BIZ UDPゴシック" w:hAnsi="BIZ UDPゴシック" w:eastAsia="BIZ UDPゴシック"/>
+              </w:rPr>
+            </w:pPr>
+            <w:ins w:id="20176" w:author="Claude" w:date="2026-09-28T12:00:00Z">
               <w:r>
                 <w:rPr>
                   <w:rFonts w:ascii="BIZ UDPゴシック" w:hAnsi="BIZ UDPゴシック" w:eastAsia="BIZ UDPゴシック"/>
@@ -6316,7 +6336,7 @@
       <w:tr>
         <w:trPr>
           <w:cantSplit w:val="true"/>
-          <w:ins w:id="20175" w:author="Claude" w:date="2026-09-28T12:00:00Z"/>
+          <w:ins w:id="20177" w:author="Claude" w:date="2026-09-28T12:00:00Z"/>
         </w:trPr>
         <w:tc>
           <w:tcPr>
@@ -6333,11 +6353,11 @@
               <w:pStyle w:val="Normal"/>
               <w:spacing w:lineRule="auto" w:line="278"/>
               <w:rPr>
-                <w:ins w:id="20176" w:author="Claude" w:date="2026-09-28T12:00:00Z"/>
-                <w:rFonts w:ascii="BIZ UDPゴシック" w:hAnsi="BIZ UDPゴシック" w:eastAsia="BIZ UDPゴシック"/>
-              </w:rPr>
-            </w:pPr>
-            <w:ins w:id="20177" w:author="Claude" w:date="2026-09-28T12:00:00Z">
+                <w:ins w:id="20178" w:author="Claude" w:date="2026-09-28T12:00:00Z"/>
+                <w:rFonts w:ascii="BIZ UDPゴシック" w:hAnsi="BIZ UDPゴシック" w:eastAsia="BIZ UDPゴシック"/>
+              </w:rPr>
+            </w:pPr>
+            <w:ins w:id="20179" w:author="Claude" w:date="2026-09-28T12:00:00Z">
               <w:r>
                 <w:rPr>
                   <w:rFonts w:ascii="BIZ UDPゴシック" w:hAnsi="BIZ UDPゴシック" w:eastAsia="BIZ UDPゴシック"/>
@@ -6366,11 +6386,11 @@
               <w:pStyle w:val="Normal"/>
               <w:spacing w:lineRule="auto" w:line="278"/>
               <w:rPr>
-                <w:ins w:id="20178" w:author="Claude" w:date="2026-09-28T12:00:00Z"/>
-                <w:rFonts w:ascii="BIZ UDPゴシック" w:hAnsi="BIZ UDPゴシック" w:eastAsia="BIZ UDPゴシック"/>
-              </w:rPr>
-            </w:pPr>
-            <w:ins w:id="20179" w:author="Claude" w:date="2026-09-28T12:00:00Z">
+                <w:ins w:id="20180" w:author="Claude" w:date="2026-09-28T12:00:00Z"/>
+                <w:rFonts w:ascii="BIZ UDPゴシック" w:hAnsi="BIZ UDPゴシック" w:eastAsia="BIZ UDPゴシック"/>
+              </w:rPr>
+            </w:pPr>
+            <w:ins w:id="20181" w:author="Claude" w:date="2026-09-28T12:00:00Z">
               <w:r>
                 <w:rPr>
                   <w:rFonts w:ascii="BIZ UDPゴシック" w:hAnsi="BIZ UDPゴシック" w:eastAsia="BIZ UDPゴシック"/>
@@ -6397,11 +6417,11 @@
               <w:pStyle w:val="Normal"/>
               <w:spacing w:lineRule="auto" w:line="278"/>
               <w:rPr>
-                <w:ins w:id="20180" w:author="Claude" w:date="2026-09-28T12:00:00Z"/>
-                <w:rFonts w:ascii="BIZ UDPゴシック" w:hAnsi="BIZ UDPゴシック" w:eastAsia="BIZ UDPゴシック"/>
-              </w:rPr>
-            </w:pPr>
-            <w:ins w:id="20181" w:author="Claude" w:date="2026-09-28T12:00:00Z">
+                <w:ins w:id="20182" w:author="Claude" w:date="2026-09-28T12:00:00Z"/>
+                <w:rFonts w:ascii="BIZ UDPゴシック" w:hAnsi="BIZ UDPゴシック" w:eastAsia="BIZ UDPゴシック"/>
+              </w:rPr>
+            </w:pPr>
+            <w:ins w:id="20183" w:author="Claude" w:date="2026-09-28T12:00:00Z">
               <w:r>
                 <w:rPr>
                   <w:rFonts w:ascii="BIZ UDPゴシック" w:hAnsi="BIZ UDPゴシック" w:eastAsia="BIZ UDPゴシック"/>
@@ -6417,7 +6437,7 @@
       <w:tr>
         <w:trPr>
           <w:cantSplit w:val="true"/>
-          <w:ins w:id="20182" w:author="Claude" w:date="2026-09-28T12:00:00Z"/>
+          <w:ins w:id="20184" w:author="Claude" w:date="2026-09-28T12:00:00Z"/>
         </w:trPr>
         <w:tc>
           <w:tcPr>
@@ -6434,11 +6454,11 @@
               <w:pStyle w:val="Normal"/>
               <w:spacing w:lineRule="auto" w:line="278"/>
               <w:rPr>
-                <w:ins w:id="20183" w:author="Claude" w:date="2026-09-28T12:00:00Z"/>
-                <w:rFonts w:ascii="BIZ UDPゴシック" w:hAnsi="BIZ UDPゴシック" w:eastAsia="BIZ UDPゴシック"/>
-              </w:rPr>
-            </w:pPr>
-            <w:ins w:id="20184" w:author="Claude" w:date="2026-09-28T12:00:00Z">
+                <w:ins w:id="20185" w:author="Claude" w:date="2026-09-28T12:00:00Z"/>
+                <w:rFonts w:ascii="BIZ UDPゴシック" w:hAnsi="BIZ UDPゴシック" w:eastAsia="BIZ UDPゴシック"/>
+              </w:rPr>
+            </w:pPr>
+            <w:ins w:id="20186" w:author="Claude" w:date="2026-09-28T12:00:00Z">
               <w:r>
                 <w:rPr>
                   <w:rFonts w:ascii="BIZ UDPゴシック" w:hAnsi="BIZ UDPゴシック" w:eastAsia="BIZ UDPゴシック"/>
@@ -6467,11 +6487,11 @@
               <w:pStyle w:val="Normal"/>
               <w:spacing w:lineRule="auto" w:line="278"/>
               <w:rPr>
-                <w:ins w:id="20185" w:author="Claude" w:date="2026-09-28T12:00:00Z"/>
-                <w:rFonts w:ascii="BIZ UDPゴシック" w:hAnsi="BIZ UDPゴシック" w:eastAsia="BIZ UDPゴシック"/>
-              </w:rPr>
-            </w:pPr>
-            <w:ins w:id="20186" w:author="Claude" w:date="2026-09-28T12:00:00Z">
+                <w:ins w:id="20187" w:author="Claude" w:date="2026-09-28T12:00:00Z"/>
+                <w:rFonts w:ascii="BIZ UDPゴシック" w:hAnsi="BIZ UDPゴシック" w:eastAsia="BIZ UDPゴシック"/>
+              </w:rPr>
+            </w:pPr>
+            <w:ins w:id="20188" w:author="Claude" w:date="2026-09-28T12:00:00Z">
               <w:r>
                 <w:rPr>
                   <w:rFonts w:ascii="BIZ UDPゴシック" w:hAnsi="BIZ UDPゴシック" w:eastAsia="BIZ UDPゴシック"/>
@@ -6498,11 +6518,11 @@
               <w:pStyle w:val="Normal"/>
               <w:spacing w:lineRule="auto" w:line="278"/>
               <w:rPr>
-                <w:ins w:id="20187" w:author="Claude" w:date="2026-09-28T12:00:00Z"/>
-                <w:rFonts w:ascii="BIZ UDPゴシック" w:hAnsi="BIZ UDPゴシック" w:eastAsia="BIZ UDPゴシック"/>
-              </w:rPr>
-            </w:pPr>
-            <w:ins w:id="20188" w:author="Claude" w:date="2026-09-28T12:00:00Z">
+                <w:ins w:id="20189" w:author="Claude" w:date="2026-09-28T12:00:00Z"/>
+                <w:rFonts w:ascii="BIZ UDPゴシック" w:hAnsi="BIZ UDPゴシック" w:eastAsia="BIZ UDPゴシック"/>
+              </w:rPr>
+            </w:pPr>
+            <w:ins w:id="20190" w:author="Claude" w:date="2026-09-28T12:00:00Z">
               <w:r>
                 <w:rPr>
                   <w:rFonts w:ascii="BIZ UDPゴシック" w:hAnsi="BIZ UDPゴシック" w:eastAsia="BIZ UDPゴシック"/>
@@ -8611,12 +8631,12 @@
         <w:pStyle w:val="Normal"/>
         <w:spacing w:lineRule="auto" w:line="300" w:before="200" w:after="100"/>
         <w:rPr>
-          <w:ins w:id="20189" w:author="Claude" w:date="2026-09-28T12:00:00Z"/>
+          <w:ins w:id="20191" w:author="Claude" w:date="2026-09-28T12:00:00Z"/>
           <w:rFonts w:ascii="BIZ UDPゴシック" w:hAnsi="BIZ UDPゴシック" w:eastAsia="BIZ UDPゴシック"/>
         </w:rPr>
       </w:pPr>
       <w:commentRangeStart w:id="7"/>
-      <w:ins w:id="20190" w:author="Claude" w:date="2026-09-28T12:00:00Z">
+      <w:ins w:id="20192" w:author="Claude" w:date="2026-09-28T12:00:00Z">
         <w:r>
           <w:rPr>
             <w:rFonts w:eastAsia="BIZ UDPゴシック" w:ascii="BIZ UDPゴシック" w:hAnsi="BIZ UDPゴシック"/>
@@ -8640,11 +8660,11 @@
         <w:spacing w:lineRule="auto" w:line="300" w:before="0" w:after="80"/>
         <w:ind w:hanging="280" w:left="440"/>
         <w:rPr>
-          <w:ins w:id="20191" w:author="Claude" w:date="2026-09-28T12:00:00Z"/>
-          <w:rFonts w:ascii="BIZ UDPゴシック" w:hAnsi="BIZ UDPゴシック" w:eastAsia="BIZ UDPゴシック"/>
-        </w:rPr>
-      </w:pPr>
-      <w:ins w:id="20192" w:author="Claude" w:date="2026-09-28T12:00:00Z">
+          <w:ins w:id="20193" w:author="Claude" w:date="2026-09-28T12:00:00Z"/>
+          <w:rFonts w:ascii="BIZ UDPゴシック" w:hAnsi="BIZ UDPゴシック" w:eastAsia="BIZ UDPゴシック"/>
+        </w:rPr>
+      </w:pPr>
+      <w:ins w:id="20194" w:author="Claude" w:date="2026-09-28T12:00:00Z">
         <w:r>
           <w:rPr>
             <w:rFonts w:eastAsia="BIZ UDPゴシック" w:ascii="BIZ UDPゴシック" w:hAnsi="BIZ UDPゴシック"/>
@@ -8659,11 +8679,11 @@
         <w:spacing w:lineRule="auto" w:line="300" w:before="0" w:after="80"/>
         <w:ind w:hanging="280" w:left="440"/>
         <w:rPr>
-          <w:ins w:id="20193" w:author="Claude" w:date="2026-09-28T12:00:00Z"/>
-          <w:rFonts w:ascii="BIZ UDPゴシック" w:hAnsi="BIZ UDPゴシック" w:eastAsia="BIZ UDPゴシック"/>
-        </w:rPr>
-      </w:pPr>
-      <w:ins w:id="20194" w:author="Claude" w:date="2026-09-28T12:00:00Z">
+          <w:ins w:id="20195" w:author="Claude" w:date="2026-09-28T12:00:00Z"/>
+          <w:rFonts w:ascii="BIZ UDPゴシック" w:hAnsi="BIZ UDPゴシック" w:eastAsia="BIZ UDPゴシック"/>
+        </w:rPr>
+      </w:pPr>
+      <w:ins w:id="20196" w:author="Claude" w:date="2026-09-28T12:00:00Z">
         <w:r>
           <w:rPr>
             <w:rFonts w:eastAsia="BIZ UDPゴシック" w:ascii="BIZ UDPゴシック" w:hAnsi="BIZ UDPゴシック"/>
@@ -8678,11 +8698,11 @@
         <w:spacing w:lineRule="auto" w:line="300" w:before="0" w:after="80"/>
         <w:ind w:hanging="280" w:left="440"/>
         <w:rPr>
-          <w:ins w:id="20195" w:author="Claude" w:date="2026-09-28T12:00:00Z"/>
-          <w:rFonts w:ascii="BIZ UDPゴシック" w:hAnsi="BIZ UDPゴシック" w:eastAsia="BIZ UDPゴシック"/>
-        </w:rPr>
-      </w:pPr>
-      <w:ins w:id="20196" w:author="Claude" w:date="2026-09-28T12:00:00Z">
+          <w:ins w:id="20197" w:author="Claude" w:date="2026-09-28T12:00:00Z"/>
+          <w:rFonts w:ascii="BIZ UDPゴシック" w:hAnsi="BIZ UDPゴシック" w:eastAsia="BIZ UDPゴシック"/>
+        </w:rPr>
+      </w:pPr>
+      <w:ins w:id="20198" w:author="Claude" w:date="2026-09-28T12:00:00Z">
         <w:r>
           <w:rPr>
             <w:rFonts w:eastAsia="BIZ UDPゴシック" w:ascii="BIZ UDPゴシック" w:hAnsi="BIZ UDPゴシック"/>
@@ -8697,11 +8717,11 @@
         <w:spacing w:lineRule="auto" w:line="300" w:before="0" w:after="80"/>
         <w:ind w:hanging="280" w:left="440"/>
         <w:rPr>
-          <w:ins w:id="20197" w:author="Claude" w:date="2026-09-28T12:00:00Z"/>
-          <w:rFonts w:ascii="BIZ UDPゴシック" w:hAnsi="BIZ UDPゴシック" w:eastAsia="BIZ UDPゴシック"/>
-        </w:rPr>
-      </w:pPr>
-      <w:ins w:id="20198" w:author="Claude" w:date="2026-09-28T12:00:00Z">
+          <w:ins w:id="20199" w:author="Claude" w:date="2026-09-28T12:00:00Z"/>
+          <w:rFonts w:ascii="BIZ UDPゴシック" w:hAnsi="BIZ UDPゴシック" w:eastAsia="BIZ UDPゴシック"/>
+        </w:rPr>
+      </w:pPr>
+      <w:ins w:id="20200" w:author="Claude" w:date="2026-09-28T12:00:00Z">
         <w:r>
           <w:rPr>
             <w:rFonts w:eastAsia="BIZ UDPゴシック" w:ascii="BIZ UDPゴシック" w:hAnsi="BIZ UDPゴシック"/>
@@ -8716,11 +8736,11 @@
         <w:spacing w:lineRule="auto" w:line="300" w:before="0" w:after="80"/>
         <w:ind w:hanging="280" w:left="440"/>
         <w:rPr>
-          <w:ins w:id="20199" w:author="Claude" w:date="2026-09-28T12:00:00Z"/>
-          <w:rFonts w:ascii="BIZ UDPゴシック" w:hAnsi="BIZ UDPゴシック" w:eastAsia="BIZ UDPゴシック"/>
-        </w:rPr>
-      </w:pPr>
-      <w:ins w:id="20200" w:author="Claude" w:date="2026-09-28T12:00:00Z">
+          <w:ins w:id="20201" w:author="Claude" w:date="2026-09-28T12:00:00Z"/>
+          <w:rFonts w:ascii="BIZ UDPゴシック" w:hAnsi="BIZ UDPゴシック" w:eastAsia="BIZ UDPゴシック"/>
+        </w:rPr>
+      </w:pPr>
+      <w:ins w:id="20202" w:author="Claude" w:date="2026-09-28T12:00:00Z">
         <w:r>
           <w:rPr>
             <w:rFonts w:eastAsia="BIZ UDPゴシック" w:ascii="BIZ UDPゴシック" w:hAnsi="BIZ UDPゴシック"/>
@@ -8735,11 +8755,11 @@
         <w:spacing w:lineRule="auto" w:line="300" w:before="0" w:after="80"/>
         <w:ind w:hanging="280" w:left="440"/>
         <w:rPr>
-          <w:ins w:id="20201" w:author="Claude" w:date="2026-09-28T12:00:00Z"/>
-          <w:rFonts w:ascii="BIZ UDPゴシック" w:hAnsi="BIZ UDPゴシック" w:eastAsia="BIZ UDPゴシック"/>
-        </w:rPr>
-      </w:pPr>
-      <w:ins w:id="20202" w:author="Claude" w:date="2026-09-28T12:00:00Z">
+          <w:ins w:id="20203" w:author="Claude" w:date="2026-09-28T12:00:00Z"/>
+          <w:rFonts w:ascii="BIZ UDPゴシック" w:hAnsi="BIZ UDPゴシック" w:eastAsia="BIZ UDPゴシック"/>
+        </w:rPr>
+      </w:pPr>
+      <w:ins w:id="20204" w:author="Claude" w:date="2026-09-28T12:00:00Z">
         <w:r>
           <w:rPr>
             <w:rFonts w:eastAsia="BIZ UDPゴシック" w:ascii="BIZ UDPゴシック" w:hAnsi="BIZ UDPゴシック"/>
@@ -10884,7 +10904,7 @@
       <w:tr>
         <w:trPr>
           <w:cantSplit w:val="true"/>
-          <w:ins w:id="20203" w:author="Claude" w:date="2026-09-28T12:00:00Z"/>
+          <w:ins w:id="20205" w:author="Claude" w:date="2026-09-28T12:00:00Z"/>
         </w:trPr>
         <w:tc>
           <w:tcPr>
@@ -10901,11 +10921,11 @@
               <w:pStyle w:val="Normal"/>
               <w:spacing w:lineRule="auto" w:line="278"/>
               <w:rPr>
-                <w:ins w:id="20204" w:author="Claude" w:date="2026-09-28T12:00:00Z"/>
-                <w:rFonts w:ascii="BIZ UDPゴシック" w:hAnsi="BIZ UDPゴシック" w:eastAsia="BIZ UDPゴシック"/>
-              </w:rPr>
-            </w:pPr>
-            <w:ins w:id="20205" w:author="Claude" w:date="2026-09-28T12:00:00Z">
+                <w:ins w:id="20206" w:author="Claude" w:date="2026-09-28T12:00:00Z"/>
+                <w:rFonts w:ascii="BIZ UDPゴシック" w:hAnsi="BIZ UDPゴシック" w:eastAsia="BIZ UDPゴシック"/>
+              </w:rPr>
+            </w:pPr>
+            <w:ins w:id="20207" w:author="Claude" w:date="2026-09-28T12:00:00Z">
               <w:r>
                 <w:rPr>
                   <w:rFonts w:ascii="BIZ UDPゴシック" w:hAnsi="BIZ UDPゴシック" w:eastAsia="BIZ UDPゴシック"/>
@@ -10934,11 +10954,11 @@
               <w:pStyle w:val="Normal"/>
               <w:spacing w:lineRule="auto" w:line="278"/>
               <w:rPr>
-                <w:ins w:id="20206" w:author="Claude" w:date="2026-09-28T12:00:00Z"/>
-                <w:rFonts w:ascii="BIZ UDPゴシック" w:hAnsi="BIZ UDPゴシック" w:eastAsia="BIZ UDPゴシック"/>
-              </w:rPr>
-            </w:pPr>
-            <w:ins w:id="20207" w:author="Claude" w:date="2026-09-28T12:00:00Z">
+                <w:ins w:id="20208" w:author="Claude" w:date="2026-09-28T12:00:00Z"/>
+                <w:rFonts w:ascii="BIZ UDPゴシック" w:hAnsi="BIZ UDPゴシック" w:eastAsia="BIZ UDPゴシック"/>
+              </w:rPr>
+            </w:pPr>
+            <w:ins w:id="20209" w:author="Claude" w:date="2026-09-28T12:00:00Z">
               <w:r>
                 <w:rPr>
                   <w:rFonts w:ascii="BIZ UDPゴシック" w:hAnsi="BIZ UDPゴシック" w:eastAsia="BIZ UDPゴシック"/>
@@ -10965,12 +10985,12 @@
               <w:pStyle w:val="Normal"/>
               <w:spacing w:lineRule="auto" w:line="278"/>
               <w:rPr>
-                <w:ins w:id="20208" w:author="Claude" w:date="2026-09-28T12:00:00Z"/>
+                <w:ins w:id="20210" w:author="Claude" w:date="2026-09-28T12:00:00Z"/>
                 <w:rFonts w:ascii="BIZ UDPゴシック" w:hAnsi="BIZ UDPゴシック" w:eastAsia="BIZ UDPゴシック"/>
               </w:rPr>
             </w:pPr>
             <w:commentRangeStart w:id="6"/>
-            <w:ins w:id="20209" w:author="Claude" w:date="2026-09-28T12:00:00Z">
+            <w:ins w:id="20211" w:author="Claude" w:date="2026-09-28T12:00:00Z">
               <w:r>
                 <w:rPr>
                   <w:rFonts w:ascii="BIZ UDPゴシック" w:hAnsi="BIZ UDPゴシック" w:eastAsia="BIZ UDPゴシック"/>
@@ -15922,7 +15942,7 @@
           <w:rFonts w:ascii="BIZ UDPゴシック" w:hAnsi="BIZ UDPゴシック" w:eastAsia="BIZ UDPゴシック"/>
         </w:rPr>
       </w:pPr>
-      <w:del w:id="20210" w:author="Claude" w:date="2026-09-28T12:00:00Z">
+      <w:del w:id="20212" w:author="Claude" w:date="2026-09-28T12:00:00Z">
         <w:r>
           <w:rPr>
             <w:rFonts w:ascii="BIZ UDPゴシック" w:hAnsi="BIZ UDPゴシック" w:eastAsia="BIZ UDPゴシック"/>
@@ -15932,7 +15952,7 @@
           <w:delText xml:space="preserve">別紙　会社案内</w:delText>
         </w:r>
       </w:del>
-      <w:ins w:id="20211" w:author="Claude" w:date="2026-09-28T12:00:00Z">
+      <w:ins w:id="20213" w:author="Claude" w:date="2026-09-28T12:00:00Z">
         <w:r>
           <w:rPr>
             <w:rFonts w:ascii="BIZ UDPゴシック" w:hAnsi="BIZ UDPゴシック" w:eastAsia="BIZ UDPゴシック"/>
@@ -15973,18 +15993,18 @@
         <w:keepNext w:val="true"/>
         <w:spacing w:lineRule="auto" w:line="300" w:before="0" w:after="120"/>
         <w:rPr>
-          <w:ins w:id="20212" w:author="Claude" w:date="2026-09-28T12:00:00Z"/>
-          <w:rFonts w:ascii="BIZ UDPゴシック" w:hAnsi="BIZ UDPゴシック" w:eastAsia="BIZ UDPゴシック"/>
-        </w:rPr>
-      </w:pPr>
-      <w:ins w:id="20213" w:author="Claude" w:date="2026-09-28T12:00:00Z">
+          <w:ins w:id="20214" w:author="Claude" w:date="2026-09-28T12:00:00Z"/>
+          <w:rFonts w:ascii="BIZ UDPゴシック" w:hAnsi="BIZ UDPゴシック" w:eastAsia="BIZ UDPゴシック"/>
+        </w:rPr>
+      </w:pPr>
+      <w:ins w:id="20215" w:author="Claude" w:date="2026-09-28T12:00:00Z">
         <w:r>
           <w:rPr>
             <w:rFonts w:ascii="BIZ UDPゴシック" w:hAnsi="BIZ UDPゴシック" w:eastAsia="BIZ UDPゴシック"/>
             <w:sz w:val="20"/>
             <w:szCs w:val="20"/>
           </w:rPr>
-          <w:t xml:space="preserve">別紙2　貸借対照表及び損益計算書（抜粋）（株式会社WineBank・2025年9月期）</w:t>
+          <w:t xml:space="preserve">別紙2　貸借対照表及び損益計算書（抜粋）（株式会社WineBank・2025年9月期／参考：株式会社アピシウス・2025年12月期）</w:t>
         </w:r>
       </w:ins>
     </w:p>
@@ -16022,7 +16042,7 @@
 
 <file path=word/comments.xml><?xml version="1.0" encoding="utf-8"?>
 <w:comments xmlns:wpc="http://schemas.microsoft.com/office/word/2010/wordprocessingCanvas" xmlns:cx="http://schemas.microsoft.com/office/drawing/2014/chartex" xmlns:cx1="http://schemas.microsoft.com/office/drawing/2015/9/8/chartex" xmlns:cx2="http://schemas.microsoft.com/office/drawing/2015/10/21/chartex" xmlns:cx3="http://schemas.microsoft.com/office/drawing/2016/5/9/chartex" xmlns:cx4="http://schemas.microsoft.com/office/drawing/2016/5/10/chartex" xmlns:cx5="http://schemas.microsoft.com/office/drawing/2016/5/11/chartex" xmlns:cx6="http://schemas.microsoft.com/office/drawing/2016/5/12/chartex" xmlns:cx7="http://schemas.microsoft.com/office/drawing/2016/5/13/chartex" xmlns:cx8="http://schemas.microsoft.com/office/drawing/2016/5/14/chartex" xmlns:mc="http://schemas.openxmlformats.org/markup-compatibility/2006" xmlns:aink="http://schemas.microsoft.com/office/drawing/2016/ink" xmlns:am3d="http://schemas.microsoft.com/office/drawing/2017/model3d" xmlns:o="urn:schemas-microsoft-com:office:office" xmlns:oel="http://schemas.microsoft.com/office/2019/extlst" xmlns:r="http://schemas.openxmlformats.org/officeDocument/2006/relationships" xmlns:m="http://schemas.openxmlformats.org/officeDocument/2006/math" xmlns:v="urn:schemas-microsoft-com:vml" xmlns:wp14="http://schemas.microsoft.com/office/word/2010/wordprocessingDrawing" xmlns:wp="http://schemas.openxmlformats.org/drawingml/2006/wordprocessingDrawing" xmlns:w10="urn:schemas-microsoft-com:office:word" xmlns:w="http://schemas.openxmlformats.org/wordprocessingml/2006/main" xmlns:w14="http://schemas.microsoft.com/office/word/2010/wordml" xmlns:w15="http://schemas.microsoft.com/office/word/2012/wordml" xmlns:w16cex="http://schemas.microsoft.com/office/word/2018/wordml/cex" xmlns:w16cid="http://schemas.microsoft.com/office/word/2016/wordml/cid" xmlns:w16="http://schemas.microsoft.com/office/word/2018/wordml" xmlns:w16du="http://schemas.microsoft.com/office/word/2023/wordml/word16du" xmlns:w16sdtdh="http://schemas.microsoft.com/office/word/2020/wordml/sdtdatahash" xmlns:w16sdtfl="http://schemas.microsoft.com/office/word/2024/wordml/sdtformatlock" xmlns:w16se="http://schemas.microsoft.com/office/word/2015/wordml/symex" xmlns:wpg="http://schemas.microsoft.com/office/word/2010/wordprocessingGroup" xmlns:wpi="http://schemas.microsoft.com/office/word/2010/wordprocessingInk" xmlns:wne="http://schemas.microsoft.com/office/word/2006/wordml" xmlns:wps="http://schemas.microsoft.com/office/word/2010/wordprocessingShape" mc:Ignorable="w14 w15 w16se w16cid w16 w16cex w16sdtdh w16sdtfl w16du wp14">
-  <w:comment w:id="0" w:author="Claude" w:date="2026-09-28T04:46:08Z" w:initials="CL">
+  <w:comment w:id="0" w:author="Claude" w:date="2026-09-28T04:51:49Z" w:initials="CL">
     <w:p>
       <w:r>
         <w:rPr>
@@ -16040,7 +16060,7 @@
       </w:r>
     </w:p>
   </w:comment>
-  <w:comment w:id="1" w:author="Claude" w:date="2026-09-28T04:46:08Z" w:initials="CL">
+  <w:comment w:id="1" w:author="Claude" w:date="2026-09-28T04:51:49Z" w:initials="CL">
     <w:p>
       <w:r>
         <w:rPr>
@@ -16058,7 +16078,7 @@
       </w:r>
     </w:p>
   </w:comment>
-  <w:comment w:id="2" w:author="Claude" w:date="2026-09-28T04:46:08Z" w:initials="CL">
+  <w:comment w:id="2" w:author="Claude" w:date="2026-09-28T04:51:49Z" w:initials="CL">
     <w:p>
       <w:r>
         <w:rPr>
@@ -16072,11 +16092,11 @@
           <w:sz w:val="20"/>
           <w:szCs w:val="20"/>
         </w:rPr>
-        <w:t xml:space="preserve">別紙2は第54期（2025年9月期）決算報告書からの抜粋です。なお、同期末の資本金＋資本準備金は2億7,652万円で、上の資本金欄「4億3,716万9千円（資本準備金を含む）」と一致しません。期末後の増資を反映した数字であれば、資本金欄に「（2025年●月の増資後）」等の注記をお勧めします。</w:t>
+        <w:t xml:space="preserve">別紙2は第54期（2025年9月期）決算報告書からの抜粋で、2頁目に参考として株式会社アピシウスの第2期（2025年12月期）を別枠で掲載しています。期末後の増資により資本金欄（437,169千円）と別紙2の期末資本金が異なるため、両方に注記を入れました。</w:t>
       </w:r>
     </w:p>
   </w:comment>
-  <w:comment w:id="3" w:author="Claude" w:date="2026-09-28T04:46:08Z" w:initials="CL">
+  <w:comment w:id="3" w:author="Claude" w:date="2026-09-28T04:51:50Z" w:initials="CL">
     <w:p>
       <w:r>
         <w:rPr>
@@ -16094,7 +16114,7 @@
       </w:r>
     </w:p>
   </w:comment>
-  <w:comment w:id="4" w:author="Claude" w:date="2026-09-28T04:46:09Z" w:initials="CL">
+  <w:comment w:id="4" w:author="Claude" w:date="2026-09-28T04:51:50Z" w:initials="CL">
     <w:p>
       <w:r>
         <w:rPr>
@@ -16112,7 +16132,7 @@
       </w:r>
     </w:p>
   </w:comment>
-  <w:comment w:id="5" w:author="Claude" w:date="2026-09-28T04:46:09Z" w:initials="CL">
+  <w:comment w:id="5" w:author="Claude" w:date="2026-09-28T04:51:50Z" w:initials="CL">
     <w:p>
       <w:r>
         <w:rPr>
@@ -16130,7 +16150,7 @@
       </w:r>
     </w:p>
   </w:comment>
-  <w:comment w:id="6" w:author="Claude" w:date="2026-09-28T04:46:09Z" w:initials="CL">
+  <w:comment w:id="6" w:author="Claude" w:date="2026-09-28T04:51:50Z" w:initials="CL">
     <w:p>
       <w:r>
         <w:rPr>
@@ -16148,7 +16168,7 @@
       </w:r>
     </w:p>
   </w:comment>
-  <w:comment w:id="7" w:author="Claude" w:date="2026-09-28T04:46:09Z" w:initials="CL">
+  <w:comment w:id="7" w:author="Claude" w:date="2026-09-28T04:51:50Z" w:initials="CL">
     <w:p>
       <w:r>
         <w:rPr>
@@ -16171,40 +16191,40 @@
 
 <file path=word/commentsExtended.xml><?xml version="1.0" encoding="utf-8"?>
 <w15:commentsEx xmlns:wpc="http://schemas.microsoft.com/office/word/2010/wordprocessingCanvas" xmlns:cx="http://schemas.microsoft.com/office/drawing/2014/chartex" xmlns:cx1="http://schemas.microsoft.com/office/drawing/2015/9/8/chartex" xmlns:cx2="http://schemas.microsoft.com/office/drawing/2015/10/21/chartex" xmlns:cx3="http://schemas.microsoft.com/office/drawing/2016/5/9/chartex" xmlns:cx4="http://schemas.microsoft.com/office/drawing/2016/5/10/chartex" xmlns:cx5="http://schemas.microsoft.com/office/drawing/2016/5/11/chartex" xmlns:cx6="http://schemas.microsoft.com/office/drawing/2016/5/12/chartex" xmlns:cx7="http://schemas.microsoft.com/office/drawing/2016/5/13/chartex" xmlns:cx8="http://schemas.microsoft.com/office/drawing/2016/5/14/chartex" xmlns:mc="http://schemas.openxmlformats.org/markup-compatibility/2006" xmlns:aink="http://schemas.microsoft.com/office/drawing/2016/ink" xmlns:am3d="http://schemas.microsoft.com/office/drawing/2017/model3d" xmlns:o="urn:schemas-microsoft-com:office:office" xmlns:oel="http://schemas.microsoft.com/office/2019/extlst" xmlns:r="http://schemas.openxmlformats.org/officeDocument/2006/relationships" xmlns:m="http://schemas.openxmlformats.org/officeDocument/2006/math" xmlns:v="urn:schemas-microsoft-com:vml" xmlns:wp14="http://schemas.microsoft.com/office/word/2010/wordprocessingDrawing" xmlns:wp="http://schemas.openxmlformats.org/drawingml/2006/wordprocessingDrawing" xmlns:w10="urn:schemas-microsoft-com:office:word" xmlns:w="http://schemas.openxmlformats.org/wordprocessingml/2006/main" xmlns:w14="http://schemas.microsoft.com/office/word/2010/wordml" xmlns:w15="http://schemas.microsoft.com/office/word/2012/wordml" xmlns:w16cex="http://schemas.microsoft.com/office/word/2018/wordml/cex" xmlns:w16cid="http://schemas.microsoft.com/office/word/2016/wordml/cid" xmlns:w16="http://schemas.microsoft.com/office/word/2018/wordml" xmlns:w16du="http://schemas.microsoft.com/office/word/2023/wordml/word16du" xmlns:w16sdtdh="http://schemas.microsoft.com/office/word/2020/wordml/sdtdatahash" xmlns:w16sdtfl="http://schemas.microsoft.com/office/word/2024/wordml/sdtformatlock" xmlns:w16se="http://schemas.microsoft.com/office/word/2015/wordml/symex" xmlns:wpg="http://schemas.microsoft.com/office/word/2010/wordprocessingGroup" xmlns:wpi="http://schemas.microsoft.com/office/word/2010/wordprocessingInk" xmlns:wne="http://schemas.microsoft.com/office/word/2006/wordml" xmlns:wps="http://schemas.microsoft.com/office/word/2010/wordprocessingShape" mc:Ignorable="w14 w15 w16se w16cid w16 w16cex w16sdtdh w16sdtfl w16du wp14">
-  <w15:commentEx w15:paraId="59AA8EE7" w15:done="0"/>
-  <w15:commentEx w15:paraId="0016F71E" w15:done="0"/>
-  <w15:commentEx w15:paraId="42A9DE99" w15:done="0"/>
-  <w15:commentEx w15:paraId="1F66E338" w15:done="0"/>
-  <w15:commentEx w15:paraId="7F2C782A" w15:done="0"/>
-  <w15:commentEx w15:paraId="6F8674AE" w15:done="0"/>
-  <w15:commentEx w15:paraId="1B711348" w15:done="0"/>
-  <w15:commentEx w15:paraId="0FEBF4B3" w15:done="0"/>
+  <w15:commentEx w15:paraId="6BF5CD66" w15:done="0"/>
+  <w15:commentEx w15:paraId="404CB223" w15:done="0"/>
+  <w15:commentEx w15:paraId="7751182A" w15:done="0"/>
+  <w15:commentEx w15:paraId="68B8B2FE" w15:done="0"/>
+  <w15:commentEx w15:paraId="766C1067" w15:done="0"/>
+  <w15:commentEx w15:paraId="012070D2" w15:done="0"/>
+  <w15:commentEx w15:paraId="03D14CEE" w15:done="0"/>
+  <w15:commentEx w15:paraId="22277710" w15:done="0"/>
 </w15:commentsEx>
 </file>
 
 <file path=word/commentsExtensible.xml><?xml version="1.0" encoding="utf-8"?>
 <w16cex:commentsExtensible xmlns:wpc="http://schemas.microsoft.com/office/word/2010/wordprocessingCanvas" xmlns:cx="http://schemas.microsoft.com/office/drawing/2014/chartex" xmlns:cx1="http://schemas.microsoft.com/office/drawing/2015/9/8/chartex" xmlns:cx2="http://schemas.microsoft.com/office/drawing/2015/10/21/chartex" xmlns:cx3="http://schemas.microsoft.com/office/drawing/2016/5/9/chartex" xmlns:cx4="http://schemas.microsoft.com/office/drawing/2016/5/10/chartex" xmlns:cx5="http://schemas.microsoft.com/office/drawing/2016/5/11/chartex" xmlns:cx6="http://schemas.microsoft.com/office/drawing/2016/5/12/chartex" xmlns:cx7="http://schemas.microsoft.com/office/drawing/2016/5/13/chartex" xmlns:cx8="http://schemas.microsoft.com/office/drawing/2016/5/14/chartex" xmlns:mc="http://schemas.openxmlformats.org/markup-compatibility/2006" xmlns:aink="http://schemas.microsoft.com/office/drawing/2016/ink" xmlns:am3d="http://schemas.microsoft.com/office/drawing/2017/model3d" xmlns:o="urn:schemas-microsoft-com:office:office" xmlns:oel="http://schemas.microsoft.com/office/2019/extlst" xmlns:r="http://schemas.openxmlformats.org/officeDocument/2006/relationships" xmlns:m="http://schemas.openxmlformats.org/officeDocument/2006/math" xmlns:v="urn:schemas-microsoft-com:vml" xmlns:wp14="http://schemas.microsoft.com/office/word/2010/wordprocessingDrawing" xmlns:wp="http://schemas.openxmlformats.org/drawingml/2006/wordprocessingDrawing" xmlns:w10="urn:schemas-microsoft-com:office:word" xmlns:w="http://schemas.openxmlformats.org/wordprocessingml/2006/main" xmlns:w14="http://schemas.microsoft.com/office/word/2010/wordml" xmlns:w15="http://schemas.microsoft.com/office/word/2012/wordml" xmlns:w16cex="http://schemas.microsoft.com/office/word/2018/wordml/cex" xmlns:w16cid="http://schemas.microsoft.com/office/word/2016/wordml/cid" xmlns:w16="http://schemas.microsoft.com/office/word/2018/wordml" xmlns:w16du="http://schemas.microsoft.com/office/word/2023/wordml/word16du" xmlns:w16sdtdh="http://schemas.microsoft.com/office/word/2020/wordml/sdtdatahash" xmlns:w16sdtfl="http://schemas.microsoft.com/office/word/2024/wordml/sdtformatlock" xmlns:w16se="http://schemas.microsoft.com/office/word/2015/wordml/symex" xmlns:wpg="http://schemas.microsoft.com/office/word/2010/wordprocessingGroup" xmlns:wpi="http://schemas.microsoft.com/office/word/2010/wordprocessingInk" xmlns:wne="http://schemas.microsoft.com/office/word/2006/wordml" xmlns:wps="http://schemas.microsoft.com/office/word/2010/wordprocessingShape" xmlns:cr="http://schemas.microsoft.com/office/comments/2020/reactions" mc:Ignorable="w14 w15 w16se w16cid w16 w16cex w16sdtdh w16sdtfl cr w16du wp14">
-  <w16cex:commentExtensible w16cex:durableId="167280F2" w16cex:dateUtc="2026-09-28T04:46:08Z"/>
-  <w16cex:commentExtensible w16cex:durableId="53C25CE7" w16cex:dateUtc="2026-09-28T04:46:08Z"/>
-  <w16cex:commentExtensible w16cex:durableId="348A288C" w16cex:dateUtc="2026-09-28T04:46:08Z"/>
-  <w16cex:commentExtensible w16cex:durableId="47A97815" w16cex:dateUtc="2026-09-28T04:46:08Z"/>
-  <w16cex:commentExtensible w16cex:durableId="6364C48D" w16cex:dateUtc="2026-09-28T04:46:09Z"/>
-  <w16cex:commentExtensible w16cex:durableId="5DFEDBDC" w16cex:dateUtc="2026-09-28T04:46:09Z"/>
-  <w16cex:commentExtensible w16cex:durableId="42957B34" w16cex:dateUtc="2026-09-28T04:46:09Z"/>
-  <w16cex:commentExtensible w16cex:durableId="347DC499" w16cex:dateUtc="2026-09-28T04:46:09Z"/>
+  <w16cex:commentExtensible w16cex:durableId="57596D77" w16cex:dateUtc="2026-09-28T04:51:49Z"/>
+  <w16cex:commentExtensible w16cex:durableId="44D3E0E3" w16cex:dateUtc="2026-09-28T04:51:49Z"/>
+  <w16cex:commentExtensible w16cex:durableId="1D069E62" w16cex:dateUtc="2026-09-28T04:51:49Z"/>
+  <w16cex:commentExtensible w16cex:durableId="1103071A" w16cex:dateUtc="2026-09-28T04:51:50Z"/>
+  <w16cex:commentExtensible w16cex:durableId="5FEB3C04" w16cex:dateUtc="2026-09-28T04:51:50Z"/>
+  <w16cex:commentExtensible w16cex:durableId="24FB1F67" w16cex:dateUtc="2026-09-28T04:51:50Z"/>
+  <w16cex:commentExtensible w16cex:durableId="63D0E250" w16cex:dateUtc="2026-09-28T04:51:50Z"/>
+  <w16cex:commentExtensible w16cex:durableId="479B61DB" w16cex:dateUtc="2026-09-28T04:51:50Z"/>
 </w16cex:commentsExtensible>
 </file>
 
 <file path=word/commentsIds.xml><?xml version="1.0" encoding="utf-8"?>
 <w16cid:commentsIds xmlns:wpc="http://schemas.microsoft.com/office/word/2010/wordprocessingCanvas" xmlns:cx="http://schemas.microsoft.com/office/drawing/2014/chartex" xmlns:cx1="http://schemas.microsoft.com/office/drawing/2015/9/8/chartex" xmlns:cx2="http://schemas.microsoft.com/office/drawing/2015/10/21/chartex" xmlns:cx3="http://schemas.microsoft.com/office/drawing/2016/5/9/chartex" xmlns:cx4="http://schemas.microsoft.com/office/drawing/2016/5/10/chartex" xmlns:cx5="http://schemas.microsoft.com/office/drawing/2016/5/11/chartex" xmlns:cx6="http://schemas.microsoft.com/office/drawing/2016/5/12/chartex" xmlns:cx7="http://schemas.microsoft.com/office/drawing/2016/5/13/chartex" xmlns:cx8="http://schemas.microsoft.com/office/drawing/2016/5/14/chartex" xmlns:mc="http://schemas.openxmlformats.org/markup-compatibility/2006" xmlns:aink="http://schemas.microsoft.com/office/drawing/2016/ink" xmlns:am3d="http://schemas.microsoft.com/office/drawing/2017/model3d" xmlns:o="urn:schemas-microsoft-com:office:office" xmlns:oel="http://schemas.microsoft.com/office/2019/extlst" xmlns:r="http://schemas.openxmlformats.org/officeDocument/2006/relationships" xmlns:m="http://schemas.openxmlformats.org/officeDocument/2006/math" xmlns:v="urn:schemas-microsoft-com:vml" xmlns:wp14="http://schemas.microsoft.com/office/word/2010/wordprocessingDrawing" xmlns:wp="http://schemas.openxmlformats.org/drawingml/2006/wordprocessingDrawing" xmlns:w10="urn:schemas-microsoft-com:office:word" xmlns:w="http://schemas.openxmlformats.org/wordprocessingml/2006/main" xmlns:w14="http://schemas.microsoft.com/office/word/2010/wordml" xmlns:w15="http://schemas.microsoft.com/office/word/2012/wordml" xmlns:w16cex="http://schemas.microsoft.com/office/word/2018/wordml/cex" xmlns:w16cid="http://schemas.microsoft.com/office/word/2016/wordml/cid" xmlns:w16="http://schemas.microsoft.com/office/word/2018/wordml" xmlns:w16du="http://schemas.microsoft.com/office/word/2023/wordml/word16du" xmlns:w16sdtdh="http://schemas.microsoft.com/office/word/2020/wordml/sdtdatahash" xmlns:w16sdtfl="http://schemas.microsoft.com/office/word/2024/wordml/sdtformatlock" xmlns:w16se="http://schemas.microsoft.com/office/word/2015/wordml/symex" xmlns:wpg="http://schemas.microsoft.com/office/word/2010/wordprocessingGroup" xmlns:wpi="http://schemas.microsoft.com/office/word/2010/wordprocessingInk" xmlns:wne="http://schemas.microsoft.com/office/word/2006/wordml" xmlns:wps="http://schemas.microsoft.com/office/word/2010/wordprocessingShape" mc:Ignorable="w14 w15 w16se w16cid w16 w16cex w16sdtdh w16sdtfl w16du wp14">
-  <w16cid:commentId w16cid:paraId="59AA8EE7" w16cid:durableId="167280F2"/>
-  <w16cid:commentId w16cid:paraId="0016F71E" w16cid:durableId="53C25CE7"/>
-  <w16cid:commentId w16cid:paraId="42A9DE99" w16cid:durableId="348A288C"/>
-  <w16cid:commentId w16cid:paraId="1F66E338" w16cid:durableId="47A97815"/>
-  <w16cid:commentId w16cid:paraId="7F2C782A" w16cid:durableId="6364C48D"/>
-  <w16cid:commentId w16cid:paraId="6F8674AE" w16cid:durableId="5DFEDBDC"/>
-  <w16cid:commentId w16cid:paraId="1B711348" w16cid:durableId="42957B34"/>
-  <w16cid:commentId w16cid:paraId="0FEBF4B3" w16cid:durableId="347DC499"/>
+  <w16cid:commentId w16cid:paraId="6BF5CD66" w16cid:durableId="57596D77"/>
+  <w16cid:commentId w16cid:paraId="404CB223" w16cid:durableId="44D3E0E3"/>
+  <w16cid:commentId w16cid:paraId="7751182A" w16cid:durableId="1D069E62"/>
+  <w16cid:commentId w16cid:paraId="68B8B2FE" w16cid:durableId="1103071A"/>
+  <w16cid:commentId w16cid:paraId="766C1067" w16cid:durableId="5FEB3C04"/>
+  <w16cid:commentId w16cid:paraId="012070D2" w16cid:durableId="24FB1F67"/>
+  <w16cid:commentId w16cid:paraId="03D14CEE" w16cid:durableId="63D0E250"/>
+  <w16cid:commentId w16cid:paraId="22277710" w16cid:durableId="479B61DB"/>
 </w16cid:commentsIds>
 </file>
 

--- a/M&A/カンテサンス/意向表明書_カンテサンス_20260930_v5_修正履歴_ひな型対応.docx
+++ b/M&A/カンテサンス/意向表明書_カンテサンス_20260930_v5_修正履歴_ひな型対応.docx
@@ -2280,7 +2280,29 @@
         <w:rPr>
           <w:rFonts w:ascii="BIZ UDPゴシック" w:hAnsi="BIZ UDPゴシック" w:eastAsia="BIZ UDPゴシック"/>
         </w:rPr>
-        <w:t>の運営実績を有しており、製造拠点の確保、受注・物流の運営をご提供できます。なお、当社が現に有する輸出入の免許は酒類に係るものであり、洋菓子の輸出について当社が既に許認可を備えているものではございません。海外販売には、輸出先国ごとの要件（乳等を含む製品に係る規制、衛生証明、表示・賞味期限の基準等）への対応と、これに適合する製造拠点の整備が必要となります。当社は、これを当社の負担と責任において準備したうえで着手する考えがございます。</w:t>
+        <w:t xml:space="preserve">の運営実績を有しており、製造拠点の確保、受注・物流の運営をご提供できます。なお、当社が現に有する輸出入の免許は酒類に係るものであり、洋菓子の輸出について当社が既に許認可を備えているものではございません。海外販売には、輸出先国ごとの要件（乳等を含む製品に係る規制、衛生証明、表示・賞味期限の基準等）への対応と、これに適合する製造拠点の整備が必要となります。当社は、</w:t>
+      </w:r>
+      <w:del w:id="20226" w:author="Claude" w:date="2026-09-28T12:00:00Z">
+        <w:r>
+          <w:rPr>
+            <w:rFonts w:ascii="BIZ UDPゴシック" w:hAnsi="BIZ UDPゴシック" w:eastAsia="BIZ UDPゴシック"/>
+          </w:rPr>
+          <w:delText xml:space="preserve">これを当社の負担と責任において準備</w:delText>
+        </w:r>
+      </w:del>
+      <w:ins w:id="20227" w:author="Claude" w:date="2026-09-28T12:00:00Z">
+        <w:r>
+          <w:rPr>
+            <w:rFonts w:ascii="BIZ UDPゴシック" w:hAnsi="BIZ UDPゴシック" w:eastAsia="BIZ UDPゴシック"/>
+          </w:rPr>
+          <w:t xml:space="preserve">当社が主体となってこれを準備</w:t>
+        </w:r>
+      </w:ins>
+      <w:r>
+        <w:rPr>
+          <w:rFonts w:ascii="BIZ UDPゴシック" w:hAnsi="BIZ UDPゴシック" w:eastAsia="BIZ UDPゴシック"/>
+        </w:rPr>
+        <w:t xml:space="preserve">したうえで着手する考えがございます。</w:t>
       </w:r>
     </w:p>
     <w:p>
@@ -2881,7 +2903,7 @@
           <w:rPr>
             <w:rFonts w:ascii="BIZ UDPゴシック" w:hAnsi="BIZ UDPゴシック" w:eastAsia="BIZ UDPゴシック"/>
           </w:rPr>
-          <w:t xml:space="preserve">貴社アドバイザーを通じて、岸田様が特にご確認されたい点として5点をお示しいただきました。当社の現時点の考えを要旨として以下にまとめます。詳細は括弧内の各項に記載しております。</w:t>
+          <w:t xml:space="preserve">貴社アドバイザーを通じて、岸田様が特にご確認されたい点として5点をお示しいただきました。当社の現時点の考えを要旨として以下にまとめます。詳細は括弧内の各項に記載しております。いずれも現時点の構想であり、具体的な内容と時期は、岸田様と協議のうえ決定させていただきます。</w:t>
         </w:r>
       </w:ins>
     </w:p>
@@ -3251,7 +3273,7 @@
                   <w:sz w:val="19"/>
                   <w:szCs w:val="19"/>
                 </w:rPr>
-                <w:t xml:space="preserve">本店は大きくせず、成長は本店の外側で進めます。1年目は現状の維持と体制の整備に充て、物販の製造拠点は2年目以降、ブティック店舗および一品特化の新業態は後継料理長の確保後に物販と並行して、海外販売は国内の体制と規制対応が整った後に着手いたします。最優先は三つ星の維持と後継料理長候補の確保であり、速さよりも段階ごとの検証を重視いたします（3項(3)）。</w:t>
+                <w:t xml:space="preserve">本店は大きくせず、成長は本店の外側で進めます。物販の製造体制、ブティック店舗や一品特化の新業態、海外販売は、いずれも三つ星の維持と後継料理長の確保を前提に、岸田様と協議しながら段階的に進めます。具体的な時期は、状況を見ながら協議のうえ決定いたします（3項(3)）。</w:t>
               </w:r>
             </w:ins>
           </w:p>
@@ -3321,7 +3343,7 @@
                   <w:sz w:val="19"/>
                   <w:szCs w:val="19"/>
                 </w:rPr>
-                <w:t xml:space="preserve">料理・サービス・仕入などの現場の運営は、岸田様と現場の裁量を尊重いたします。当社は月次の損益を岸田様ご出席の経営会議（月1回）で共有いただく形で管理し、重要事項は岸田様と事前に協議のうえ取締役会で決定いたします。譲受当初は月2回程度のご出席をお願いし、1年後を目途に段階的に減らしてまいります（3項(6)）。</w:t>
+                <w:t xml:space="preserve">料理・サービス・仕入などの現場の運営は、岸田様と現場の裁量を尊重いたします。当社は定期的な経営会議で月次の損益を共有いただく形で管理し、重要事項は岸田様と事前に協議のうえ取締役会で決定いたします。会議へのご出席は当初はやや多めにお願いし、状況を見てご意見を伺いながら減らしてまいります（3項(6)）。</w:t>
               </w:r>
             </w:ins>
           </w:p>
@@ -3964,8 +3986,24 @@
         <w:rPr>
           <w:rFonts w:ascii="BIZ UDPゴシック" w:hAnsi="BIZ UDPゴシック" w:eastAsia="BIZ UDPゴシック"/>
         </w:rPr>
-        <w:t>および海外発送の運営基盤を用いますが、洋菓子の輸出に係る許認可は当社が現に有するものではなく、その取得および整備は当社の負担で行います。</w:t>
-      </w:r>
+        <w:t xml:space="preserve">および海外発送の運営基盤を用いますが、洋菓子の輸出に係る許認可は当社が現に有するものではなく、</w:t>
+      </w:r>
+      <w:del w:id="20228" w:author="Claude" w:date="2026-09-28T12:00:00Z">
+        <w:r>
+          <w:rPr>
+            <w:rFonts w:ascii="BIZ UDPゴシック" w:hAnsi="BIZ UDPゴシック" w:eastAsia="BIZ UDPゴシック"/>
+          </w:rPr>
+          <w:delText xml:space="preserve">その取得および整備は当社の負担で行います。</w:delText>
+        </w:r>
+      </w:del>
+      <w:ins w:id="20229" w:author="Claude" w:date="2026-09-28T12:00:00Z">
+        <w:r>
+          <w:rPr>
+            <w:rFonts w:ascii="BIZ UDPゴシック" w:hAnsi="BIZ UDPゴシック" w:eastAsia="BIZ UDPゴシック"/>
+          </w:rPr>
+          <w:t xml:space="preserve">その取得および整備は当社が主体となって進めます。</w:t>
+        </w:r>
+      </w:ins>
     </w:p>
     <w:p>
       <w:pPr>
@@ -4119,22 +4157,14 @@
           <w:rFonts w:ascii="BIZ UDPゴシック" w:hAnsi="BIZ UDPゴシック" w:eastAsia="BIZ UDPゴシック"/>
         </w:rPr>
       </w:pPr>
-      <w:commentRangeStart w:id="4"/>
       <w:ins w:id="20051" w:author="Claude" w:date="2026-09-28T12:00:00Z">
         <w:r>
           <w:rPr>
             <w:rFonts w:ascii="BIZ UDPゴシック" w:hAnsi="BIZ UDPゴシック" w:eastAsia="BIZ UDPゴシック"/>
           </w:rPr>
-          <w:t xml:space="preserve">成長施策の構想と着手時期の目安は、現時点で次のとおりです。</w:t>
+          <w:t xml:space="preserve">成長施策の構想と進め方は、現時点で次のとおり考えております。</w:t>
         </w:r>
       </w:ins>
-      <w:commentRangeEnd w:id="4"/>
-      <w:r>
-        <w:rPr>
-          <w:rStyle w:val="CommentReference"/>
-        </w:rPr>
-        <w:commentReference w:id="4"/>
-      </w:r>
     </w:p>
     <w:tbl>
       <w:tblPr>
@@ -4152,8 +4182,8 @@
       </w:tblPr>
       <w:tblGrid>
         <w:gridCol w:w="1800"/>
-        <w:gridCol w:w="2400"/>
-        <w:gridCol w:w="5860"/>
+        <w:gridCol w:w="2700"/>
+        <w:gridCol w:w="5560"/>
       </w:tblGrid>
       <w:tr>
         <w:trPr>
@@ -4196,7 +4226,7 @@
         </w:tc>
         <w:tc>
           <w:tcPr>
-            <w:tcW w:w="2400" w:type="dxa"/>
+            <w:tcW w:w="2700" w:type="dxa"/>
             <w:tcBorders>
               <w:top w:val="single" w:sz="4" w:space="0" w:color="BFBFBF"/>
               <w:left w:val="single" w:sz="4" w:space="0" w:color="BFBFBF"/>
@@ -4223,14 +4253,14 @@
                   <w:sz w:val="19"/>
                   <w:szCs w:val="19"/>
                 </w:rPr>
-                <w:t xml:space="preserve">着手時期の目安</w:t>
+                <w:t xml:space="preserve">進め方</w:t>
               </w:r>
             </w:ins>
           </w:p>
         </w:tc>
         <w:tc>
           <w:tcPr>
-            <w:tcW w:w="5860" w:type="dxa"/>
+            <w:tcW w:w="5560" w:type="dxa"/>
             <w:tcBorders>
               <w:top w:val="single" w:sz="4" w:space="0" w:color="BFBFBF"/>
               <w:left w:val="single" w:sz="4" w:space="0" w:color="BFBFBF"/>
@@ -4303,7 +4333,7 @@
         </w:tc>
         <w:tc>
           <w:tcPr>
-            <w:tcW w:w="2400" w:type="dxa"/>
+            <w:tcW w:w="2700" w:type="dxa"/>
             <w:tcBorders>
               <w:top w:val="single" w:sz="4" w:space="0" w:color="BFBFBF"/>
               <w:left w:val="single" w:sz="4" w:space="0" w:color="BFBFBF"/>
@@ -4327,14 +4357,14 @@
                   <w:sz w:val="19"/>
                   <w:szCs w:val="19"/>
                 </w:rPr>
-                <w:t xml:space="preserve">後継料理長の確保後、物販と並行</w:t>
+                <w:t xml:space="preserve">後継料理長の確保後、物販と並行して検討</w:t>
               </w:r>
             </w:ins>
           </w:p>
         </w:tc>
         <w:tc>
           <w:tcPr>
-            <w:tcW w:w="5860" w:type="dxa"/>
+            <w:tcW w:w="5560" w:type="dxa"/>
             <w:tcBorders>
               <w:top w:val="single" w:sz="4" w:space="0" w:color="BFBFBF"/>
               <w:left w:val="single" w:sz="4" w:space="0" w:color="BFBFBF"/>
@@ -4358,7 +4388,7 @@
                   <w:sz w:val="19"/>
                   <w:szCs w:val="19"/>
                 </w:rPr>
-                <w:t xml:space="preserve">カンテサンス本体（レストラン）の多店舗化は行いません。構想としては、スイーツ等の物販と連動したブティック店舗を検討いたします。</w:t>
+                <w:t xml:space="preserve">本店と同じレストランの多店舗化は行いません。構想としては、スイーツ等の物販と連動したブティック店舗を検討いたします。</w:t>
               </w:r>
             </w:ins>
           </w:p>
@@ -4404,7 +4434,7 @@
         </w:tc>
         <w:tc>
           <w:tcPr>
-            <w:tcW w:w="2400" w:type="dxa"/>
+            <w:tcW w:w="2700" w:type="dxa"/>
             <w:tcBorders>
               <w:top w:val="single" w:sz="4" w:space="0" w:color="BFBFBF"/>
               <w:left w:val="single" w:sz="4" w:space="0" w:color="BFBFBF"/>
@@ -4428,14 +4458,14 @@
                   <w:sz w:val="19"/>
                   <w:szCs w:val="19"/>
                 </w:rPr>
-                <w:t xml:space="preserve">後継料理長の確保後（3年目以降）</w:t>
+                <w:t xml:space="preserve">後継料理長の確保後に検討</w:t>
               </w:r>
             </w:ins>
           </w:p>
         </w:tc>
         <w:tc>
           <w:tcPr>
-            <w:tcW w:w="5860" w:type="dxa"/>
+            <w:tcW w:w="5560" w:type="dxa"/>
             <w:tcBorders>
               <w:top w:val="single" w:sz="4" w:space="0" w:color="BFBFBF"/>
               <w:left w:val="single" w:sz="4" w:space="0" w:color="BFBFBF"/>
@@ -4459,7 +4489,7 @@
                   <w:sz w:val="19"/>
                   <w:szCs w:val="19"/>
                 </w:rPr>
-                <w:t xml:space="preserve">カフェ・デザート等の一品特化業態を、本店とは切り離した別ブランドで段階的に検証いたします。</w:t>
+                <w:t xml:space="preserve">カフェ・デザート等の一品特化業態を、本店とは切り離して段階的に検証いたします。</w:t>
               </w:r>
             </w:ins>
           </w:p>
@@ -4505,7 +4535,7 @@
         </w:tc>
         <w:tc>
           <w:tcPr>
-            <w:tcW w:w="2400" w:type="dxa"/>
+            <w:tcW w:w="2700" w:type="dxa"/>
             <w:tcBorders>
               <w:top w:val="single" w:sz="4" w:space="0" w:color="BFBFBF"/>
               <w:left w:val="single" w:sz="4" w:space="0" w:color="BFBFBF"/>
@@ -4529,14 +4559,14 @@
                   <w:sz w:val="19"/>
                   <w:szCs w:val="19"/>
                 </w:rPr>
-                <w:t xml:space="preserve">1年目に準備、2年目以降に稼働</w:t>
+                <w:t xml:space="preserve">体制が整い次第、岸田様と協議のうえ着手</w:t>
               </w:r>
             </w:ins>
           </w:p>
         </w:tc>
         <w:tc>
           <w:tcPr>
-            <w:tcW w:w="5860" w:type="dxa"/>
+            <w:tcW w:w="5560" w:type="dxa"/>
             <w:tcBorders>
               <w:top w:val="single" w:sz="4" w:space="0" w:color="BFBFBF"/>
               <w:left w:val="single" w:sz="4" w:space="0" w:color="BFBFBF"/>
@@ -4606,7 +4636,7 @@
         </w:tc>
         <w:tc>
           <w:tcPr>
-            <w:tcW w:w="2400" w:type="dxa"/>
+            <w:tcW w:w="2700" w:type="dxa"/>
             <w:tcBorders>
               <w:top w:val="single" w:sz="4" w:space="0" w:color="BFBFBF"/>
               <w:left w:val="single" w:sz="4" w:space="0" w:color="BFBFBF"/>
@@ -4630,14 +4660,14 @@
                   <w:sz w:val="19"/>
                   <w:szCs w:val="19"/>
                 </w:rPr>
-                <w:t xml:space="preserve">製造拠点の稼働後</w:t>
+                <w:t xml:space="preserve">物販の製造体制の整備後</w:t>
               </w:r>
             </w:ins>
           </w:p>
         </w:tc>
         <w:tc>
           <w:tcPr>
-            <w:tcW w:w="5860" w:type="dxa"/>
+            <w:tcW w:w="5560" w:type="dxa"/>
             <w:tcBorders>
               <w:top w:val="single" w:sz="4" w:space="0" w:color="BFBFBF"/>
               <w:left w:val="single" w:sz="4" w:space="0" w:color="BFBFBF"/>
@@ -4661,7 +4691,7 @@
                   <w:sz w:val="19"/>
                   <w:szCs w:val="19"/>
                 </w:rPr>
-                <w:t xml:space="preserve">既存の抽選販売を基礎に、当社のEC運営基盤を用いて販売量を段階的に拡大いたします。</w:t>
+                <w:t xml:space="preserve">既存の抽選販売を基礎に、当社のEC運営基盤を用いて段階的に拡大いたします。</w:t>
               </w:r>
             </w:ins>
           </w:p>
@@ -4707,7 +4737,7 @@
         </w:tc>
         <w:tc>
           <w:tcPr>
-            <w:tcW w:w="2400" w:type="dxa"/>
+            <w:tcW w:w="2700" w:type="dxa"/>
             <w:tcBorders>
               <w:top w:val="single" w:sz="4" w:space="0" w:color="BFBFBF"/>
               <w:left w:val="single" w:sz="4" w:space="0" w:color="BFBFBF"/>
@@ -4731,14 +4761,14 @@
                   <w:sz w:val="19"/>
                   <w:szCs w:val="19"/>
                 </w:rPr>
-                <w:t xml:space="preserve">国内体制と規制対応の完了後</w:t>
+                <w:t xml:space="preserve">国内体制と規制対応の整備後</w:t>
               </w:r>
             </w:ins>
           </w:p>
         </w:tc>
         <w:tc>
           <w:tcPr>
-            <w:tcW w:w="5860" w:type="dxa"/>
+            <w:tcW w:w="5560" w:type="dxa"/>
             <w:tcBorders>
               <w:top w:val="single" w:sz="4" w:space="0" w:color="BFBFBF"/>
               <w:left w:val="single" w:sz="4" w:space="0" w:color="BFBFBF"/>
@@ -4783,7 +4813,7 @@
           <w:rPr>
             <w:rFonts w:ascii="BIZ UDPゴシック" w:hAnsi="BIZ UDPゴシック" w:eastAsia="BIZ UDPゴシック"/>
           </w:rPr>
-          <w:t xml:space="preserve">ただし、最優先事項はあくまで三つ星の維持と後継料理長候補の確保です。いずれの施策も、一つの段階の成果を確認してから次に進みます。</w:t>
+          <w:t xml:space="preserve">ただし、最優先事項はあくまで三つ星の維持と後継料理長候補の確保です。各施策の具体的な時期と内容は、状況を見ながら岸田様と協議のうえ決定いたします。</w:t>
         </w:r>
       </w:ins>
     </w:p>
@@ -5082,11 +5112,55 @@
           <w:rFonts w:ascii="BIZ UDPゴシック" w:hAnsi="BIZ UDPゴシック" w:eastAsia="BIZ UDPゴシック"/>
         </w:rPr>
       </w:pPr>
-      <w:r>
-        <w:rPr>
-          <w:rFonts w:ascii="BIZ UDPゴシック" w:hAnsi="BIZ UDPゴシック" w:eastAsia="BIZ UDPゴシック"/>
-        </w:rPr>
-        <w:t>対象会社は当社グループにおいて保有し、第三者への再売却（いわゆる転売）は想定しておりません。対象会社からの配当は、本件取得に係る借入の返済に必要な範囲に限定いたします。対象会社には、運転資金および仕入先各位との信用維持に必要な水準の現預金を留保し、万一不足が生じる場合には当社が補填いたします。仕入先各位との与信関係に影響を与えることのないよう配慮いたします。</w:t>
+      <w:commentRangeStart w:id="6"/>
+      <w:r>
+        <w:rPr>
+          <w:rFonts w:ascii="BIZ UDPゴシック" w:hAnsi="BIZ UDPゴシック" w:eastAsia="BIZ UDPゴシック"/>
+        </w:rPr>
+        <w:t xml:space="preserve">対象会社は当社グループにおいて保有し、第三者への再売却（いわゆる転売）は想定しておりません。</w:t>
+      </w:r>
+      <w:del w:id="20222" w:author="Claude" w:date="2026-09-28T12:00:00Z">
+        <w:r>
+          <w:rPr>
+            <w:rFonts w:ascii="BIZ UDPゴシック" w:hAnsi="BIZ UDPゴシック" w:eastAsia="BIZ UDPゴシック"/>
+          </w:rPr>
+          <w:delText xml:space="preserve">対象会社からの配当は、本件取得に係る借入の返済に必要な範囲に限定いたします。</w:delText>
+        </w:r>
+      </w:del>
+      <w:r>
+        <w:rPr>
+          <w:rFonts w:ascii="BIZ UDPゴシック" w:hAnsi="BIZ UDPゴシック" w:eastAsia="BIZ UDPゴシック"/>
+        </w:rPr>
+        <w:t xml:space="preserve">対象会社には、運転資金および仕入先各位との信用維持に必要な水準の現預金を留保し、</w:t>
+      </w:r>
+      <w:del w:id="20223" w:author="Claude" w:date="2026-09-28T12:00:00Z">
+        <w:r>
+          <w:rPr>
+            <w:rFonts w:ascii="BIZ UDPゴシック" w:hAnsi="BIZ UDPゴシック" w:eastAsia="BIZ UDPゴシック"/>
+          </w:rPr>
+          <w:delText xml:space="preserve">万一不足が生じる場合には当社が補填いたします。</w:delText>
+        </w:r>
+      </w:del>
+      <w:ins w:id="20224" w:author="Claude" w:date="2026-09-28T12:00:00Z">
+        <w:r>
+          <w:rPr>
+            <w:rFonts w:ascii="BIZ UDPゴシック" w:hAnsi="BIZ UDPゴシック" w:eastAsia="BIZ UDPゴシック"/>
+          </w:rPr>
+          <w:t xml:space="preserve">万一不足が生じる場合には当社グループとして必要な支援を行います。</w:t>
+        </w:r>
+      </w:ins>
+      <w:r>
+        <w:rPr>
+          <w:rFonts w:ascii="BIZ UDPゴシック" w:hAnsi="BIZ UDPゴシック" w:eastAsia="BIZ UDPゴシック"/>
+        </w:rPr>
+        <w:t xml:space="preserve">仕入先各位との与信関係に影響を与えることのないよう配慮いたします。</w:t>
+      </w:r>
+      <w:commentRangeEnd w:id="6"/>
+      <w:r>
+        <w:rPr>
+          <w:rStyle w:val="CommentReference"/>
+        </w:rPr>
+        <w:commentReference w:id="6"/>
       </w:r>
     </w:p>
     <w:p>
@@ -5287,7 +5361,7 @@
                   <w:sz w:val="19"/>
                   <w:szCs w:val="19"/>
                 </w:rPr>
-                <w:t xml:space="preserve">譲受後〜3年</w:t>
+                <w:t xml:space="preserve">岸田様のご在任中</w:t>
               </w:r>
             </w:ins>
           </w:p>
@@ -5610,7 +5684,7 @@
           <w:rPr>
             <w:rFonts w:eastAsia="BIZ UDPゴシック" w:ascii="BIZ UDPゴシック" w:hAnsi="BIZ UDPゴシック"/>
           </w:rPr>
-          <w:t xml:space="preserve">② 当社は、年次の予算と月次の損益（売上、原価率、人件費、設備投資）を共有いただき、岸田様にご出席いただく経営会議（月次損益の確認を含め月1回）で確認いたします。数値目標を理由に現場の運営を変更することはいたしません。</w:t>
+          <w:t xml:space="preserve">② 当社は、年次の予算と月次の損益を共有いただき、岸田様にご出席いただく定期的な経営会議で確認いたします。数値目標を理由に現場の運営を変更することはいたしません。</w:t>
         </w:r>
       </w:ins>
     </w:p>
@@ -5624,22 +5698,14 @@
           <w:rFonts w:ascii="BIZ UDPゴシック" w:hAnsi="BIZ UDPゴシック" w:eastAsia="BIZ UDPゴシック"/>
         </w:rPr>
       </w:pPr>
-      <w:commentRangeStart w:id="5"/>
       <w:ins w:id="20135" w:author="Claude" w:date="2026-09-28T12:00:00Z">
         <w:r>
           <w:rPr>
             <w:rFonts w:eastAsia="BIZ UDPゴシック" w:ascii="BIZ UDPゴシック" w:hAnsi="BIZ UDPゴシック"/>
           </w:rPr>
-          <w:t xml:space="preserve">③ 譲受当初は、新しい体制に慣れていただく期間として、経営会議を含め月2回程度の会議にご出席をお願いしたいと考えております。1年後を目途に、月1回の経営会議のみとするなど、状況を拝見し岸田様のご意見を伺いながら段階的に減らしてまいります。なお、トラブル等の重要な事案が生じた場合には、別途会議を設定させていただくことがございます。</w:t>
+          <w:t xml:space="preserve">③ 譲受当初は、新しい体制に慣れていただく期間として、会議へのご出席をやや多めにお願いしたいと考えております。その後は、状況を拝見し岸田様のご意見を伺いながら、段階的に頻度を減らしてまいります。具体的な頻度は協議のうえ決定いたします。なお、重要な事案が生じた場合には、別途会議を設定させていただくことがございます。</w:t>
         </w:r>
       </w:ins>
-      <w:commentRangeEnd w:id="5"/>
-      <w:r>
-        <w:rPr>
-          <w:rStyle w:val="CommentReference"/>
-        </w:rPr>
-        <w:commentReference w:id="5"/>
-      </w:r>
     </w:p>
     <w:p>
       <w:pPr>
@@ -5656,7 +5722,7 @@
           <w:rPr>
             <w:rFonts w:eastAsia="BIZ UDPゴシック" w:ascii="BIZ UDPゴシック" w:hAnsi="BIZ UDPゴシック"/>
           </w:rPr>
-          <w:t xml:space="preserve">④ 譲受後の全従業員の皆様との個別面談、および進捗確認のための週次の会議は、当社が現場の皆様と行います。</w:t>
+          <w:t xml:space="preserve">④ 全従業員の皆様との個別面談、および進捗確認のための定例の会議は、当社が現場の皆様と行います。</w:t>
         </w:r>
       </w:ins>
     </w:p>
@@ -5675,7 +5741,7 @@
           <w:rPr>
             <w:rFonts w:eastAsia="BIZ UDPゴシック" w:ascii="BIZ UDPゴシック" w:hAnsi="BIZ UDPゴシック"/>
           </w:rPr>
-          <w:t xml:space="preserve">⑤ 年次予算、1件あたり1,000万円を超える設備投資、店舗の移転、幹部人事、借入および関連当事者取引は重要事項とし、岸田様と事前に協議のうえ取締役会で決定いたします。本書3項(2)に記載のお約束は、この意思決定においても適用されます。</w:t>
+          <w:t xml:space="preserve">⑤ 年次予算、一定額以上の設備投資、店舗の移転、幹部人事、借入および関連当事者取引等は重要事項とし、岸田様と事前に協議のうえ取締役会で決定いたします。本書3項(2)に記載のお約束は、この意思決定においても適用されます。</w:t>
         </w:r>
       </w:ins>
     </w:p>
@@ -6539,6 +6605,24 @@
     <w:p>
       <w:pPr>
         <w:pStyle w:val="Normal"/>
+        <w:spacing w:lineRule="auto" w:line="300" w:before="0" w:after="120"/>
+        <w:rPr>
+          <w:ins w:id="20191" w:author="Claude" w:date="2026-09-28T12:00:00Z"/>
+          <w:rFonts w:ascii="BIZ UDPゴシック" w:hAnsi="BIZ UDPゴシック" w:eastAsia="BIZ UDPゴシック"/>
+        </w:rPr>
+      </w:pPr>
+      <w:ins w:id="20192" w:author="Claude" w:date="2026-09-28T12:00:00Z">
+        <w:r>
+          <w:rPr>
+            <w:rFonts w:ascii="BIZ UDPゴシック" w:hAnsi="BIZ UDPゴシック" w:eastAsia="BIZ UDPゴシック"/>
+          </w:rPr>
+          <w:t xml:space="preserve">上記は現時点の想定です。役職、報酬、勤務形態、および3年経過後の監修の内容・期間は、岸田様のご意向を最優先に協議のうえ定めさせていただきます。</w:t>
+        </w:r>
+      </w:ins>
+    </w:p>
+    <w:p>
+      <w:pPr>
+        <w:pStyle w:val="Normal"/>
         <w:spacing w:lineRule="auto" w:line="300" w:before="200" w:after="100"/>
         <w:rPr>
           <w:rFonts w:ascii="BIZ UDPゴシック" w:hAnsi="BIZ UDPゴシック" w:eastAsia="BIZ UDPゴシック"/>
@@ -6750,6 +6834,14 @@
         </w:rPr>
         <w:t>名の派遣を想定しております。厨房およびサービスの現場運営に当社から人員を派遣することは想定しておりません。</w:t>
       </w:r>
+      <w:ins w:id="20225" w:author="Claude" w:date="2026-09-28T12:00:00Z">
+        <w:r>
+          <w:rPr>
+            <w:rFonts w:ascii="BIZ UDPゴシック" w:hAnsi="BIZ UDPゴシック" w:eastAsia="BIZ UDPゴシック"/>
+          </w:rPr>
+          <w:t xml:space="preserve">具体的な体制は、岸田様と協議のうえ決定いたします。</w:t>
+        </w:r>
+      </w:ins>
     </w:p>
     <w:p>
       <w:pPr>
@@ -6845,19 +6937,45 @@
         <w:rPr>
           <w:rFonts w:ascii="BIZ UDPゴシック" w:hAnsi="BIZ UDPゴシック" w:eastAsia="BIZ UDPゴシック"/>
         </w:rPr>
-        <w:t>・当社グループのレストラン社内割（</w:t>
-      </w:r>
-      <w:r>
-        <w:rPr>
-          <w:rFonts w:eastAsia="BIZ UDPゴシック" w:ascii="BIZ UDPゴシック" w:hAnsi="BIZ UDPゴシック"/>
-        </w:rPr>
-        <w:t>50%</w:t>
-      </w:r>
-      <w:r>
-        <w:rPr>
-          <w:rFonts w:ascii="BIZ UDPゴシック" w:hAnsi="BIZ UDPゴシック" w:eastAsia="BIZ UDPゴシック"/>
-        </w:rPr>
-        <w:t>）及びワインイベントの機会提供</w:t>
+        <w:t xml:space="preserve">・当社グループのレストラン</w:t>
+      </w:r>
+      <w:del w:id="20218" w:author="Claude" w:date="2026-09-28T12:00:00Z">
+        <w:r>
+          <w:rPr>
+            <w:rFonts w:ascii="BIZ UDPゴシック" w:hAnsi="BIZ UDPゴシック" w:eastAsia="BIZ UDPゴシック"/>
+          </w:rPr>
+          <w:delText xml:space="preserve">社内割（</w:delText>
+        </w:r>
+      </w:del>
+      <w:del w:id="20219" w:author="Claude" w:date="2026-09-28T12:00:00Z">
+        <w:r>
+          <w:rPr>
+            <w:rFonts w:eastAsia="BIZ UDPゴシック" w:ascii="BIZ UDPゴシック" w:hAnsi="BIZ UDPゴシック"/>
+          </w:rPr>
+          <w:delText xml:space="preserve">50%</w:delText>
+        </w:r>
+      </w:del>
+      <w:del w:id="20220" w:author="Claude" w:date="2026-09-28T12:00:00Z">
+        <w:r>
+          <w:rPr>
+            <w:rFonts w:ascii="BIZ UDPゴシック" w:hAnsi="BIZ UDPゴシック" w:eastAsia="BIZ UDPゴシック"/>
+          </w:rPr>
+          <w:delText xml:space="preserve">）</w:delText>
+        </w:r>
+      </w:del>
+      <w:ins w:id="20221" w:author="Claude" w:date="2026-09-28T12:00:00Z">
+        <w:r>
+          <w:rPr>
+            <w:rFonts w:ascii="BIZ UDPゴシック" w:hAnsi="BIZ UDPゴシック" w:eastAsia="BIZ UDPゴシック"/>
+          </w:rPr>
+          <w:t xml:space="preserve">社員割引</w:t>
+        </w:r>
+      </w:ins>
+      <w:r>
+        <w:rPr>
+          <w:rFonts w:ascii="BIZ UDPゴシック" w:hAnsi="BIZ UDPゴシック" w:eastAsia="BIZ UDPゴシック"/>
+        </w:rPr>
+        <w:t xml:space="preserve">及びワインイベントの機会提供</w:t>
       </w:r>
     </w:p>
     <w:p>
@@ -8631,12 +8749,12 @@
         <w:pStyle w:val="Normal"/>
         <w:spacing w:lineRule="auto" w:line="300" w:before="200" w:after="100"/>
         <w:rPr>
-          <w:ins w:id="20191" w:author="Claude" w:date="2026-09-28T12:00:00Z"/>
-          <w:rFonts w:ascii="BIZ UDPゴシック" w:hAnsi="BIZ UDPゴシック" w:eastAsia="BIZ UDPゴシック"/>
-        </w:rPr>
-      </w:pPr>
-      <w:commentRangeStart w:id="7"/>
-      <w:ins w:id="20192" w:author="Claude" w:date="2026-09-28T12:00:00Z">
+          <w:ins w:id="20193" w:author="Claude" w:date="2026-09-28T12:00:00Z"/>
+          <w:rFonts w:ascii="BIZ UDPゴシック" w:hAnsi="BIZ UDPゴシック" w:eastAsia="BIZ UDPゴシック"/>
+        </w:rPr>
+      </w:pPr>
+      <w:commentRangeStart w:id="8"/>
+      <w:ins w:id="20194" w:author="Claude" w:date="2026-09-28T12:00:00Z">
         <w:r>
           <w:rPr>
             <w:rFonts w:eastAsia="BIZ UDPゴシック" w:ascii="BIZ UDPゴシック" w:hAnsi="BIZ UDPゴシック"/>
@@ -8646,12 +8764,12 @@
           <w:t xml:space="preserve">(3) その他の主要な経済条件</w:t>
         </w:r>
       </w:ins>
-      <w:commentRangeEnd w:id="7"/>
+      <w:commentRangeEnd w:id="8"/>
       <w:r>
         <w:rPr>
           <w:rStyle w:val="CommentReference"/>
         </w:rPr>
-        <w:commentReference w:id="7"/>
+        <w:commentReference w:id="8"/>
       </w:r>
     </w:p>
     <w:p>
@@ -8660,11 +8778,11 @@
         <w:spacing w:lineRule="auto" w:line="300" w:before="0" w:after="80"/>
         <w:ind w:hanging="280" w:left="440"/>
         <w:rPr>
-          <w:ins w:id="20193" w:author="Claude" w:date="2026-09-28T12:00:00Z"/>
-          <w:rFonts w:ascii="BIZ UDPゴシック" w:hAnsi="BIZ UDPゴシック" w:eastAsia="BIZ UDPゴシック"/>
-        </w:rPr>
-      </w:pPr>
-      <w:ins w:id="20194" w:author="Claude" w:date="2026-09-28T12:00:00Z">
+          <w:ins w:id="20195" w:author="Claude" w:date="2026-09-28T12:00:00Z"/>
+          <w:rFonts w:ascii="BIZ UDPゴシック" w:hAnsi="BIZ UDPゴシック" w:eastAsia="BIZ UDPゴシック"/>
+        </w:rPr>
+      </w:pPr>
+      <w:ins w:id="20196" w:author="Claude" w:date="2026-09-28T12:00:00Z">
         <w:r>
           <w:rPr>
             <w:rFonts w:eastAsia="BIZ UDPゴシック" w:ascii="BIZ UDPゴシック" w:hAnsi="BIZ UDPゴシック"/>
@@ -8679,11 +8797,11 @@
         <w:spacing w:lineRule="auto" w:line="300" w:before="0" w:after="80"/>
         <w:ind w:hanging="280" w:left="440"/>
         <w:rPr>
-          <w:ins w:id="20195" w:author="Claude" w:date="2026-09-28T12:00:00Z"/>
-          <w:rFonts w:ascii="BIZ UDPゴシック" w:hAnsi="BIZ UDPゴシック" w:eastAsia="BIZ UDPゴシック"/>
-        </w:rPr>
-      </w:pPr>
-      <w:ins w:id="20196" w:author="Claude" w:date="2026-09-28T12:00:00Z">
+          <w:ins w:id="20197" w:author="Claude" w:date="2026-09-28T12:00:00Z"/>
+          <w:rFonts w:ascii="BIZ UDPゴシック" w:hAnsi="BIZ UDPゴシック" w:eastAsia="BIZ UDPゴシック"/>
+        </w:rPr>
+      </w:pPr>
+      <w:ins w:id="20198" w:author="Claude" w:date="2026-09-28T12:00:00Z">
         <w:r>
           <w:rPr>
             <w:rFonts w:eastAsia="BIZ UDPゴシック" w:ascii="BIZ UDPゴシック" w:hAnsi="BIZ UDPゴシック"/>
@@ -8698,11 +8816,11 @@
         <w:spacing w:lineRule="auto" w:line="300" w:before="0" w:after="80"/>
         <w:ind w:hanging="280" w:left="440"/>
         <w:rPr>
-          <w:ins w:id="20197" w:author="Claude" w:date="2026-09-28T12:00:00Z"/>
-          <w:rFonts w:ascii="BIZ UDPゴシック" w:hAnsi="BIZ UDPゴシック" w:eastAsia="BIZ UDPゴシック"/>
-        </w:rPr>
-      </w:pPr>
-      <w:ins w:id="20198" w:author="Claude" w:date="2026-09-28T12:00:00Z">
+          <w:ins w:id="20199" w:author="Claude" w:date="2026-09-28T12:00:00Z"/>
+          <w:rFonts w:ascii="BIZ UDPゴシック" w:hAnsi="BIZ UDPゴシック" w:eastAsia="BIZ UDPゴシック"/>
+        </w:rPr>
+      </w:pPr>
+      <w:ins w:id="20200" w:author="Claude" w:date="2026-09-28T12:00:00Z">
         <w:r>
           <w:rPr>
             <w:rFonts w:eastAsia="BIZ UDPゴシック" w:ascii="BIZ UDPゴシック" w:hAnsi="BIZ UDPゴシック"/>
@@ -8717,11 +8835,11 @@
         <w:spacing w:lineRule="auto" w:line="300" w:before="0" w:after="80"/>
         <w:ind w:hanging="280" w:left="440"/>
         <w:rPr>
-          <w:ins w:id="20199" w:author="Claude" w:date="2026-09-28T12:00:00Z"/>
-          <w:rFonts w:ascii="BIZ UDPゴシック" w:hAnsi="BIZ UDPゴシック" w:eastAsia="BIZ UDPゴシック"/>
-        </w:rPr>
-      </w:pPr>
-      <w:ins w:id="20200" w:author="Claude" w:date="2026-09-28T12:00:00Z">
+          <w:ins w:id="20201" w:author="Claude" w:date="2026-09-28T12:00:00Z"/>
+          <w:rFonts w:ascii="BIZ UDPゴシック" w:hAnsi="BIZ UDPゴシック" w:eastAsia="BIZ UDPゴシック"/>
+        </w:rPr>
+      </w:pPr>
+      <w:ins w:id="20202" w:author="Claude" w:date="2026-09-28T12:00:00Z">
         <w:r>
           <w:rPr>
             <w:rFonts w:eastAsia="BIZ UDPゴシック" w:ascii="BIZ UDPゴシック" w:hAnsi="BIZ UDPゴシック"/>
@@ -8736,16 +8854,16 @@
         <w:spacing w:lineRule="auto" w:line="300" w:before="0" w:after="80"/>
         <w:ind w:hanging="280" w:left="440"/>
         <w:rPr>
-          <w:ins w:id="20201" w:author="Claude" w:date="2026-09-28T12:00:00Z"/>
-          <w:rFonts w:ascii="BIZ UDPゴシック" w:hAnsi="BIZ UDPゴシック" w:eastAsia="BIZ UDPゴシック"/>
-        </w:rPr>
-      </w:pPr>
-      <w:ins w:id="20202" w:author="Claude" w:date="2026-09-28T12:00:00Z">
+          <w:ins w:id="20203" w:author="Claude" w:date="2026-09-28T12:00:00Z"/>
+          <w:rFonts w:ascii="BIZ UDPゴシック" w:hAnsi="BIZ UDPゴシック" w:eastAsia="BIZ UDPゴシック"/>
+        </w:rPr>
+      </w:pPr>
+      <w:ins w:id="20204" w:author="Claude" w:date="2026-09-28T12:00:00Z">
         <w:r>
           <w:rPr>
             <w:rFonts w:eastAsia="BIZ UDPゴシック" w:ascii="BIZ UDPゴシック" w:hAnsi="BIZ UDPゴシック"/>
           </w:rPr>
-          <w:t xml:space="preserve">⑤ 従業員の皆様の雇用および給与水準は維持いたします（4項(2)）。</w:t>
+          <w:t xml:space="preserve">⑤ 譲受を理由として、従業員の皆様の雇用および給与水準を引き下げることはいたしません（4項(2)）。</w:t>
         </w:r>
       </w:ins>
     </w:p>
@@ -8755,11 +8873,11 @@
         <w:spacing w:lineRule="auto" w:line="300" w:before="0" w:after="80"/>
         <w:ind w:hanging="280" w:left="440"/>
         <w:rPr>
-          <w:ins w:id="20203" w:author="Claude" w:date="2026-09-28T12:00:00Z"/>
-          <w:rFonts w:ascii="BIZ UDPゴシック" w:hAnsi="BIZ UDPゴシック" w:eastAsia="BIZ UDPゴシック"/>
-        </w:rPr>
-      </w:pPr>
-      <w:ins w:id="20204" w:author="Claude" w:date="2026-09-28T12:00:00Z">
+          <w:ins w:id="20205" w:author="Claude" w:date="2026-09-28T12:00:00Z"/>
+          <w:rFonts w:ascii="BIZ UDPゴシック" w:hAnsi="BIZ UDPゴシック" w:eastAsia="BIZ UDPゴシック"/>
+        </w:rPr>
+      </w:pPr>
+      <w:ins w:id="20206" w:author="Claude" w:date="2026-09-28T12:00:00Z">
         <w:r>
           <w:rPr>
             <w:rFonts w:eastAsia="BIZ UDPゴシック" w:ascii="BIZ UDPゴシック" w:hAnsi="BIZ UDPゴシック"/>
@@ -10904,7 +11022,7 @@
       <w:tr>
         <w:trPr>
           <w:cantSplit w:val="true"/>
-          <w:ins w:id="20205" w:author="Claude" w:date="2026-09-28T12:00:00Z"/>
+          <w:ins w:id="20207" w:author="Claude" w:date="2026-09-28T12:00:00Z"/>
         </w:trPr>
         <w:tc>
           <w:tcPr>
@@ -10921,11 +11039,11 @@
               <w:pStyle w:val="Normal"/>
               <w:spacing w:lineRule="auto" w:line="278"/>
               <w:rPr>
-                <w:ins w:id="20206" w:author="Claude" w:date="2026-09-28T12:00:00Z"/>
-                <w:rFonts w:ascii="BIZ UDPゴシック" w:hAnsi="BIZ UDPゴシック" w:eastAsia="BIZ UDPゴシック"/>
-              </w:rPr>
-            </w:pPr>
-            <w:ins w:id="20207" w:author="Claude" w:date="2026-09-28T12:00:00Z">
+                <w:ins w:id="20208" w:author="Claude" w:date="2026-09-28T12:00:00Z"/>
+                <w:rFonts w:ascii="BIZ UDPゴシック" w:hAnsi="BIZ UDPゴシック" w:eastAsia="BIZ UDPゴシック"/>
+              </w:rPr>
+            </w:pPr>
+            <w:ins w:id="20209" w:author="Claude" w:date="2026-09-28T12:00:00Z">
               <w:r>
                 <w:rPr>
                   <w:rFonts w:ascii="BIZ UDPゴシック" w:hAnsi="BIZ UDPゴシック" w:eastAsia="BIZ UDPゴシック"/>
@@ -10954,11 +11072,11 @@
               <w:pStyle w:val="Normal"/>
               <w:spacing w:lineRule="auto" w:line="278"/>
               <w:rPr>
-                <w:ins w:id="20208" w:author="Claude" w:date="2026-09-28T12:00:00Z"/>
-                <w:rFonts w:ascii="BIZ UDPゴシック" w:hAnsi="BIZ UDPゴシック" w:eastAsia="BIZ UDPゴシック"/>
-              </w:rPr>
-            </w:pPr>
-            <w:ins w:id="20209" w:author="Claude" w:date="2026-09-28T12:00:00Z">
+                <w:ins w:id="20210" w:author="Claude" w:date="2026-09-28T12:00:00Z"/>
+                <w:rFonts w:ascii="BIZ UDPゴシック" w:hAnsi="BIZ UDPゴシック" w:eastAsia="BIZ UDPゴシック"/>
+              </w:rPr>
+            </w:pPr>
+            <w:ins w:id="20211" w:author="Claude" w:date="2026-09-28T12:00:00Z">
               <w:r>
                 <w:rPr>
                   <w:rFonts w:ascii="BIZ UDPゴシック" w:hAnsi="BIZ UDPゴシック" w:eastAsia="BIZ UDPゴシック"/>
@@ -10985,12 +11103,12 @@
               <w:pStyle w:val="Normal"/>
               <w:spacing w:lineRule="auto" w:line="278"/>
               <w:rPr>
-                <w:ins w:id="20210" w:author="Claude" w:date="2026-09-28T12:00:00Z"/>
-                <w:rFonts w:ascii="BIZ UDPゴシック" w:hAnsi="BIZ UDPゴシック" w:eastAsia="BIZ UDPゴシック"/>
-              </w:rPr>
-            </w:pPr>
-            <w:commentRangeStart w:id="6"/>
-            <w:ins w:id="20211" w:author="Claude" w:date="2026-09-28T12:00:00Z">
+                <w:ins w:id="20212" w:author="Claude" w:date="2026-09-28T12:00:00Z"/>
+                <w:rFonts w:ascii="BIZ UDPゴシック" w:hAnsi="BIZ UDPゴシック" w:eastAsia="BIZ UDPゴシック"/>
+              </w:rPr>
+            </w:pPr>
+            <w:commentRangeStart w:id="7"/>
+            <w:ins w:id="20213" w:author="Claude" w:date="2026-09-28T12:00:00Z">
               <w:r>
                 <w:rPr>
                   <w:rFonts w:ascii="BIZ UDPゴシック" w:hAnsi="BIZ UDPゴシック" w:eastAsia="BIZ UDPゴシック"/>
@@ -11000,12 +11118,12 @@
                 <w:t xml:space="preserve">本書をご評価いただけた場合、DDの開始に先立ち、独占交渉権を含む基本合意書の締結を希望いたします。</w:t>
               </w:r>
             </w:ins>
-            <w:commentRangeEnd w:id="6"/>
+            <w:commentRangeEnd w:id="7"/>
             <w:r>
               <w:rPr>
                 <w:rStyle w:val="CommentReference"/>
               </w:rPr>
-              <w:commentReference w:id="6"/>
+              <w:commentReference w:id="7"/>
             </w:r>
           </w:p>
         </w:tc>
@@ -12312,6 +12430,146 @@
     <w:p>
       <w:pPr>
         <w:pStyle w:val="Normal"/>
+        <w:spacing w:lineRule="auto" w:line="300" w:before="0" w:after="120"/>
+        <w:rPr>
+          <w:ins w:id="20238" w:author="Claude" w:date="2026-09-28T12:00:00Z"/>
+          <w:rFonts w:ascii="BIZ UDPゴシック" w:hAnsi="BIZ UDPゴシック" w:eastAsia="BIZ UDPゴシック"/>
+        </w:rPr>
+      </w:pPr>
+      <w:commentRangeStart w:id="4"/>
+      <w:ins w:id="20239" w:author="Claude" w:date="2026-09-28T12:00:00Z">
+        <w:r>
+          <w:rPr>
+            <w:rFonts w:ascii="BIZ UDPゴシック" w:hAnsi="BIZ UDPゴシック" w:eastAsia="BIZ UDPゴシック"/>
+          </w:rPr>
+          <w:t xml:space="preserve">最終契約までの間に、岸田様と協議のうえ定めさせていただきたい主な事項は、次のとおりです。</w:t>
+        </w:r>
+      </w:ins>
+      <w:commentRangeEnd w:id="4"/>
+      <w:r>
+        <w:rPr>
+          <w:rStyle w:val="CommentReference"/>
+        </w:rPr>
+        <w:commentReference w:id="4"/>
+      </w:r>
+    </w:p>
+    <w:p>
+      <w:pPr>
+        <w:pStyle w:val="Normal"/>
+        <w:spacing w:lineRule="auto" w:line="300" w:before="0" w:after="80"/>
+        <w:ind w:hanging="280" w:left="440"/>
+        <w:rPr>
+          <w:ins w:id="20240" w:author="Claude" w:date="2026-09-28T12:00:00Z"/>
+          <w:rFonts w:ascii="BIZ UDPゴシック" w:hAnsi="BIZ UDPゴシック" w:eastAsia="BIZ UDPゴシック"/>
+        </w:rPr>
+      </w:pPr>
+      <w:ins w:id="20241" w:author="Claude" w:date="2026-09-28T12:00:00Z">
+        <w:r>
+          <w:rPr>
+            <w:rFonts w:eastAsia="BIZ UDPゴシック" w:ascii="BIZ UDPゴシック" w:hAnsi="BIZ UDPゴシック"/>
+          </w:rPr>
+          <w:t xml:space="preserve">① 岸田様の役職、報酬および勤務形態</w:t>
+        </w:r>
+      </w:ins>
+    </w:p>
+    <w:p>
+      <w:pPr>
+        <w:pStyle w:val="Normal"/>
+        <w:spacing w:lineRule="auto" w:line="300" w:before="0" w:after="80"/>
+        <w:ind w:hanging="280" w:left="440"/>
+        <w:rPr>
+          <w:ins w:id="20242" w:author="Claude" w:date="2026-09-28T12:00:00Z"/>
+          <w:rFonts w:ascii="BIZ UDPゴシック" w:hAnsi="BIZ UDPゴシック" w:eastAsia="BIZ UDPゴシック"/>
+        </w:rPr>
+      </w:pPr>
+      <w:ins w:id="20243" w:author="Claude" w:date="2026-09-28T12:00:00Z">
+        <w:r>
+          <w:rPr>
+            <w:rFonts w:eastAsia="BIZ UDPゴシック" w:ascii="BIZ UDPゴシック" w:hAnsi="BIZ UDPゴシック"/>
+          </w:rPr>
+          <w:t xml:space="preserve">② 3年経過後の監修の内容、期間および報酬</w:t>
+        </w:r>
+      </w:ins>
+    </w:p>
+    <w:p>
+      <w:pPr>
+        <w:pStyle w:val="Normal"/>
+        <w:spacing w:lineRule="auto" w:line="300" w:before="0" w:after="80"/>
+        <w:ind w:hanging="280" w:left="440"/>
+        <w:rPr>
+          <w:ins w:id="20244" w:author="Claude" w:date="2026-09-28T12:00:00Z"/>
+          <w:rFonts w:ascii="BIZ UDPゴシック" w:hAnsi="BIZ UDPゴシック" w:eastAsia="BIZ UDPゴシック"/>
+        </w:rPr>
+      </w:pPr>
+      <w:ins w:id="20245" w:author="Claude" w:date="2026-09-28T12:00:00Z">
+        <w:r>
+          <w:rPr>
+            <w:rFonts w:eastAsia="BIZ UDPゴシック" w:ascii="BIZ UDPゴシック" w:hAnsi="BIZ UDPゴシック"/>
+          </w:rPr>
+          <w:t xml:space="preserve">③ 後継料理長の選定の進め方</w:t>
+        </w:r>
+      </w:ins>
+    </w:p>
+    <w:p>
+      <w:pPr>
+        <w:pStyle w:val="Normal"/>
+        <w:spacing w:lineRule="auto" w:line="300" w:before="0" w:after="80"/>
+        <w:ind w:hanging="280" w:left="440"/>
+        <w:rPr>
+          <w:ins w:id="20246" w:author="Claude" w:date="2026-09-28T12:00:00Z"/>
+          <w:rFonts w:ascii="BIZ UDPゴシック" w:hAnsi="BIZ UDPゴシック" w:eastAsia="BIZ UDPゴシック"/>
+        </w:rPr>
+      </w:pPr>
+      <w:ins w:id="20247" w:author="Claude" w:date="2026-09-28T12:00:00Z">
+        <w:r>
+          <w:rPr>
+            <w:rFonts w:eastAsia="BIZ UDPゴシック" w:ascii="BIZ UDPゴシック" w:hAnsi="BIZ UDPゴシック"/>
+          </w:rPr>
+          <w:t xml:space="preserve">④ 物販、ブティック店舗、新業態および海外展開の時期と進め方</w:t>
+        </w:r>
+      </w:ins>
+    </w:p>
+    <w:p>
+      <w:pPr>
+        <w:pStyle w:val="Normal"/>
+        <w:spacing w:lineRule="auto" w:line="300" w:before="0" w:after="80"/>
+        <w:ind w:hanging="280" w:left="440"/>
+        <w:rPr>
+          <w:ins w:id="20248" w:author="Claude" w:date="2026-09-28T12:00:00Z"/>
+          <w:rFonts w:ascii="BIZ UDPゴシック" w:hAnsi="BIZ UDPゴシック" w:eastAsia="BIZ UDPゴシック"/>
+        </w:rPr>
+      </w:pPr>
+      <w:ins w:id="20249" w:author="Claude" w:date="2026-09-28T12:00:00Z">
+        <w:r>
+          <w:rPr>
+            <w:rFonts w:eastAsia="BIZ UDPゴシック" w:ascii="BIZ UDPゴシック" w:hAnsi="BIZ UDPゴシック"/>
+          </w:rPr>
+          <w:t xml:space="preserve">⑤ 経営会議その他の会議体の頻度と運営方法</w:t>
+        </w:r>
+      </w:ins>
+    </w:p>
+    <w:p>
+      <w:pPr>
+        <w:pStyle w:val="Normal"/>
+        <w:spacing w:lineRule="auto" w:line="300" w:before="0" w:after="80"/>
+        <w:ind w:hanging="280" w:left="440"/>
+        <w:rPr>
+          <w:ins w:id="20250" w:author="Claude" w:date="2026-09-28T12:00:00Z"/>
+          <w:rFonts w:ascii="BIZ UDPゴシック" w:hAnsi="BIZ UDPゴシック" w:eastAsia="BIZ UDPゴシック"/>
+        </w:rPr>
+      </w:pPr>
+      <w:ins w:id="20251" w:author="Claude" w:date="2026-09-28T12:00:00Z">
+        <w:r>
+          <w:rPr>
+            <w:rFonts w:eastAsia="BIZ UDPゴシック" w:ascii="BIZ UDPゴシック" w:hAnsi="BIZ UDPゴシック"/>
+          </w:rPr>
+          <w:t xml:space="preserve">⑥ 店舗の設備更新および移転・誘致への対応</w:t>
+        </w:r>
+      </w:ins>
+    </w:p>
+    <w:p>
+      <w:pPr>
+        <w:pStyle w:val="Normal"/>
         <w:spacing w:before="0" w:after="140"/>
         <w:rPr>
           <w:rFonts w:ascii="BIZ UDPゴシック" w:hAnsi="BIZ UDPゴシック" w:eastAsia="BIZ UDPゴシック"/>
@@ -12585,8 +12843,24 @@
         <w:rPr>
           <w:rFonts w:ascii="BIZ UDPゴシック" w:hAnsi="BIZ UDPゴシック" w:eastAsia="BIZ UDPゴシック"/>
         </w:rPr>
-        <w:t>に記載のとおり、当社は是正を価額の減額要素とは考えておりません。</w:t>
-      </w:r>
+        <w:t xml:space="preserve">に記載のとおり、</w:t>
+      </w:r>
+      <w:del w:id="20232" w:author="Claude" w:date="2026-09-28T12:00:00Z">
+        <w:r>
+          <w:rPr>
+            <w:rFonts w:ascii="BIZ UDPゴシック" w:hAnsi="BIZ UDPゴシック" w:eastAsia="BIZ UDPゴシック"/>
+          </w:rPr>
+          <w:delText xml:space="preserve">当社は是正を価額の減額要素とは考えておりません。</w:delText>
+        </w:r>
+      </w:del>
+      <w:ins w:id="20233" w:author="Claude" w:date="2026-09-28T12:00:00Z">
+        <w:r>
+          <w:rPr>
+            <w:rFonts w:ascii="BIZ UDPゴシック" w:hAnsi="BIZ UDPゴシック" w:eastAsia="BIZ UDPゴシック"/>
+          </w:rPr>
+          <w:t xml:space="preserve">当社は現時点では是正を価額の減額要素とは考えておりません。</w:t>
+        </w:r>
+      </w:ins>
     </w:p>
     <w:p>
       <w:pPr>
@@ -13133,8 +13407,24 @@
         <w:rPr>
           <w:rFonts w:ascii="BIZ UDPゴシック" w:hAnsi="BIZ UDPゴシック" w:eastAsia="BIZ UDPゴシック"/>
         </w:rPr>
-        <w:t>出勤日数の定時数で記録されております。実労働時間の記録方法と、原資料（タイムカード等）の保存状況をご教示ください。本項は前記⑧と一体の論点であり、当社は是正を価額の減額要素とは考えておりません。</w:t>
-      </w:r>
+        <w:t xml:space="preserve">出勤日数の定時数で記録されております。実労働時間の記録方法と、原資料（タイムカード等）の保存状況をご教示ください。本項は前記⑧と一体の論点であり、</w:t>
+      </w:r>
+      <w:del w:id="20234" w:author="Claude" w:date="2026-09-28T12:00:00Z">
+        <w:r>
+          <w:rPr>
+            <w:rFonts w:ascii="BIZ UDPゴシック" w:hAnsi="BIZ UDPゴシック" w:eastAsia="BIZ UDPゴシック"/>
+          </w:rPr>
+          <w:delText xml:space="preserve">当社は是正を価額の減額要素とは考えておりません。</w:delText>
+        </w:r>
+      </w:del>
+      <w:ins w:id="20235" w:author="Claude" w:date="2026-09-28T12:00:00Z">
+        <w:r>
+          <w:rPr>
+            <w:rFonts w:ascii="BIZ UDPゴシック" w:hAnsi="BIZ UDPゴシック" w:eastAsia="BIZ UDPゴシック"/>
+          </w:rPr>
+          <w:t xml:space="preserve">当社は現時点では是正を価額の減額要素とは考えておりません。</w:t>
+        </w:r>
+      </w:ins>
     </w:p>
     <w:p>
       <w:pPr>
@@ -15428,6 +15718,7 @@
           <w:rFonts w:ascii="BIZ UDPゴシック" w:hAnsi="BIZ UDPゴシック" w:eastAsia="BIZ UDPゴシック"/>
         </w:rPr>
       </w:pPr>
+      <w:commentRangeStart w:id="5"/>
       <w:r>
         <w:rPr>
           <w:rFonts w:ascii="BIZ UDPゴシック" w:hAnsi="BIZ UDPゴシック" w:eastAsia="BIZ UDPゴシック"/>
@@ -15444,7 +15735,36 @@
         <w:rPr>
           <w:rFonts w:ascii="BIZ UDPゴシック" w:hAnsi="BIZ UDPゴシック" w:eastAsia="BIZ UDPゴシック"/>
         </w:rPr>
-        <w:t>において確認のうえ、是正を要する事項が判明した場合には、当社の負担と責任において整備いたします。当該事項をもって譲受価額の減額を求めることは想定しておりません。従業員の皆様の待遇を切り下げる形での是正も行いません。</w:t>
+        <w:t xml:space="preserve">において確認のうえ、是正を要する事項が判明した場合には、当社の負担と責任において整備いたします。</w:t>
+      </w:r>
+      <w:del w:id="20230" w:author="Claude" w:date="2026-09-28T12:00:00Z">
+        <w:r>
+          <w:rPr>
+            <w:rFonts w:ascii="BIZ UDPゴシック" w:hAnsi="BIZ UDPゴシック" w:eastAsia="BIZ UDPゴシック"/>
+          </w:rPr>
+          <w:delText xml:space="preserve">当該事項をもって譲受価額の減額を求めることは想定しておりません。</w:delText>
+        </w:r>
+      </w:del>
+      <w:ins w:id="20231" w:author="Claude" w:date="2026-09-28T12:00:00Z">
+        <w:r>
+          <w:rPr>
+            <w:rFonts w:ascii="BIZ UDPゴシック" w:hAnsi="BIZ UDPゴシック" w:eastAsia="BIZ UDPゴシック"/>
+          </w:rPr>
+          <w:t xml:space="preserve">現時点で把握している範囲においては、当該事項をもって譲受価額の減額を求めることは想定しておりません。</w:t>
+        </w:r>
+      </w:ins>
+      <w:r>
+        <w:rPr>
+          <w:rFonts w:ascii="BIZ UDPゴシック" w:hAnsi="BIZ UDPゴシック" w:eastAsia="BIZ UDPゴシック"/>
+        </w:rPr>
+        <w:t xml:space="preserve">従業員の皆様の待遇を切り下げる形での是正も行いません。</w:t>
+      </w:r>
+      <w:commentRangeEnd w:id="5"/>
+      <w:r>
+        <w:rPr>
+          <w:rStyle w:val="CommentReference"/>
+        </w:rPr>
+        <w:commentReference w:id="5"/>
       </w:r>
     </w:p>
     <w:p>
@@ -15888,6 +16208,24 @@
         </w:rPr>
         <w:t>の結果および当社の社内手続を経て変更される可能性がございます。もっとも、当社は合理的な理由なく本書の内容を一方的に撤回することはいたしません。</w:t>
       </w:r>
+    </w:p>
+    <w:p>
+      <w:pPr>
+        <w:pStyle w:val="Normal"/>
+        <w:spacing w:lineRule="auto" w:line="300" w:before="0" w:after="160"/>
+        <w:rPr>
+          <w:ins w:id="20236" w:author="Claude" w:date="2026-09-28T12:00:00Z"/>
+          <w:rFonts w:ascii="BIZ UDPゴシック" w:hAnsi="BIZ UDPゴシック" w:eastAsia="BIZ UDPゴシック"/>
+        </w:rPr>
+      </w:pPr>
+      <w:ins w:id="20237" w:author="Claude" w:date="2026-09-28T12:00:00Z">
+        <w:r>
+          <w:rPr>
+            <w:rFonts w:ascii="BIZ UDPゴシック" w:hAnsi="BIZ UDPゴシック" w:eastAsia="BIZ UDPゴシック"/>
+          </w:rPr>
+          <w:t xml:space="preserve">また、本書に記載した運営方針、成長施策およびその時期は、現時点での当社の構想をお示ししたものです。具体的な内容は、岸田様と協議のうえ、最終契約およびその後の運営の中で決定させていただきます。</w:t>
+        </w:r>
+      </w:ins>
     </w:p>
     <w:p>
       <w:pPr>
@@ -15942,7 +16280,7 @@
           <w:rFonts w:ascii="BIZ UDPゴシック" w:hAnsi="BIZ UDPゴシック" w:eastAsia="BIZ UDPゴシック"/>
         </w:rPr>
       </w:pPr>
-      <w:del w:id="20212" w:author="Claude" w:date="2026-09-28T12:00:00Z">
+      <w:del w:id="20214" w:author="Claude" w:date="2026-09-28T12:00:00Z">
         <w:r>
           <w:rPr>
             <w:rFonts w:ascii="BIZ UDPゴシック" w:hAnsi="BIZ UDPゴシック" w:eastAsia="BIZ UDPゴシック"/>
@@ -15952,7 +16290,7 @@
           <w:delText xml:space="preserve">別紙　会社案内</w:delText>
         </w:r>
       </w:del>
-      <w:ins w:id="20213" w:author="Claude" w:date="2026-09-28T12:00:00Z">
+      <w:ins w:id="20215" w:author="Claude" w:date="2026-09-28T12:00:00Z">
         <w:r>
           <w:rPr>
             <w:rFonts w:ascii="BIZ UDPゴシック" w:hAnsi="BIZ UDPゴシック" w:eastAsia="BIZ UDPゴシック"/>
@@ -15993,11 +16331,11 @@
         <w:keepNext w:val="true"/>
         <w:spacing w:lineRule="auto" w:line="300" w:before="0" w:after="120"/>
         <w:rPr>
-          <w:ins w:id="20214" w:author="Claude" w:date="2026-09-28T12:00:00Z"/>
-          <w:rFonts w:ascii="BIZ UDPゴシック" w:hAnsi="BIZ UDPゴシック" w:eastAsia="BIZ UDPゴシック"/>
-        </w:rPr>
-      </w:pPr>
-      <w:ins w:id="20215" w:author="Claude" w:date="2026-09-28T12:00:00Z">
+          <w:ins w:id="20216" w:author="Claude" w:date="2026-09-28T12:00:00Z"/>
+          <w:rFonts w:ascii="BIZ UDPゴシック" w:hAnsi="BIZ UDPゴシック" w:eastAsia="BIZ UDPゴシック"/>
+        </w:rPr>
+      </w:pPr>
+      <w:ins w:id="20217" w:author="Claude" w:date="2026-09-28T12:00:00Z">
         <w:r>
           <w:rPr>
             <w:rFonts w:ascii="BIZ UDPゴシック" w:hAnsi="BIZ UDPゴシック" w:eastAsia="BIZ UDPゴシック"/>
@@ -16042,7 +16380,7 @@
 
 <file path=word/comments.xml><?xml version="1.0" encoding="utf-8"?>
 <w:comments xmlns:wpc="http://schemas.microsoft.com/office/word/2010/wordprocessingCanvas" xmlns:cx="http://schemas.microsoft.com/office/drawing/2014/chartex" xmlns:cx1="http://schemas.microsoft.com/office/drawing/2015/9/8/chartex" xmlns:cx2="http://schemas.microsoft.com/office/drawing/2015/10/21/chartex" xmlns:cx3="http://schemas.microsoft.com/office/drawing/2016/5/9/chartex" xmlns:cx4="http://schemas.microsoft.com/office/drawing/2016/5/10/chartex" xmlns:cx5="http://schemas.microsoft.com/office/drawing/2016/5/11/chartex" xmlns:cx6="http://schemas.microsoft.com/office/drawing/2016/5/12/chartex" xmlns:cx7="http://schemas.microsoft.com/office/drawing/2016/5/13/chartex" xmlns:cx8="http://schemas.microsoft.com/office/drawing/2016/5/14/chartex" xmlns:mc="http://schemas.openxmlformats.org/markup-compatibility/2006" xmlns:aink="http://schemas.microsoft.com/office/drawing/2016/ink" xmlns:am3d="http://schemas.microsoft.com/office/drawing/2017/model3d" xmlns:o="urn:schemas-microsoft-com:office:office" xmlns:oel="http://schemas.microsoft.com/office/2019/extlst" xmlns:r="http://schemas.openxmlformats.org/officeDocument/2006/relationships" xmlns:m="http://schemas.openxmlformats.org/officeDocument/2006/math" xmlns:v="urn:schemas-microsoft-com:vml" xmlns:wp14="http://schemas.microsoft.com/office/word/2010/wordprocessingDrawing" xmlns:wp="http://schemas.openxmlformats.org/drawingml/2006/wordprocessingDrawing" xmlns:w10="urn:schemas-microsoft-com:office:word" xmlns:w="http://schemas.openxmlformats.org/wordprocessingml/2006/main" xmlns:w14="http://schemas.microsoft.com/office/word/2010/wordml" xmlns:w15="http://schemas.microsoft.com/office/word/2012/wordml" xmlns:w16cex="http://schemas.microsoft.com/office/word/2018/wordml/cex" xmlns:w16cid="http://schemas.microsoft.com/office/word/2016/wordml/cid" xmlns:w16="http://schemas.microsoft.com/office/word/2018/wordml" xmlns:w16du="http://schemas.microsoft.com/office/word/2023/wordml/word16du" xmlns:w16sdtdh="http://schemas.microsoft.com/office/word/2020/wordml/sdtdatahash" xmlns:w16sdtfl="http://schemas.microsoft.com/office/word/2024/wordml/sdtformatlock" xmlns:w16se="http://schemas.microsoft.com/office/word/2015/wordml/symex" xmlns:wpg="http://schemas.microsoft.com/office/word/2010/wordprocessingGroup" xmlns:wpi="http://schemas.microsoft.com/office/word/2010/wordprocessingInk" xmlns:wne="http://schemas.microsoft.com/office/word/2006/wordml" xmlns:wps="http://schemas.microsoft.com/office/word/2010/wordprocessingShape" mc:Ignorable="w14 w15 w16se w16cid w16 w16cex w16sdtdh w16sdtfl w16du wp14">
-  <w:comment w:id="0" w:author="Claude" w:date="2026-09-28T04:51:49Z" w:initials="CL">
+  <w:comment w:id="0" w:author="Claude" w:date="2026-09-28T08:45:35Z" w:initials="CL">
     <w:p>
       <w:r>
         <w:rPr>
@@ -16060,7 +16398,7 @@
       </w:r>
     </w:p>
   </w:comment>
-  <w:comment w:id="1" w:author="Claude" w:date="2026-09-28T04:51:49Z" w:initials="CL">
+  <w:comment w:id="1" w:author="Claude" w:date="2026-09-28T08:45:35Z" w:initials="CL">
     <w:p>
       <w:r>
         <w:rPr>
@@ -16078,7 +16416,7 @@
       </w:r>
     </w:p>
   </w:comment>
-  <w:comment w:id="2" w:author="Claude" w:date="2026-09-28T04:51:49Z" w:initials="CL">
+  <w:comment w:id="2" w:author="Claude" w:date="2026-09-28T08:45:35Z" w:initials="CL">
     <w:p>
       <w:r>
         <w:rPr>
@@ -16092,11 +16430,11 @@
           <w:sz w:val="20"/>
           <w:szCs w:val="20"/>
         </w:rPr>
-        <w:t xml:space="preserve">別紙2は第54期（2025年9月期）決算報告書からの抜粋で、2頁目に参考として株式会社アピシウスの第2期（2025年12月期）を別枠で掲載しています。期末後の増資により資本金欄（437,169千円）と別紙2の期末資本金が異なるため、両方に注記を入れました。</w:t>
+        <w:t xml:space="preserve">別紙2は第54期（2025年9月期）決算報告書からの抜粋で、2頁目に参考として株式会社アピシウスの第2期（2025年12月期）を別枠で掲載しています。期末後の増資により資本金欄と別紙2の期末資本金が異なるため、両方に注記を入れました。</w:t>
       </w:r>
     </w:p>
   </w:comment>
-  <w:comment w:id="3" w:author="Claude" w:date="2026-09-28T04:51:50Z" w:initials="CL">
+  <w:comment w:id="3" w:author="Claude" w:date="2026-09-28T08:45:35Z" w:initials="CL">
     <w:p>
       <w:r>
         <w:rPr>
@@ -16110,11 +16448,11 @@
           <w:sz w:val="20"/>
           <w:szCs w:val="20"/>
         </w:rPr>
-        <w:t xml:space="preserve">デロイトが示した岸田様の5つのご確認事項に1対1で答える要旨です。岸田様が最初に読む2項の末尾に置き、詳細は各項に振り分けています。</w:t>
+        <w:t xml:space="preserve">デロイトが示した岸田様の5つのご確認事項に1対1で答える要旨です。ご方針に合わせ、年数・回数・金額などの数値は外し、「後継料理長の確保後」などの条件と「協議のうえ決定」に置き換えています。</w:t>
       </w:r>
     </w:p>
   </w:comment>
-  <w:comment w:id="4" w:author="Claude" w:date="2026-09-28T04:51:50Z" w:initials="CL">
+  <w:comment w:id="4" w:author="Claude" w:date="2026-09-28T08:45:35Z" w:initials="CL">
     <w:p>
       <w:r>
         <w:rPr>
@@ -16128,11 +16466,11 @@
           <w:sz w:val="20"/>
           <w:szCs w:val="20"/>
         </w:rPr>
-        <w:t xml:space="preserve">ご指示どおり、ブティック店舗を後継料理長の確保後・物販（スイーツ）と並行とし、最優先は三つ星と後継料理長候補である旨を表の直後に明記しました。</w:t>
+        <w:t xml:space="preserve">未確定の事項を協議事項として一覧化しました。岸田様には「考えていない」ではなく「一緒に決める」と伝わり、当社は譲受後の選択肢を残せます。</w:t>
       </w:r>
     </w:p>
   </w:comment>
-  <w:comment w:id="5" w:author="Claude" w:date="2026-09-28T04:51:50Z" w:initials="CL">
+  <w:comment w:id="5" w:author="Claude" w:date="2026-09-28T08:45:35Z" w:initials="CL">
     <w:p>
       <w:r>
         <w:rPr>
@@ -16146,11 +16484,11 @@
           <w:sz w:val="20"/>
           <w:szCs w:val="20"/>
         </w:rPr>
-        <w:t xml:space="preserve">ご指示の会議体（月2回→1年後を目途に月1回、トラブル時は別途、全社員面談と週例は当社と現場）を反映しました。</w:t>
+        <w:t xml:space="preserve">従前の「減額を求めない」は、DDで想定外の未払残業等が見つかった場合にも減額できない約束になり得るため、「現時点で把握している範囲においては」を付けました。10項の⑧・⑯も同様です。</w:t>
       </w:r>
     </w:p>
   </w:comment>
-  <w:comment w:id="6" w:author="Claude" w:date="2026-09-28T04:51:50Z" w:initials="CL">
+  <w:comment w:id="6" w:author="Claude" w:date="2026-09-28T08:45:35Z" w:initials="CL">
     <w:p>
       <w:r>
         <w:rPr>
@@ -16164,11 +16502,29 @@
           <w:sz w:val="20"/>
           <w:szCs w:val="20"/>
         </w:rPr>
+        <w:t xml:space="preserve">「配当は借入返済に必要な範囲に限定」は譲受後のグループの資金管理を縛るため削除し、「当社が補填」は「必要な支援」に改めました。</w:t>
+      </w:r>
+    </w:p>
+  </w:comment>
+  <w:comment w:id="7" w:author="Claude" w:date="2026-09-28T08:45:35Z" w:initials="CL">
+    <w:p>
+      <w:r>
+        <w:rPr>
+          <w:rStyle w:val="CommentReference"/>
+        </w:rPr>
+        <w:annotationRef/>
+      </w:r>
+      <w:r>
+        <w:rPr>
+          <w:color w:val="000000"/>
+          <w:sz w:val="20"/>
+          <w:szCs w:val="20"/>
+        </w:rPr>
         <w:t xml:space="preserve">ひな型の「10月中の基本合意」に合わせて追加し、13項(4)④の独占交渉権のご要望と結びつけました。</w:t>
       </w:r>
     </w:p>
   </w:comment>
-  <w:comment w:id="7" w:author="Claude" w:date="2026-09-28T04:51:50Z" w:initials="CL">
+  <w:comment w:id="8" w:author="Claude" w:date="2026-09-28T08:45:36Z" w:initials="CL">
     <w:p>
       <w:r>
         <w:rPr>
@@ -16191,40 +16547,43 @@
 
 <file path=word/commentsExtended.xml><?xml version="1.0" encoding="utf-8"?>
 <w15:commentsEx xmlns:wpc="http://schemas.microsoft.com/office/word/2010/wordprocessingCanvas" xmlns:cx="http://schemas.microsoft.com/office/drawing/2014/chartex" xmlns:cx1="http://schemas.microsoft.com/office/drawing/2015/9/8/chartex" xmlns:cx2="http://schemas.microsoft.com/office/drawing/2015/10/21/chartex" xmlns:cx3="http://schemas.microsoft.com/office/drawing/2016/5/9/chartex" xmlns:cx4="http://schemas.microsoft.com/office/drawing/2016/5/10/chartex" xmlns:cx5="http://schemas.microsoft.com/office/drawing/2016/5/11/chartex" xmlns:cx6="http://schemas.microsoft.com/office/drawing/2016/5/12/chartex" xmlns:cx7="http://schemas.microsoft.com/office/drawing/2016/5/13/chartex" xmlns:cx8="http://schemas.microsoft.com/office/drawing/2016/5/14/chartex" xmlns:mc="http://schemas.openxmlformats.org/markup-compatibility/2006" xmlns:aink="http://schemas.microsoft.com/office/drawing/2016/ink" xmlns:am3d="http://schemas.microsoft.com/office/drawing/2017/model3d" xmlns:o="urn:schemas-microsoft-com:office:office" xmlns:oel="http://schemas.microsoft.com/office/2019/extlst" xmlns:r="http://schemas.openxmlformats.org/officeDocument/2006/relationships" xmlns:m="http://schemas.openxmlformats.org/officeDocument/2006/math" xmlns:v="urn:schemas-microsoft-com:vml" xmlns:wp14="http://schemas.microsoft.com/office/word/2010/wordprocessingDrawing" xmlns:wp="http://schemas.openxmlformats.org/drawingml/2006/wordprocessingDrawing" xmlns:w10="urn:schemas-microsoft-com:office:word" xmlns:w="http://schemas.openxmlformats.org/wordprocessingml/2006/main" xmlns:w14="http://schemas.microsoft.com/office/word/2010/wordml" xmlns:w15="http://schemas.microsoft.com/office/word/2012/wordml" xmlns:w16cex="http://schemas.microsoft.com/office/word/2018/wordml/cex" xmlns:w16cid="http://schemas.microsoft.com/office/word/2016/wordml/cid" xmlns:w16="http://schemas.microsoft.com/office/word/2018/wordml" xmlns:w16du="http://schemas.microsoft.com/office/word/2023/wordml/word16du" xmlns:w16sdtdh="http://schemas.microsoft.com/office/word/2020/wordml/sdtdatahash" xmlns:w16sdtfl="http://schemas.microsoft.com/office/word/2024/wordml/sdtformatlock" xmlns:w16se="http://schemas.microsoft.com/office/word/2015/wordml/symex" xmlns:wpg="http://schemas.microsoft.com/office/word/2010/wordprocessingGroup" xmlns:wpi="http://schemas.microsoft.com/office/word/2010/wordprocessingInk" xmlns:wne="http://schemas.microsoft.com/office/word/2006/wordml" xmlns:wps="http://schemas.microsoft.com/office/word/2010/wordprocessingShape" mc:Ignorable="w14 w15 w16se w16cid w16 w16cex w16sdtdh w16sdtfl w16du wp14">
-  <w15:commentEx w15:paraId="6BF5CD66" w15:done="0"/>
-  <w15:commentEx w15:paraId="404CB223" w15:done="0"/>
-  <w15:commentEx w15:paraId="7751182A" w15:done="0"/>
-  <w15:commentEx w15:paraId="68B8B2FE" w15:done="0"/>
-  <w15:commentEx w15:paraId="766C1067" w15:done="0"/>
-  <w15:commentEx w15:paraId="012070D2" w15:done="0"/>
-  <w15:commentEx w15:paraId="03D14CEE" w15:done="0"/>
-  <w15:commentEx w15:paraId="22277710" w15:done="0"/>
+  <w15:commentEx w15:paraId="6C37F99D" w15:done="0"/>
+  <w15:commentEx w15:paraId="3513E1F2" w15:done="0"/>
+  <w15:commentEx w15:paraId="21A590B7" w15:done="0"/>
+  <w15:commentEx w15:paraId="3D36EA24" w15:done="0"/>
+  <w15:commentEx w15:paraId="1201F348" w15:done="0"/>
+  <w15:commentEx w15:paraId="1734C554" w15:done="0"/>
+  <w15:commentEx w15:paraId="39FAA302" w15:done="0"/>
+  <w15:commentEx w15:paraId="4B356FE7" w15:done="0"/>
+  <w15:commentEx w15:paraId="09B9A64E" w15:done="0"/>
 </w15:commentsEx>
 </file>
 
 <file path=word/commentsExtensible.xml><?xml version="1.0" encoding="utf-8"?>
 <w16cex:commentsExtensible xmlns:wpc="http://schemas.microsoft.com/office/word/2010/wordprocessingCanvas" xmlns:cx="http://schemas.microsoft.com/office/drawing/2014/chartex" xmlns:cx1="http://schemas.microsoft.com/office/drawing/2015/9/8/chartex" xmlns:cx2="http://schemas.microsoft.com/office/drawing/2015/10/21/chartex" xmlns:cx3="http://schemas.microsoft.com/office/drawing/2016/5/9/chartex" xmlns:cx4="http://schemas.microsoft.com/office/drawing/2016/5/10/chartex" xmlns:cx5="http://schemas.microsoft.com/office/drawing/2016/5/11/chartex" xmlns:cx6="http://schemas.microsoft.com/office/drawing/2016/5/12/chartex" xmlns:cx7="http://schemas.microsoft.com/office/drawing/2016/5/13/chartex" xmlns:cx8="http://schemas.microsoft.com/office/drawing/2016/5/14/chartex" xmlns:mc="http://schemas.openxmlformats.org/markup-compatibility/2006" xmlns:aink="http://schemas.microsoft.com/office/drawing/2016/ink" xmlns:am3d="http://schemas.microsoft.com/office/drawing/2017/model3d" xmlns:o="urn:schemas-microsoft-com:office:office" xmlns:oel="http://schemas.microsoft.com/office/2019/extlst" xmlns:r="http://schemas.openxmlformats.org/officeDocument/2006/relationships" xmlns:m="http://schemas.openxmlformats.org/officeDocument/2006/math" xmlns:v="urn:schemas-microsoft-com:vml" xmlns:wp14="http://schemas.microsoft.com/office/word/2010/wordprocessingDrawing" xmlns:wp="http://schemas.openxmlformats.org/drawingml/2006/wordprocessingDrawing" xmlns:w10="urn:schemas-microsoft-com:office:word" xmlns:w="http://schemas.openxmlformats.org/wordprocessingml/2006/main" xmlns:w14="http://schemas.microsoft.com/office/word/2010/wordml" xmlns:w15="http://schemas.microsoft.com/office/word/2012/wordml" xmlns:w16cex="http://schemas.microsoft.com/office/word/2018/wordml/cex" xmlns:w16cid="http://schemas.microsoft.com/office/word/2016/wordml/cid" xmlns:w16="http://schemas.microsoft.com/office/word/2018/wordml" xmlns:w16du="http://schemas.microsoft.com/office/word/2023/wordml/word16du" xmlns:w16sdtdh="http://schemas.microsoft.com/office/word/2020/wordml/sdtdatahash" xmlns:w16sdtfl="http://schemas.microsoft.com/office/word/2024/wordml/sdtformatlock" xmlns:w16se="http://schemas.microsoft.com/office/word/2015/wordml/symex" xmlns:wpg="http://schemas.microsoft.com/office/word/2010/wordprocessingGroup" xmlns:wpi="http://schemas.microsoft.com/office/word/2010/wordprocessingInk" xmlns:wne="http://schemas.microsoft.com/office/word/2006/wordml" xmlns:wps="http://schemas.microsoft.com/office/word/2010/wordprocessingShape" xmlns:cr="http://schemas.microsoft.com/office/comments/2020/reactions" mc:Ignorable="w14 w15 w16se w16cid w16 w16cex w16sdtdh w16sdtfl cr w16du wp14">
-  <w16cex:commentExtensible w16cex:durableId="57596D77" w16cex:dateUtc="2026-09-28T04:51:49Z"/>
-  <w16cex:commentExtensible w16cex:durableId="44D3E0E3" w16cex:dateUtc="2026-09-28T04:51:49Z"/>
-  <w16cex:commentExtensible w16cex:durableId="1D069E62" w16cex:dateUtc="2026-09-28T04:51:49Z"/>
-  <w16cex:commentExtensible w16cex:durableId="1103071A" w16cex:dateUtc="2026-09-28T04:51:50Z"/>
-  <w16cex:commentExtensible w16cex:durableId="5FEB3C04" w16cex:dateUtc="2026-09-28T04:51:50Z"/>
-  <w16cex:commentExtensible w16cex:durableId="24FB1F67" w16cex:dateUtc="2026-09-28T04:51:50Z"/>
-  <w16cex:commentExtensible w16cex:durableId="63D0E250" w16cex:dateUtc="2026-09-28T04:51:50Z"/>
-  <w16cex:commentExtensible w16cex:durableId="479B61DB" w16cex:dateUtc="2026-09-28T04:51:50Z"/>
+  <w16cex:commentExtensible w16cex:durableId="4B88449E" w16cex:dateUtc="2026-09-28T08:45:35Z"/>
+  <w16cex:commentExtensible w16cex:durableId="4F00DA2C" w16cex:dateUtc="2026-09-28T08:45:35Z"/>
+  <w16cex:commentExtensible w16cex:durableId="42B12A5B" w16cex:dateUtc="2026-09-28T08:45:35Z"/>
+  <w16cex:commentExtensible w16cex:durableId="273FE595" w16cex:dateUtc="2026-09-28T08:45:35Z"/>
+  <w16cex:commentExtensible w16cex:durableId="58ED93AF" w16cex:dateUtc="2026-09-28T08:45:35Z"/>
+  <w16cex:commentExtensible w16cex:durableId="7DB766A8" w16cex:dateUtc="2026-09-28T08:45:35Z"/>
+  <w16cex:commentExtensible w16cex:durableId="6ED8B280" w16cex:dateUtc="2026-09-28T08:45:35Z"/>
+  <w16cex:commentExtensible w16cex:durableId="5858390F" w16cex:dateUtc="2026-09-28T08:45:35Z"/>
+  <w16cex:commentExtensible w16cex:durableId="0EADCE1F" w16cex:dateUtc="2026-09-28T08:45:36Z"/>
 </w16cex:commentsExtensible>
 </file>
 
 <file path=word/commentsIds.xml><?xml version="1.0" encoding="utf-8"?>
 <w16cid:commentsIds xmlns:wpc="http://schemas.microsoft.com/office/word/2010/wordprocessingCanvas" xmlns:cx="http://schemas.microsoft.com/office/drawing/2014/chartex" xmlns:cx1="http://schemas.microsoft.com/office/drawing/2015/9/8/chartex" xmlns:cx2="http://schemas.microsoft.com/office/drawing/2015/10/21/chartex" xmlns:cx3="http://schemas.microsoft.com/office/drawing/2016/5/9/chartex" xmlns:cx4="http://schemas.microsoft.com/office/drawing/2016/5/10/chartex" xmlns:cx5="http://schemas.microsoft.com/office/drawing/2016/5/11/chartex" xmlns:cx6="http://schemas.microsoft.com/office/drawing/2016/5/12/chartex" xmlns:cx7="http://schemas.microsoft.com/office/drawing/2016/5/13/chartex" xmlns:cx8="http://schemas.microsoft.com/office/drawing/2016/5/14/chartex" xmlns:mc="http://schemas.openxmlformats.org/markup-compatibility/2006" xmlns:aink="http://schemas.microsoft.com/office/drawing/2016/ink" xmlns:am3d="http://schemas.microsoft.com/office/drawing/2017/model3d" xmlns:o="urn:schemas-microsoft-com:office:office" xmlns:oel="http://schemas.microsoft.com/office/2019/extlst" xmlns:r="http://schemas.openxmlformats.org/officeDocument/2006/relationships" xmlns:m="http://schemas.openxmlformats.org/officeDocument/2006/math" xmlns:v="urn:schemas-microsoft-com:vml" xmlns:wp14="http://schemas.microsoft.com/office/word/2010/wordprocessingDrawing" xmlns:wp="http://schemas.openxmlformats.org/drawingml/2006/wordprocessingDrawing" xmlns:w10="urn:schemas-microsoft-com:office:word" xmlns:w="http://schemas.openxmlformats.org/wordprocessingml/2006/main" xmlns:w14="http://schemas.microsoft.com/office/word/2010/wordml" xmlns:w15="http://schemas.microsoft.com/office/word/2012/wordml" xmlns:w16cex="http://schemas.microsoft.com/office/word/2018/wordml/cex" xmlns:w16cid="http://schemas.microsoft.com/office/word/2016/wordml/cid" xmlns:w16="http://schemas.microsoft.com/office/word/2018/wordml" xmlns:w16du="http://schemas.microsoft.com/office/word/2023/wordml/word16du" xmlns:w16sdtdh="http://schemas.microsoft.com/office/word/2020/wordml/sdtdatahash" xmlns:w16sdtfl="http://schemas.microsoft.com/office/word/2024/wordml/sdtformatlock" xmlns:w16se="http://schemas.microsoft.com/office/word/2015/wordml/symex" xmlns:wpg="http://schemas.microsoft.com/office/word/2010/wordprocessingGroup" xmlns:wpi="http://schemas.microsoft.com/office/word/2010/wordprocessingInk" xmlns:wne="http://schemas.microsoft.com/office/word/2006/wordml" xmlns:wps="http://schemas.microsoft.com/office/word/2010/wordprocessingShape" mc:Ignorable="w14 w15 w16se w16cid w16 w16cex w16sdtdh w16sdtfl w16du wp14">
-  <w16cid:commentId w16cid:paraId="6BF5CD66" w16cid:durableId="57596D77"/>
-  <w16cid:commentId w16cid:paraId="404CB223" w16cid:durableId="44D3E0E3"/>
-  <w16cid:commentId w16cid:paraId="7751182A" w16cid:durableId="1D069E62"/>
-  <w16cid:commentId w16cid:paraId="68B8B2FE" w16cid:durableId="1103071A"/>
-  <w16cid:commentId w16cid:paraId="766C1067" w16cid:durableId="5FEB3C04"/>
-  <w16cid:commentId w16cid:paraId="012070D2" w16cid:durableId="24FB1F67"/>
-  <w16cid:commentId w16cid:paraId="03D14CEE" w16cid:durableId="63D0E250"/>
-  <w16cid:commentId w16cid:paraId="22277710" w16cid:durableId="479B61DB"/>
+  <w16cid:commentId w16cid:paraId="6C37F99D" w16cid:durableId="4B88449E"/>
+  <w16cid:commentId w16cid:paraId="3513E1F2" w16cid:durableId="4F00DA2C"/>
+  <w16cid:commentId w16cid:paraId="21A590B7" w16cid:durableId="42B12A5B"/>
+  <w16cid:commentId w16cid:paraId="3D36EA24" w16cid:durableId="273FE595"/>
+  <w16cid:commentId w16cid:paraId="1201F348" w16cid:durableId="58ED93AF"/>
+  <w16cid:commentId w16cid:paraId="1734C554" w16cid:durableId="7DB766A8"/>
+  <w16cid:commentId w16cid:paraId="39FAA302" w16cid:durableId="6ED8B280"/>
+  <w16cid:commentId w16cid:paraId="4B356FE7" w16cid:durableId="5858390F"/>
+  <w16cid:commentId w16cid:paraId="09B9A64E" w16cid:durableId="0EADCE1F"/>
 </w16cid:commentsIds>
 </file>
 
